--- a/extension/src/public/qrCodes.docx
+++ b/extension/src/public/qrCodes.docx
@@ -1,6 +1,6 @@
 
 <file path=word/document.xml><?xml version="1.0" encoding="utf-8"?>
-<w:document xmlns:wpc="http://schemas.microsoft.com/office/word/2010/wordprocessingCanvas" xmlns:mc="http://schemas.openxmlformats.org/markup-compatibility/2006" xmlns:o="urn:schemas-microsoft-com:office:office" xmlns:r="http://schemas.openxmlformats.org/officeDocument/2006/relationships" xmlns:m="http://schemas.openxmlformats.org/officeDocument/2006/math" xmlns:v="urn:schemas-microsoft-com:vml" xmlns:wp14="http://schemas.microsoft.com/office/word/2010/wordprocessingDrawing" xmlns:wp="http://schemas.openxmlformats.org/drawingml/2006/wordprocessingDrawing" xmlns:w="http://schemas.openxmlformats.org/wordprocessingml/2006/main" xmlns:w14="http://schemas.microsoft.com/office/word/2010/wordml" xmlns:w10="urn:schemas-microsoft-com:office:word" xmlns:w15="http://schemas.microsoft.com/office/word/2012/wordml" xmlns:wpg="http://schemas.microsoft.com/office/word/2010/wordprocessingGroup" xmlns:wpi="http://schemas.microsoft.com/office/word/2010/wordprocessingInk" xmlns:wne="http://schemas.microsoft.com/office/word/2006/wordml" xmlns:wps="http://schemas.microsoft.com/office/word/2010/wordprocessingShape" xmlns:wpsCustomData="http://www.wps.cn/officeDocument/2013/wpsCustomData" mc:Ignorable="w14 w15 wp14">
+<w:document xmlns:wpc="http://schemas.microsoft.com/office/word/2010/wordprocessingCanvas" xmlns:cx="http://schemas.microsoft.com/office/drawing/2014/chartex" xmlns:cx1="http://schemas.microsoft.com/office/drawing/2015/9/8/chartex" xmlns:cx2="http://schemas.microsoft.com/office/drawing/2015/10/21/chartex" xmlns:cx3="http://schemas.microsoft.com/office/drawing/2016/5/9/chartex" xmlns:cx4="http://schemas.microsoft.com/office/drawing/2016/5/10/chartex" xmlns:cx5="http://schemas.microsoft.com/office/drawing/2016/5/11/chartex" xmlns:cx6="http://schemas.microsoft.com/office/drawing/2016/5/12/chartex" xmlns:cx7="http://schemas.microsoft.com/office/drawing/2016/5/13/chartex" xmlns:cx8="http://schemas.microsoft.com/office/drawing/2016/5/14/chartex" xmlns:mc="http://schemas.openxmlformats.org/markup-compatibility/2006" xmlns:o="urn:schemas-microsoft-com:office:office" xmlns:r="http://schemas.openxmlformats.org/officeDocument/2006/relationships" xmlns:m="http://schemas.openxmlformats.org/officeDocument/2006/math" xmlns:v="urn:schemas-microsoft-com:vml" xmlns:wp14="http://schemas.microsoft.com/office/word/2010/wordprocessingDrawing" xmlns:wp="http://schemas.openxmlformats.org/drawingml/2006/wordprocessingDrawing" xmlns:w="http://schemas.openxmlformats.org/wordprocessingml/2006/main" xmlns:w14="http://schemas.microsoft.com/office/word/2010/wordml" xmlns:w10="urn:schemas-microsoft-com:office:word" xmlns:w15="http://schemas.microsoft.com/office/word/2012/wordml" xmlns:wpg="http://schemas.microsoft.com/office/word/2010/wordprocessingGroup" xmlns:wpi="http://schemas.microsoft.com/office/word/2010/wordprocessingInk" xmlns:wne="http://schemas.microsoft.com/office/word/2006/wordml" xmlns:wps="http://schemas.microsoft.com/office/word/2010/wordprocessingShape" xmlns:wpsCustomData="http://www.wps.cn/officeDocument/2013/wpsCustomData" mc:Ignorable="w14 w15 wp14">
   <w:body>
     <w:tbl>
       <w:tblPr>
@@ -77,21 +77,27 @@
               <w:ind w:right="0"/>
               <w:jc w:val="center"/>
               <w:rPr>
-                <w:b/>
-                <w:sz w:val="28"/>
-              </w:rPr>
-            </w:pPr>
-            <w:r>
-              <w:rPr>
-                <w:b/>
-                <w:sz w:val="28"/>
+                <w:rFonts w:hint="default" w:ascii="Arial" w:hAnsi="Arial" w:cs="Arial"/>
+                <w:b/>
+                <w:sz w:val="24"/>
+                <w:szCs w:val="24"/>
+              </w:rPr>
+            </w:pPr>
+            <w:r>
+              <w:rPr>
+                <w:rFonts w:hint="default" w:ascii="Arial" w:hAnsi="Arial" w:cs="Arial"/>
+                <w:b/>
+                <w:sz w:val="24"/>
+                <w:szCs w:val="24"/>
               </w:rPr>
               <w:br w:type="textWrapping"/>
             </w:r>
             <w:r>
               <w:rPr>
-                <w:b/>
-                <w:sz w:val="28"/>
+                <w:rFonts w:hint="default" w:ascii="Arial" w:hAnsi="Arial" w:cs="Arial"/>
+                <w:b/>
+                <w:sz w:val="24"/>
+                <w:szCs w:val="24"/>
               </w:rPr>
               <w:drawing>
                 <wp:inline distT="0" distB="0" distL="114300" distR="114300">
@@ -138,14 +144,18 @@
               <w:spacing w:after="0" w:line="240" w:lineRule="auto"/>
               <w:jc w:val="center"/>
               <w:rPr>
-                <w:b/>
-                <w:sz w:val="28"/>
-              </w:rPr>
-            </w:pPr>
-            <w:r>
-              <w:rPr>
-                <w:b/>
-                <w:sz w:val="28"/>
+                <w:rFonts w:hint="default" w:ascii="Arial" w:hAnsi="Arial" w:cs="Arial"/>
+                <w:b/>
+                <w:sz w:val="24"/>
+                <w:szCs w:val="24"/>
+              </w:rPr>
+            </w:pPr>
+            <w:r>
+              <w:rPr>
+                <w:rFonts w:hint="default" w:ascii="Arial" w:hAnsi="Arial" w:cs="Arial"/>
+                <w:b/>
+                <w:sz w:val="24"/>
+                <w:szCs w:val="24"/>
               </w:rPr>
               <w:t>Выдать все (+1 пакет M)</w:t>
             </w:r>
@@ -155,8 +165,10 @@
               <w:spacing w:after="0" w:line="240" w:lineRule="auto"/>
               <w:jc w:val="center"/>
               <w:rPr>
-                <w:b/>
-                <w:sz w:val="28"/>
+                <w:rFonts w:hint="default" w:ascii="Arial" w:hAnsi="Arial" w:cs="Arial"/>
+                <w:b/>
+                <w:sz w:val="24"/>
+                <w:szCs w:val="24"/>
               </w:rPr>
             </w:pPr>
           </w:p>
@@ -182,8 +194,18 @@
             <w:pPr>
               <w:spacing w:after="0" w:line="240" w:lineRule="auto"/>
               <w:jc w:val="center"/>
-            </w:pPr>
-            <w:r>
+              <w:rPr>
+                <w:rFonts w:hint="default" w:ascii="Arial" w:hAnsi="Arial" w:cs="Arial"/>
+                <w:sz w:val="24"/>
+                <w:szCs w:val="24"/>
+              </w:rPr>
+            </w:pPr>
+            <w:r>
+              <w:rPr>
+                <w:rFonts w:hint="default" w:ascii="Arial" w:hAnsi="Arial" w:cs="Arial"/>
+                <w:sz w:val="24"/>
+                <w:szCs w:val="24"/>
+              </w:rPr>
               <w:drawing>
                 <wp:inline distT="0" distB="0" distL="114300" distR="114300">
                   <wp:extent cx="822960" cy="822960"/>
@@ -224,14 +246,18 @@
               <w:spacing w:after="0" w:line="240" w:lineRule="auto"/>
               <w:jc w:val="center"/>
               <w:rPr>
-                <w:b/>
-                <w:sz w:val="28"/>
-              </w:rPr>
-            </w:pPr>
-            <w:r>
-              <w:rPr>
-                <w:b/>
-                <w:sz w:val="28"/>
+                <w:rFonts w:hint="default" w:ascii="Arial" w:hAnsi="Arial" w:cs="Arial"/>
+                <w:b/>
+                <w:sz w:val="24"/>
+                <w:szCs w:val="24"/>
+              </w:rPr>
+            </w:pPr>
+            <w:r>
+              <w:rPr>
+                <w:rFonts w:hint="default" w:ascii="Arial" w:hAnsi="Arial" w:cs="Arial"/>
+                <w:b/>
+                <w:sz w:val="24"/>
+                <w:szCs w:val="24"/>
               </w:rPr>
               <w:t>Оплатить заказ (+ 1 пакет M)</w:t>
             </w:r>
@@ -262,14 +288,18 @@
               <w:spacing w:after="0" w:line="240" w:lineRule="auto"/>
               <w:jc w:val="center"/>
               <w:rPr>
-                <w:b/>
-                <w:sz w:val="28"/>
-              </w:rPr>
-            </w:pPr>
-            <w:r>
-              <w:rPr>
-                <w:b/>
-                <w:sz w:val="28"/>
+                <w:rFonts w:hint="default" w:ascii="Arial" w:hAnsi="Arial" w:cs="Arial"/>
+                <w:b/>
+                <w:sz w:val="24"/>
+                <w:szCs w:val="24"/>
+              </w:rPr>
+            </w:pPr>
+            <w:r>
+              <w:rPr>
+                <w:rFonts w:hint="default" w:ascii="Arial" w:hAnsi="Arial" w:cs="Arial"/>
+                <w:b/>
+                <w:sz w:val="24"/>
+                <w:szCs w:val="24"/>
               </w:rPr>
               <w:drawing>
                 <wp:inline distT="0" distB="0" distL="114300" distR="114300">
@@ -316,14 +346,18 @@
               <w:spacing w:after="0" w:line="240" w:lineRule="auto"/>
               <w:jc w:val="center"/>
               <w:rPr>
-                <w:b/>
-                <w:sz w:val="28"/>
-              </w:rPr>
-            </w:pPr>
-            <w:r>
-              <w:rPr>
-                <w:b/>
-                <w:sz w:val="28"/>
+                <w:rFonts w:hint="default" w:ascii="Arial" w:hAnsi="Arial" w:cs="Arial"/>
+                <w:b/>
+                <w:sz w:val="24"/>
+                <w:szCs w:val="24"/>
+              </w:rPr>
+            </w:pPr>
+            <w:r>
+              <w:rPr>
+                <w:rFonts w:hint="default" w:ascii="Arial" w:hAnsi="Arial" w:cs="Arial"/>
+                <w:b/>
+                <w:sz w:val="24"/>
+                <w:szCs w:val="24"/>
               </w:rPr>
               <w:t>Выдать заказ (+1 пакет M)</w:t>
             </w:r>
@@ -374,14 +408,26 @@
               <w:ind w:right="0"/>
               <w:jc w:val="center"/>
               <w:rPr>
-                <w:b/>
-                <w:sz w:val="28"/>
-              </w:rPr>
-            </w:pPr>
-            <w:r>
+                <w:rFonts w:hint="default" w:ascii="Arial" w:hAnsi="Arial" w:cs="Arial"/>
+                <w:b/>
+                <w:sz w:val="24"/>
+                <w:szCs w:val="24"/>
+              </w:rPr>
+            </w:pPr>
+            <w:r>
+              <w:rPr>
+                <w:rFonts w:hint="default" w:ascii="Arial" w:hAnsi="Arial" w:cs="Arial"/>
+                <w:sz w:val="24"/>
+                <w:szCs w:val="24"/>
+              </w:rPr>
               <w:br w:type="textWrapping"/>
             </w:r>
             <w:r>
+              <w:rPr>
+                <w:rFonts w:hint="default" w:ascii="Arial" w:hAnsi="Arial" w:cs="Arial"/>
+                <w:sz w:val="24"/>
+                <w:szCs w:val="24"/>
+              </w:rPr>
               <w:drawing>
                 <wp:inline distT="0" distB="0" distL="114300" distR="114300">
                   <wp:extent cx="822960" cy="822960"/>
@@ -422,18 +468,27 @@
               <w:spacing w:after="0" w:line="240" w:lineRule="auto"/>
               <w:ind w:right="0"/>
               <w:jc w:val="center"/>
-            </w:pPr>
-            <w:r>
-              <w:rPr>
-                <w:b/>
-                <w:sz w:val="28"/>
+              <w:rPr>
+                <w:rFonts w:hint="default" w:ascii="Arial" w:hAnsi="Arial" w:cs="Arial"/>
+                <w:sz w:val="24"/>
+                <w:szCs w:val="24"/>
+              </w:rPr>
+            </w:pPr>
+            <w:r>
+              <w:rPr>
+                <w:rFonts w:hint="default" w:ascii="Arial" w:hAnsi="Arial" w:cs="Arial"/>
+                <w:b/>
+                <w:sz w:val="24"/>
+                <w:szCs w:val="24"/>
               </w:rPr>
               <w:t>Выдать все (+1 пакет L)</w:t>
             </w:r>
             <w:r>
               <w:rPr>
-                <w:b/>
-                <w:sz w:val="28"/>
+                <w:rFonts w:hint="default" w:ascii="Arial" w:hAnsi="Arial" w:cs="Arial"/>
+                <w:b/>
+                <w:sz w:val="24"/>
+                <w:szCs w:val="24"/>
               </w:rPr>
               <w:br w:type="textWrapping"/>
             </w:r>
@@ -460,8 +515,18 @@
             <w:pPr>
               <w:spacing w:after="0" w:line="240" w:lineRule="auto"/>
               <w:jc w:val="center"/>
-            </w:pPr>
-            <w:r>
+              <w:rPr>
+                <w:rFonts w:hint="default" w:ascii="Arial" w:hAnsi="Arial" w:cs="Arial"/>
+                <w:sz w:val="24"/>
+                <w:szCs w:val="24"/>
+              </w:rPr>
+            </w:pPr>
+            <w:r>
+              <w:rPr>
+                <w:rFonts w:hint="default" w:ascii="Arial" w:hAnsi="Arial" w:cs="Arial"/>
+                <w:sz w:val="24"/>
+                <w:szCs w:val="24"/>
+              </w:rPr>
               <w:drawing>
                 <wp:inline distT="0" distB="0" distL="114300" distR="114300">
                   <wp:extent cx="822960" cy="822960"/>
@@ -502,14 +567,18 @@
               <w:spacing w:after="0" w:line="240" w:lineRule="auto"/>
               <w:jc w:val="center"/>
               <w:rPr>
-                <w:b/>
-                <w:sz w:val="28"/>
-              </w:rPr>
-            </w:pPr>
-            <w:r>
-              <w:rPr>
-                <w:b/>
-                <w:sz w:val="28"/>
+                <w:rFonts w:hint="default" w:ascii="Arial" w:hAnsi="Arial" w:cs="Arial"/>
+                <w:b/>
+                <w:sz w:val="24"/>
+                <w:szCs w:val="24"/>
+              </w:rPr>
+            </w:pPr>
+            <w:r>
+              <w:rPr>
+                <w:rFonts w:hint="default" w:ascii="Arial" w:hAnsi="Arial" w:cs="Arial"/>
+                <w:b/>
+                <w:sz w:val="24"/>
+                <w:szCs w:val="24"/>
               </w:rPr>
               <w:t>Оплатить заказ (+ 1 пакет L)</w:t>
             </w:r>
@@ -537,11 +606,18 @@
               <w:spacing w:after="0" w:line="240" w:lineRule="auto"/>
               <w:jc w:val="center"/>
               <w:rPr>
-                <w:b/>
-                <w:sz w:val="28"/>
-              </w:rPr>
-            </w:pPr>
-            <w:r>
+                <w:rFonts w:hint="default" w:ascii="Arial" w:hAnsi="Arial" w:cs="Arial"/>
+                <w:b/>
+                <w:sz w:val="24"/>
+                <w:szCs w:val="24"/>
+              </w:rPr>
+            </w:pPr>
+            <w:r>
+              <w:rPr>
+                <w:rFonts w:hint="default" w:ascii="Arial" w:hAnsi="Arial" w:cs="Arial"/>
+                <w:sz w:val="24"/>
+                <w:szCs w:val="24"/>
+              </w:rPr>
               <w:drawing>
                 <wp:inline distT="0" distB="0" distL="114300" distR="114300">
                   <wp:extent cx="822960" cy="822960"/>
@@ -581,11 +657,18 @@
             <w:pPr>
               <w:spacing w:after="0" w:line="240" w:lineRule="auto"/>
               <w:jc w:val="center"/>
-            </w:pPr>
-            <w:r>
-              <w:rPr>
-                <w:b/>
-                <w:sz w:val="28"/>
+              <w:rPr>
+                <w:rFonts w:hint="default" w:ascii="Arial" w:hAnsi="Arial" w:cs="Arial"/>
+                <w:sz w:val="24"/>
+                <w:szCs w:val="24"/>
+              </w:rPr>
+            </w:pPr>
+            <w:r>
+              <w:rPr>
+                <w:rFonts w:hint="default" w:ascii="Arial" w:hAnsi="Arial" w:cs="Arial"/>
+                <w:b/>
+                <w:sz w:val="24"/>
+                <w:szCs w:val="24"/>
               </w:rPr>
               <w:t>Выдать заказ (+1 пакет L)</w:t>
             </w:r>
@@ -635,14 +718,18 @@
               <w:spacing w:after="0" w:line="240" w:lineRule="auto"/>
               <w:jc w:val="center"/>
               <w:rPr>
-                <w:b/>
-                <w:sz w:val="28"/>
-              </w:rPr>
-            </w:pPr>
-            <w:r>
-              <w:rPr>
-                <w:b/>
-                <w:sz w:val="28"/>
+                <w:rFonts w:hint="default" w:ascii="Arial" w:hAnsi="Arial" w:cs="Arial"/>
+                <w:b/>
+                <w:sz w:val="24"/>
+                <w:szCs w:val="24"/>
+              </w:rPr>
+            </w:pPr>
+            <w:r>
+              <w:rPr>
+                <w:rFonts w:hint="default" w:ascii="Arial" w:hAnsi="Arial" w:cs="Arial"/>
+                <w:b/>
+                <w:sz w:val="24"/>
+                <w:szCs w:val="24"/>
               </w:rPr>
               <w:drawing>
                 <wp:inline distT="0" distB="0" distL="114300" distR="114300">
@@ -685,14 +772,19 @@
               <w:spacing w:after="0" w:line="240" w:lineRule="auto"/>
               <w:jc w:val="center"/>
               <w:rPr>
-                <w:b/>
-                <w:sz w:val="28"/>
-              </w:rPr>
-            </w:pPr>
-            <w:r>
-              <w:rPr>
-                <w:b/>
-                <w:sz w:val="28"/>
+                <w:rFonts w:hint="default" w:ascii="Arial" w:hAnsi="Arial" w:cs="Arial"/>
+                <w:b/>
+                <w:sz w:val="24"/>
+                <w:szCs w:val="24"/>
+                <w:lang w:val="en-US"/>
+              </w:rPr>
+            </w:pPr>
+            <w:r>
+              <w:rPr>
+                <w:rFonts w:hint="default" w:ascii="Arial" w:hAnsi="Arial" w:cs="Arial"/>
+                <w:b/>
+                <w:sz w:val="24"/>
+                <w:szCs w:val="24"/>
               </w:rPr>
               <w:t>Выдать все (без пакета)</w:t>
             </w:r>
@@ -719,8 +811,18 @@
             <w:pPr>
               <w:spacing w:after="0" w:line="240" w:lineRule="auto"/>
               <w:jc w:val="center"/>
-            </w:pPr>
-            <w:r>
+              <w:rPr>
+                <w:rFonts w:hint="default" w:ascii="Arial" w:hAnsi="Arial" w:cs="Arial"/>
+                <w:sz w:val="24"/>
+                <w:szCs w:val="24"/>
+              </w:rPr>
+            </w:pPr>
+            <w:r>
+              <w:rPr>
+                <w:rFonts w:hint="default" w:ascii="Arial" w:hAnsi="Arial" w:cs="Arial"/>
+                <w:sz w:val="24"/>
+                <w:szCs w:val="24"/>
+              </w:rPr>
               <w:drawing>
                 <wp:inline distT="0" distB="0" distL="114300" distR="114300">
                   <wp:extent cx="822960" cy="822960"/>
@@ -760,11 +862,18 @@
             <w:pPr>
               <w:spacing w:after="0" w:line="240" w:lineRule="auto"/>
               <w:jc w:val="center"/>
-            </w:pPr>
-            <w:r>
-              <w:rPr>
-                <w:b/>
-                <w:sz w:val="28"/>
+              <w:rPr>
+                <w:rFonts w:hint="default" w:ascii="Arial" w:hAnsi="Arial" w:cs="Arial"/>
+                <w:sz w:val="24"/>
+                <w:szCs w:val="24"/>
+              </w:rPr>
+            </w:pPr>
+            <w:r>
+              <w:rPr>
+                <w:rFonts w:hint="default" w:ascii="Arial" w:hAnsi="Arial" w:cs="Arial"/>
+                <w:b/>
+                <w:sz w:val="24"/>
+                <w:szCs w:val="24"/>
               </w:rPr>
               <w:t>Оплатить заказ (без пакета)</w:t>
             </w:r>
@@ -792,14 +901,18 @@
               <w:spacing w:after="0" w:line="240" w:lineRule="auto"/>
               <w:jc w:val="center"/>
               <w:rPr>
-                <w:b/>
-                <w:sz w:val="28"/>
-              </w:rPr>
-            </w:pPr>
-            <w:r>
-              <w:rPr>
-                <w:b/>
-                <w:sz w:val="28"/>
+                <w:rFonts w:hint="default" w:ascii="Arial" w:hAnsi="Arial" w:cs="Arial"/>
+                <w:b/>
+                <w:sz w:val="24"/>
+                <w:szCs w:val="24"/>
+              </w:rPr>
+            </w:pPr>
+            <w:r>
+              <w:rPr>
+                <w:rFonts w:hint="default" w:ascii="Arial" w:hAnsi="Arial" w:cs="Arial"/>
+                <w:b/>
+                <w:sz w:val="24"/>
+                <w:szCs w:val="24"/>
               </w:rPr>
               <w:drawing>
                 <wp:inline distT="0" distB="0" distL="114300" distR="114300">
@@ -842,14 +955,18 @@
               <w:spacing w:after="0" w:line="240" w:lineRule="auto"/>
               <w:jc w:val="center"/>
               <w:rPr>
-                <w:b/>
-                <w:sz w:val="28"/>
-              </w:rPr>
-            </w:pPr>
-            <w:r>
-              <w:rPr>
-                <w:b/>
-                <w:sz w:val="28"/>
+                <w:rFonts w:hint="default" w:ascii="Arial" w:hAnsi="Arial" w:cs="Arial"/>
+                <w:b/>
+                <w:sz w:val="24"/>
+                <w:szCs w:val="24"/>
+              </w:rPr>
+            </w:pPr>
+            <w:r>
+              <w:rPr>
+                <w:rFonts w:hint="default" w:ascii="Arial" w:hAnsi="Arial" w:cs="Arial"/>
+                <w:b/>
+                <w:sz w:val="24"/>
+                <w:szCs w:val="24"/>
               </w:rPr>
               <w:t>Выдать заказ (без пакета)</w:t>
             </w:r>
@@ -898,8 +1015,380 @@
             <w:pPr>
               <w:spacing w:after="0" w:line="240" w:lineRule="auto"/>
               <w:jc w:val="center"/>
-            </w:pPr>
-            <w:r>
+              <w:rPr>
+                <w:rFonts w:hint="default" w:ascii="Arial" w:hAnsi="Arial" w:cs="Arial"/>
+                <w:sz w:val="24"/>
+                <w:szCs w:val="24"/>
+              </w:rPr>
+            </w:pPr>
+            <w:r>
+              <w:rPr>
+                <w:rFonts w:hint="default" w:ascii="Arial" w:hAnsi="Arial" w:cs="Arial"/>
+                <w:sz w:val="24"/>
+                <w:szCs w:val="24"/>
+              </w:rPr>
+              <w:drawing>
+                <wp:inline distT="0" distB="0" distL="114300" distR="114300">
+                  <wp:extent cx="822960" cy="822960"/>
+                  <wp:effectExtent l="0" t="0" r="15240" b="15240"/>
+                  <wp:docPr id="1" name="Изображение 1"/>
+                  <wp:cNvGraphicFramePr>
+                    <a:graphicFrameLocks xmlns:a="http://schemas.openxmlformats.org/drawingml/2006/main" noChangeAspect="1"/>
+                  </wp:cNvGraphicFramePr>
+                  <a:graphic xmlns:a="http://schemas.openxmlformats.org/drawingml/2006/main">
+                    <a:graphicData uri="http://schemas.openxmlformats.org/drawingml/2006/picture">
+                      <pic:pic xmlns:pic="http://schemas.openxmlformats.org/drawingml/2006/picture">
+                        <pic:nvPicPr>
+                          <pic:cNvPr id="1" name="Изображение 1"/>
+                          <pic:cNvPicPr>
+                            <a:picLocks noChangeAspect="1"/>
+                          </pic:cNvPicPr>
+                        </pic:nvPicPr>
+                        <pic:blipFill>
+                          <a:blip r:embed="rId15"/>
+                          <a:stretch>
+                            <a:fillRect/>
+                          </a:stretch>
+                        </pic:blipFill>
+                        <pic:spPr>
+                          <a:xfrm>
+                            <a:off x="0" y="0"/>
+                            <a:ext cx="822960" cy="822960"/>
+                          </a:xfrm>
+                          <a:prstGeom prst="rect">
+                            <a:avLst/>
+                          </a:prstGeom>
+                          <a:noFill/>
+                          <a:ln>
+                            <a:noFill/>
+                          </a:ln>
+                        </pic:spPr>
+                      </pic:pic>
+                    </a:graphicData>
+                  </a:graphic>
+                </wp:inline>
+              </w:drawing>
+            </w:r>
+          </w:p>
+          <w:p>
+            <w:pPr>
+              <w:spacing w:after="0" w:line="240" w:lineRule="auto"/>
+              <w:jc w:val="center"/>
+              <w:rPr>
+                <w:rFonts w:hint="default" w:ascii="Arial" w:hAnsi="Arial" w:cs="Arial"/>
+                <w:sz w:val="24"/>
+                <w:szCs w:val="24"/>
+                <w:lang w:val="ru-RU"/>
+              </w:rPr>
+            </w:pPr>
+            <w:r>
+              <w:rPr>
+                <w:rFonts w:hint="default" w:ascii="Arial" w:hAnsi="Arial" w:cs="Arial"/>
+                <w:b/>
+                <w:sz w:val="24"/>
+                <w:szCs w:val="24"/>
+                <w:lang w:val="ru-RU"/>
+              </w:rPr>
+              <w:t>Выдать все (авто)</w:t>
+            </w:r>
+          </w:p>
+        </w:tc>
+        <w:tc>
+          <w:tcPr>
+            <w:tcW w:w="3885" w:type="dxa"/>
+            <w:tcBorders>
+              <w:top w:val="single" w:color="000000" w:sz="4" w:space="0"/>
+              <w:left w:val="single" w:color="000000" w:sz="4" w:space="0"/>
+              <w:bottom w:val="single" w:color="000000" w:sz="4" w:space="0"/>
+              <w:right w:val="single" w:color="000000" w:sz="4" w:space="0"/>
+            </w:tcBorders>
+            <w:tcMar>
+              <w:top w:w="0" w:type="dxa"/>
+              <w:left w:w="108" w:type="dxa"/>
+              <w:bottom w:w="0" w:type="dxa"/>
+              <w:right w:w="108" w:type="dxa"/>
+            </w:tcMar>
+            <w:vAlign w:val="center"/>
+          </w:tcPr>
+          <w:p>
+            <w:pPr>
+              <w:spacing w:after="0" w:line="240" w:lineRule="auto"/>
+              <w:jc w:val="center"/>
+              <w:rPr>
+                <w:rFonts w:hint="default" w:ascii="Arial" w:hAnsi="Arial" w:cs="Arial"/>
+                <w:sz w:val="24"/>
+                <w:szCs w:val="24"/>
+              </w:rPr>
+            </w:pPr>
+            <w:r>
+              <w:rPr>
+                <w:rFonts w:hint="default" w:ascii="Arial" w:hAnsi="Arial" w:cs="Arial"/>
+                <w:sz w:val="24"/>
+                <w:szCs w:val="24"/>
+              </w:rPr>
+              <w:drawing>
+                <wp:inline distT="0" distB="0" distL="114300" distR="114300">
+                  <wp:extent cx="822960" cy="822960"/>
+                  <wp:effectExtent l="0" t="0" r="15240" b="15240"/>
+                  <wp:docPr id="7" name="Изображение 4"/>
+                  <wp:cNvGraphicFramePr/>
+                  <a:graphic xmlns:a="http://schemas.openxmlformats.org/drawingml/2006/main">
+                    <a:graphicData uri="http://schemas.openxmlformats.org/drawingml/2006/picture">
+                      <pic:pic xmlns:pic="http://schemas.openxmlformats.org/drawingml/2006/picture">
+                        <pic:nvPicPr>
+                          <pic:cNvPr id="7" name="Изображение 4"/>
+                          <pic:cNvPicPr/>
+                        </pic:nvPicPr>
+                        <pic:blipFill>
+                          <a:blip r:embed="rId16"/>
+                          <a:stretch>
+                            <a:fillRect/>
+                          </a:stretch>
+                        </pic:blipFill>
+                        <pic:spPr>
+                          <a:xfrm>
+                            <a:off x="0" y="0"/>
+                            <a:ext cx="822960" cy="822960"/>
+                          </a:xfrm>
+                          <a:prstGeom prst="rect">
+                            <a:avLst/>
+                          </a:prstGeom>
+                          <a:noFill/>
+                          <a:ln>
+                            <a:noFill/>
+                          </a:ln>
+                        </pic:spPr>
+                      </pic:pic>
+                    </a:graphicData>
+                  </a:graphic>
+                </wp:inline>
+              </w:drawing>
+            </w:r>
+          </w:p>
+          <w:p>
+            <w:pPr>
+              <w:spacing w:after="0" w:line="240" w:lineRule="auto"/>
+              <w:jc w:val="center"/>
+              <w:rPr>
+                <w:rFonts w:hint="default" w:ascii="Arial" w:hAnsi="Arial" w:cs="Arial"/>
+                <w:sz w:val="24"/>
+                <w:szCs w:val="24"/>
+                <w:lang w:val="ru-RU"/>
+              </w:rPr>
+            </w:pPr>
+            <w:r>
+              <w:rPr>
+                <w:rFonts w:hint="default" w:ascii="Arial" w:hAnsi="Arial" w:cs="Arial"/>
+                <w:b/>
+                <w:sz w:val="24"/>
+                <w:szCs w:val="24"/>
+                <w:lang w:val="ru-RU"/>
+              </w:rPr>
+              <w:t>Оплатить заказ (авто)</w:t>
+            </w:r>
+          </w:p>
+        </w:tc>
+        <w:tc>
+          <w:tcPr>
+            <w:tcW w:w="3503" w:type="dxa"/>
+            <w:tcBorders>
+              <w:top w:val="single" w:color="000000" w:sz="4" w:space="0"/>
+              <w:left w:val="single" w:color="000000" w:sz="4" w:space="0"/>
+              <w:bottom w:val="single" w:color="000000" w:sz="4" w:space="0"/>
+              <w:right w:val="single" w:color="000000" w:sz="4" w:space="0"/>
+            </w:tcBorders>
+            <w:tcMar>
+              <w:top w:w="0" w:type="dxa"/>
+              <w:left w:w="108" w:type="dxa"/>
+              <w:bottom w:w="0" w:type="dxa"/>
+              <w:right w:w="108" w:type="dxa"/>
+            </w:tcMar>
+            <w:vAlign w:val="center"/>
+          </w:tcPr>
+          <w:p>
+            <w:pPr>
+              <w:spacing w:after="0" w:line="240" w:lineRule="auto"/>
+              <w:jc w:val="center"/>
+              <w:rPr>
+                <w:rFonts w:hint="default" w:ascii="Arial" w:hAnsi="Arial" w:cs="Arial"/>
+                <w:sz w:val="24"/>
+                <w:szCs w:val="24"/>
+              </w:rPr>
+            </w:pPr>
+            <w:r>
+              <w:rPr>
+                <w:rFonts w:hint="default" w:ascii="Arial" w:hAnsi="Arial" w:cs="Arial"/>
+                <w:sz w:val="24"/>
+                <w:szCs w:val="24"/>
+              </w:rPr>
+              <w:drawing>
+                <wp:inline distT="0" distB="0" distL="114300" distR="114300">
+                  <wp:extent cx="822960" cy="822960"/>
+                  <wp:effectExtent l="0" t="0" r="15240" b="15240"/>
+                  <wp:docPr id="5" name="Изображение 3"/>
+                  <wp:cNvGraphicFramePr/>
+                  <a:graphic xmlns:a="http://schemas.openxmlformats.org/drawingml/2006/main">
+                    <a:graphicData uri="http://schemas.openxmlformats.org/drawingml/2006/picture">
+                      <pic:pic xmlns:pic="http://schemas.openxmlformats.org/drawingml/2006/picture">
+                        <pic:nvPicPr>
+                          <pic:cNvPr id="5" name="Изображение 3"/>
+                          <pic:cNvPicPr/>
+                        </pic:nvPicPr>
+                        <pic:blipFill>
+                          <a:blip r:embed="rId17"/>
+                          <a:stretch>
+                            <a:fillRect/>
+                          </a:stretch>
+                        </pic:blipFill>
+                        <pic:spPr>
+                          <a:xfrm>
+                            <a:off x="0" y="0"/>
+                            <a:ext cx="822960" cy="822960"/>
+                          </a:xfrm>
+                          <a:prstGeom prst="rect">
+                            <a:avLst/>
+                          </a:prstGeom>
+                          <a:noFill/>
+                          <a:ln>
+                            <a:noFill/>
+                          </a:ln>
+                        </pic:spPr>
+                      </pic:pic>
+                    </a:graphicData>
+                  </a:graphic>
+                </wp:inline>
+              </w:drawing>
+            </w:r>
+          </w:p>
+          <w:p>
+            <w:pPr>
+              <w:spacing w:after="0" w:line="240" w:lineRule="auto"/>
+              <w:jc w:val="center"/>
+              <w:rPr>
+                <w:rFonts w:hint="default" w:ascii="Arial" w:hAnsi="Arial" w:cs="Arial"/>
+                <w:sz w:val="24"/>
+                <w:szCs w:val="24"/>
+                <w:lang w:val="ru-RU"/>
+              </w:rPr>
+            </w:pPr>
+            <w:r>
+              <w:rPr>
+                <w:rFonts w:hint="default" w:ascii="Arial" w:hAnsi="Arial" w:cs="Arial"/>
+                <w:b/>
+                <w:sz w:val="24"/>
+                <w:szCs w:val="24"/>
+                <w:lang w:val="ru-RU"/>
+              </w:rPr>
+              <w:t>Выдать</w:t>
+            </w:r>
+            <w:r>
+              <w:rPr>
+                <w:rFonts w:hint="default" w:ascii="Arial" w:hAnsi="Arial" w:cs="Arial"/>
+                <w:b/>
+                <w:sz w:val="24"/>
+                <w:szCs w:val="24"/>
+                <w:lang w:val="ru-RU"/>
+              </w:rPr>
+              <w:t xml:space="preserve"> заказ (авто)</w:t>
+            </w:r>
+          </w:p>
+        </w:tc>
+      </w:tr>
+      <w:tr>
+        <w:tblPrEx>
+          <w:tblBorders>
+            <w:top w:val="single" w:color="000000" w:sz="4" w:space="0"/>
+            <w:left w:val="single" w:color="000000" w:sz="4" w:space="0"/>
+            <w:bottom w:val="single" w:color="000000" w:sz="4" w:space="0"/>
+            <w:right w:val="single" w:color="000000" w:sz="4" w:space="0"/>
+            <w:insideH w:val="single" w:color="000000" w:sz="4" w:space="0"/>
+            <w:insideV w:val="single" w:color="000000" w:sz="4" w:space="0"/>
+          </w:tblBorders>
+          <w:tblCellMar>
+            <w:top w:w="0" w:type="dxa"/>
+            <w:left w:w="108" w:type="dxa"/>
+            <w:bottom w:w="0" w:type="dxa"/>
+            <w:right w:w="108" w:type="dxa"/>
+          </w:tblCellMar>
+        </w:tblPrEx>
+        <w:trPr>
+          <w:trHeight w:val="2060" w:hRule="atLeast"/>
+          <w:jc w:val="center"/>
+        </w:trPr>
+        <w:tc>
+          <w:tcPr>
+            <w:tcW w:w="3168" w:type="dxa"/>
+            <w:tcBorders>
+              <w:top w:val="single" w:color="000000" w:sz="4" w:space="0"/>
+              <w:left w:val="single" w:color="000000" w:sz="4" w:space="0"/>
+              <w:bottom w:val="single" w:color="000000" w:sz="4" w:space="0"/>
+              <w:right w:val="single" w:color="000000" w:sz="4" w:space="0"/>
+            </w:tcBorders>
+            <w:tcMar>
+              <w:top w:w="0" w:type="dxa"/>
+              <w:left w:w="108" w:type="dxa"/>
+              <w:bottom w:w="0" w:type="dxa"/>
+              <w:right w:w="108" w:type="dxa"/>
+            </w:tcMar>
+            <w:vAlign w:val="center"/>
+          </w:tcPr>
+          <w:p>
+            <w:pPr>
+              <w:spacing w:after="0" w:line="240" w:lineRule="auto"/>
+              <w:jc w:val="center"/>
+              <w:rPr>
+                <w:rFonts w:hint="default" w:ascii="Arial" w:hAnsi="Arial" w:cs="Arial"/>
+                <w:sz w:val="24"/>
+                <w:szCs w:val="24"/>
+              </w:rPr>
+            </w:pPr>
+          </w:p>
+          <w:p>
+            <w:pPr>
+              <w:spacing w:after="0" w:line="240" w:lineRule="auto"/>
+              <w:jc w:val="center"/>
+              <w:rPr>
+                <w:rFonts w:hint="default" w:ascii="Arial" w:hAnsi="Arial" w:cs="Arial"/>
+                <w:b/>
+                <w:sz w:val="24"/>
+                <w:szCs w:val="24"/>
+              </w:rPr>
+            </w:pPr>
+          </w:p>
+        </w:tc>
+        <w:tc>
+          <w:tcPr>
+            <w:tcW w:w="3885" w:type="dxa"/>
+            <w:tcBorders>
+              <w:top w:val="single" w:color="000000" w:sz="4" w:space="0"/>
+              <w:left w:val="single" w:color="000000" w:sz="4" w:space="0"/>
+              <w:bottom w:val="single" w:color="000000" w:sz="4" w:space="0"/>
+              <w:right w:val="single" w:color="000000" w:sz="4" w:space="0"/>
+            </w:tcBorders>
+            <w:tcMar>
+              <w:top w:w="0" w:type="dxa"/>
+              <w:left w:w="108" w:type="dxa"/>
+              <w:bottom w:w="0" w:type="dxa"/>
+              <w:right w:w="108" w:type="dxa"/>
+            </w:tcMar>
+            <w:vAlign w:val="center"/>
+          </w:tcPr>
+          <w:p>
+            <w:pPr>
+              <w:spacing w:after="0" w:line="240" w:lineRule="auto"/>
+              <w:jc w:val="center"/>
+              <w:rPr>
+                <w:rFonts w:hint="default" w:ascii="Arial" w:hAnsi="Arial" w:cs="Arial"/>
+                <w:sz w:val="24"/>
+                <w:szCs w:val="24"/>
+              </w:rPr>
+            </w:pPr>
+            <w:r>
+              <w:rPr>
+                <w:rFonts w:hint="default" w:ascii="Arial" w:hAnsi="Arial" w:cs="Arial"/>
+                <w:sz w:val="24"/>
+                <w:szCs w:val="24"/>
+              </w:rPr>
               <w:drawing>
                 <wp:inline distT="0" distB="0" distL="114300" distR="114300">
                   <wp:extent cx="822960" cy="822960"/>
@@ -914,7 +1403,7 @@
                           <pic:cNvPicPr/>
                         </pic:nvPicPr>
                         <pic:blipFill>
-                          <a:blip r:embed="rId15"/>
+                          <a:blip r:embed="rId18"/>
                           <a:stretch>
                             <a:fillRect/>
                           </a:stretch>
@@ -940,97 +1429,20 @@
               <w:spacing w:after="0" w:line="240" w:lineRule="auto"/>
               <w:jc w:val="center"/>
               <w:rPr>
-                <w:b/>
-                <w:sz w:val="28"/>
-              </w:rPr>
-            </w:pPr>
-            <w:r>
-              <w:rPr>
-                <w:b/>
-                <w:sz w:val="28"/>
+                <w:rFonts w:hint="default" w:ascii="Arial" w:hAnsi="Arial" w:cs="Arial"/>
+                <w:sz w:val="24"/>
+                <w:szCs w:val="24"/>
+                <w:lang w:val="ru-RU"/>
+              </w:rPr>
+            </w:pPr>
+            <w:r>
+              <w:rPr>
+                <w:rFonts w:hint="default" w:ascii="Arial" w:hAnsi="Arial" w:cs="Arial"/>
+                <w:b/>
+                <w:sz w:val="24"/>
+                <w:szCs w:val="24"/>
               </w:rPr>
               <w:t>C рекомендацией</w:t>
-            </w:r>
-          </w:p>
-        </w:tc>
-        <w:tc>
-          <w:tcPr>
-            <w:tcW w:w="3885" w:type="dxa"/>
-            <w:tcBorders>
-              <w:top w:val="single" w:color="000000" w:sz="4" w:space="0"/>
-              <w:left w:val="single" w:color="000000" w:sz="4" w:space="0"/>
-              <w:bottom w:val="single" w:color="000000" w:sz="4" w:space="0"/>
-              <w:right w:val="single" w:color="000000" w:sz="4" w:space="0"/>
-            </w:tcBorders>
-            <w:tcMar>
-              <w:top w:w="0" w:type="dxa"/>
-              <w:left w:w="108" w:type="dxa"/>
-              <w:bottom w:w="0" w:type="dxa"/>
-              <w:right w:w="108" w:type="dxa"/>
-            </w:tcMar>
-            <w:vAlign w:val="center"/>
-          </w:tcPr>
-          <w:p>
-            <w:pPr>
-              <w:spacing w:after="0" w:line="240" w:lineRule="auto"/>
-              <w:jc w:val="center"/>
-            </w:pPr>
-            <w:r>
-              <w:drawing>
-                <wp:inline distT="0" distB="0" distL="114300" distR="114300">
-                  <wp:extent cx="822960" cy="822960"/>
-                  <wp:effectExtent l="0" t="0" r="15240" b="15240"/>
-                  <wp:docPr id="16" name="Picture 16"/>
-                  <wp:cNvGraphicFramePr/>
-                  <a:graphic xmlns:a="http://schemas.openxmlformats.org/drawingml/2006/main">
-                    <a:graphicData uri="http://schemas.openxmlformats.org/drawingml/2006/picture">
-                      <pic:pic xmlns:pic="http://schemas.openxmlformats.org/drawingml/2006/picture">
-                        <pic:nvPicPr>
-                          <pic:cNvPr id="16" name="Picture 16"/>
-                          <pic:cNvPicPr/>
-                        </pic:nvPicPr>
-                        <pic:blipFill>
-                          <a:blip r:embed="rId16"/>
-                          <a:srcRect l="9078" t="9662" r="9314" b="7005"/>
-                          <a:stretch>
-                            <a:fillRect/>
-                          </a:stretch>
-                        </pic:blipFill>
-                        <pic:spPr>
-                          <a:xfrm>
-                            <a:off x="0" y="0"/>
-                            <a:ext cx="822960" cy="822960"/>
-                          </a:xfrm>
-                          <a:prstGeom prst="rect">
-                            <a:avLst/>
-                          </a:prstGeom>
-                        </pic:spPr>
-                      </pic:pic>
-                    </a:graphicData>
-                  </a:graphic>
-                </wp:inline>
-              </w:drawing>
-            </w:r>
-          </w:p>
-          <w:p>
-            <w:pPr>
-              <w:spacing w:after="0" w:line="240" w:lineRule="auto"/>
-              <w:jc w:val="center"/>
-              <w:rPr>
-                <w:rFonts w:hint="default"/>
-                <w:b/>
-                <w:sz w:val="28"/>
-                <w:lang w:val="ru-RU"/>
-              </w:rPr>
-            </w:pPr>
-            <w:r>
-              <w:rPr>
-                <w:rFonts w:hint="default"/>
-                <w:b/>
-                <w:sz w:val="28"/>
-                <w:lang w:val="ru-RU"/>
-              </w:rPr>
-              <w:t>Отказ от товара</w:t>
             </w:r>
           </w:p>
         </w:tc>
@@ -1056,8 +1468,10 @@
               <w:spacing w:after="0" w:line="240" w:lineRule="auto"/>
               <w:jc w:val="center"/>
               <w:rPr>
-                <w:b/>
-                <w:sz w:val="28"/>
+                <w:rFonts w:hint="default" w:ascii="Arial" w:hAnsi="Arial" w:cs="Arial"/>
+                <w:b/>
+                <w:sz w:val="24"/>
+                <w:szCs w:val="24"/>
               </w:rPr>
             </w:pPr>
           </w:p>
@@ -1139,7 +1553,7 @@
   <w:docDefaults>
     <w:rPrDefault>
       <w:rPr>
-        <w:rFonts w:ascii="Times New Roman" w:hAnsi="Times New Roman" w:eastAsiaTheme="minorEastAsia" w:cstheme="minorBidi"/>
+        <w:rFonts w:ascii="Times New Roman" w:hAnsi="Times New Roman" w:eastAsia="SimSun" w:cs="Times New Roman"/>
       </w:rPr>
     </w:rPrDefault>
     <w:pPrDefault/>
@@ -1168,7 +1582,7 @@
     <w:lsdException w:qFormat="1" w:unhideWhenUsed="0" w:uiPriority="39" w:semiHidden="0" w:name="toc 2"/>
     <w:lsdException w:qFormat="1" w:unhideWhenUsed="0" w:uiPriority="39" w:semiHidden="0" w:name="toc 3"/>
     <w:lsdException w:qFormat="1" w:unhideWhenUsed="0" w:uiPriority="39" w:semiHidden="0" w:name="toc 4"/>
-    <w:lsdException w:unhideWhenUsed="0" w:uiPriority="39" w:semiHidden="0" w:name="toc 5"/>
+    <w:lsdException w:qFormat="1" w:unhideWhenUsed="0" w:uiPriority="39" w:semiHidden="0" w:name="toc 5"/>
     <w:lsdException w:qFormat="1" w:unhideWhenUsed="0" w:uiPriority="39" w:semiHidden="0" w:name="toc 6"/>
     <w:lsdException w:qFormat="1" w:unhideWhenUsed="0" w:uiPriority="39" w:semiHidden="0" w:name="toc 7"/>
     <w:lsdException w:qFormat="1" w:unhideWhenUsed="0" w:uiPriority="39" w:semiHidden="0" w:name="toc 8"/>
@@ -1574,6 +1988,7 @@
   <w:style w:type="paragraph" w:styleId="18">
     <w:name w:val="toc 5"/>
     <w:next w:val="1"/>
+    <w:qFormat/>
     <w:uiPriority w:val="39"/>
     <w:pPr>
       <w:spacing w:before="0" w:after="160" w:line="264" w:lineRule="auto"/>

--- a/extension/src/public/qrCodes.docx
+++ b/extension/src/public/qrCodes.docx
@@ -1,34 +1,63 @@
 
 <file path=word/document.xml><?xml version="1.0" encoding="utf-8"?>
-<w:document xmlns:wpc="http://schemas.microsoft.com/office/word/2010/wordprocessingCanvas" xmlns:mc="http://schemas.openxmlformats.org/markup-compatibility/2006" xmlns:o="urn:schemas-microsoft-com:office:office" xmlns:r="http://schemas.openxmlformats.org/officeDocument/2006/relationships" xmlns:m="http://schemas.openxmlformats.org/officeDocument/2006/math" xmlns:v="urn:schemas-microsoft-com:vml" xmlns:wp14="http://schemas.microsoft.com/office/word/2010/wordprocessingDrawing" xmlns:wp="http://schemas.openxmlformats.org/drawingml/2006/wordprocessingDrawing" xmlns:w10="urn:schemas-microsoft-com:office:word" xmlns:w="http://schemas.openxmlformats.org/wordprocessingml/2006/main" xmlns:w14="http://schemas.microsoft.com/office/word/2010/wordml" xmlns:wpg="http://schemas.microsoft.com/office/word/2010/wordprocessingGroup" xmlns:wpi="http://schemas.microsoft.com/office/word/2010/wordprocessingInk" xmlns:wne="http://schemas.microsoft.com/office/word/2006/wordml" xmlns:wps="http://schemas.microsoft.com/office/word/2010/wordprocessingShape" mc:Ignorable="w14 wp14">
+<w:document xmlns:wpc="http://schemas.microsoft.com/office/word/2010/wordprocessingCanvas" xmlns:cx="http://schemas.microsoft.com/office/drawing/2014/chartex" xmlns:cx1="http://schemas.microsoft.com/office/drawing/2015/9/8/chartex" xmlns:cx2="http://schemas.microsoft.com/office/drawing/2015/10/21/chartex" xmlns:cx3="http://schemas.microsoft.com/office/drawing/2016/5/9/chartex" xmlns:cx4="http://schemas.microsoft.com/office/drawing/2016/5/10/chartex" xmlns:cx5="http://schemas.microsoft.com/office/drawing/2016/5/11/chartex" xmlns:cx6="http://schemas.microsoft.com/office/drawing/2016/5/12/chartex" xmlns:cx7="http://schemas.microsoft.com/office/drawing/2016/5/13/chartex" xmlns:cx8="http://schemas.microsoft.com/office/drawing/2016/5/14/chartex" xmlns:mc="http://schemas.openxmlformats.org/markup-compatibility/2006" xmlns:o="urn:schemas-microsoft-com:office:office" xmlns:r="http://schemas.openxmlformats.org/officeDocument/2006/relationships" xmlns:m="http://schemas.openxmlformats.org/officeDocument/2006/math" xmlns:v="urn:schemas-microsoft-com:vml" xmlns:wp14="http://schemas.microsoft.com/office/word/2010/wordprocessingDrawing" xmlns:wp="http://schemas.openxmlformats.org/drawingml/2006/wordprocessingDrawing" xmlns:w="http://schemas.openxmlformats.org/wordprocessingml/2006/main" xmlns:w14="http://schemas.microsoft.com/office/word/2010/wordml" xmlns:w10="urn:schemas-microsoft-com:office:word" xmlns:w15="http://schemas.microsoft.com/office/word/2012/wordml" xmlns:wpg="http://schemas.microsoft.com/office/word/2010/wordprocessingGroup" xmlns:wpi="http://schemas.microsoft.com/office/word/2010/wordprocessingInk" xmlns:wne="http://schemas.microsoft.com/office/word/2006/wordml" xmlns:wps="http://schemas.microsoft.com/office/word/2010/wordprocessingShape" xmlns:wpsCustomData="http://www.wps.cn/officeDocument/2013/wpsCustomData" mc:Ignorable="w14 w15 wp14">
   <w:body>
     <w:tbl>
       <w:tblPr>
-        <w:tblStyle w:val="a6"/>
+        <w:tblStyle w:val="22"/>
         <w:tblpPr w:leftFromText="180" w:rightFromText="180" w:vertAnchor="text" w:horzAnchor="margin" w:tblpXSpec="center" w:tblpY="421"/>
         <w:tblW w:w="10881" w:type="dxa"/>
         <w:jc w:val="center"/>
+        <w:tblBorders>
+          <w:top w:val="single" w:color="000000" w:sz="4" w:space="0"/>
+          <w:left w:val="single" w:color="000000" w:sz="4" w:space="0"/>
+          <w:bottom w:val="single" w:color="000000" w:sz="4" w:space="0"/>
+          <w:right w:val="single" w:color="000000" w:sz="4" w:space="0"/>
+          <w:insideH w:val="single" w:color="000000" w:sz="4" w:space="0"/>
+          <w:insideV w:val="single" w:color="000000" w:sz="4" w:space="0"/>
+        </w:tblBorders>
         <w:tblLayout w:type="fixed"/>
-        <w:tblLook w:val="04A0" w:firstRow="1" w:lastRow="0" w:firstColumn="1" w:lastColumn="0" w:noHBand="0" w:noVBand="1"/>
+        <w:tblCellMar>
+          <w:top w:w="0" w:type="dxa"/>
+          <w:left w:w="108" w:type="dxa"/>
+          <w:bottom w:w="0" w:type="dxa"/>
+          <w:right w:w="108" w:type="dxa"/>
+        </w:tblCellMar>
       </w:tblPr>
       <w:tblGrid>
-        <w:gridCol w:w="3168"/>
-        <w:gridCol w:w="3885"/>
+        <w:gridCol w:w="3375"/>
+        <w:gridCol w:w="3678"/>
         <w:gridCol w:w="3828"/>
       </w:tblGrid>
       <w:tr>
+        <w:tblPrEx>
+          <w:tblBorders>
+            <w:top w:val="single" w:color="000000" w:sz="4" w:space="0"/>
+            <w:left w:val="single" w:color="000000" w:sz="4" w:space="0"/>
+            <w:bottom w:val="single" w:color="000000" w:sz="4" w:space="0"/>
+            <w:right w:val="single" w:color="000000" w:sz="4" w:space="0"/>
+            <w:insideH w:val="single" w:color="000000" w:sz="4" w:space="0"/>
+            <w:insideV w:val="single" w:color="000000" w:sz="4" w:space="0"/>
+          </w:tblBorders>
+          <w:tblCellMar>
+            <w:top w:w="0" w:type="dxa"/>
+            <w:left w:w="108" w:type="dxa"/>
+            <w:bottom w:w="0" w:type="dxa"/>
+            <w:right w:w="108" w:type="dxa"/>
+          </w:tblCellMar>
+        </w:tblPrEx>
         <w:trPr>
-          <w:trHeight w:val="1906"/>
+          <w:trHeight w:val="1906" w:hRule="atLeast"/>
           <w:jc w:val="center"/>
         </w:trPr>
         <w:tc>
           <w:tcPr>
-            <w:tcW w:w="3168" w:type="dxa"/>
+            <w:tcW w:w="3375" w:type="dxa"/>
             <w:tcBorders>
-              <w:top w:val="single" w:sz="4" w:space="0" w:color="000000"/>
-              <w:left w:val="single" w:sz="4" w:space="0" w:color="000000"/>
-              <w:bottom w:val="single" w:sz="4" w:space="0" w:color="000000"/>
-              <w:right w:val="single" w:sz="4" w:space="0" w:color="000000"/>
+              <w:top w:val="single" w:color="000000" w:sz="4" w:space="0"/>
+              <w:left w:val="single" w:color="000000" w:sz="4" w:space="0"/>
+              <w:bottom w:val="single" w:color="000000" w:sz="4" w:space="0"/>
+              <w:right w:val="single" w:color="000000" w:sz="4" w:space="0"/>
             </w:tcBorders>
             <w:tcMar>
               <w:top w:w="0" w:type="dxa"/>
@@ -56,18 +85,17 @@
                 <w:sz w:val="24"/>
                 <w:szCs w:val="24"/>
               </w:rPr>
-              <w:br/>
-            </w:r>
-            <w:r>
-              <w:rPr>
-                <w:rFonts w:ascii="Arial" w:hAnsi="Arial" w:cs="Arial"/>
-                <w:b/>
-                <w:noProof/>
+              <w:br w:type="textWrapping"/>
+            </w:r>
+            <w:r>
+              <w:rPr>
+                <w:rFonts w:ascii="Arial" w:hAnsi="Arial" w:cs="Arial"/>
+                <w:b/>
                 <w:sz w:val="24"/>
                 <w:szCs w:val="24"/>
               </w:rPr>
               <w:drawing>
-                <wp:inline distT="0" distB="0" distL="114300" distR="114300" wp14:anchorId="0C6F7636" wp14:editId="2B16BCBA">
+                <wp:inline distT="0" distB="0" distL="114300" distR="114300">
                   <wp:extent cx="822960" cy="822960"/>
                   <wp:effectExtent l="0" t="0" r="15240" b="15240"/>
                   <wp:docPr id="2" name="Picture 2"/>
@@ -84,7 +112,7 @@
                           </pic:cNvPicPr>
                         </pic:nvPicPr>
                         <pic:blipFill>
-                          <a:blip r:embed="rId7"/>
+                          <a:blip r:embed="rId6"/>
                           <a:srcRect l="7887" t="5736" r="8826" b="7442"/>
                           <a:stretch>
                             <a:fillRect/>
@@ -142,12 +170,12 @@
         </w:tc>
         <w:tc>
           <w:tcPr>
-            <w:tcW w:w="3885" w:type="dxa"/>
+            <w:tcW w:w="3678" w:type="dxa"/>
             <w:tcBorders>
-              <w:top w:val="single" w:sz="4" w:space="0" w:color="000000"/>
-              <w:left w:val="single" w:sz="4" w:space="0" w:color="000000"/>
-              <w:bottom w:val="single" w:sz="4" w:space="0" w:color="000000"/>
-              <w:right w:val="single" w:sz="4" w:space="0" w:color="000000"/>
+              <w:top w:val="single" w:color="000000" w:sz="4" w:space="0"/>
+              <w:left w:val="single" w:color="000000" w:sz="4" w:space="0"/>
+              <w:bottom w:val="single" w:color="000000" w:sz="4" w:space="0"/>
+              <w:right w:val="single" w:color="000000" w:sz="4" w:space="0"/>
             </w:tcBorders>
             <w:tcMar>
               <w:top w:w="0" w:type="dxa"/>
@@ -172,12 +200,11 @@
               <w:rPr>
                 <w:rFonts w:ascii="Arial" w:hAnsi="Arial" w:cs="Arial"/>
                 <w:b/>
-                <w:noProof/>
                 <w:sz w:val="24"/>
                 <w:szCs w:val="24"/>
               </w:rPr>
               <w:drawing>
-                <wp:inline distT="0" distB="0" distL="114300" distR="114300" wp14:anchorId="0548562F" wp14:editId="431EF428">
+                <wp:inline distT="0" distB="0" distL="114300" distR="114300">
                   <wp:extent cx="822960" cy="822960"/>
                   <wp:effectExtent l="0" t="0" r="15240" b="15240"/>
                   <wp:docPr id="20" name="Picture 20"/>
@@ -190,7 +217,7 @@
                           <pic:cNvPicPr/>
                         </pic:nvPicPr>
                         <pic:blipFill>
-                          <a:blip r:embed="rId8"/>
+                          <a:blip r:embed="rId7"/>
                           <a:stretch>
                             <a:fillRect/>
                           </a:stretch>
@@ -237,10 +264,10 @@
           <w:tcPr>
             <w:tcW w:w="3828" w:type="dxa"/>
             <w:tcBorders>
-              <w:top w:val="single" w:sz="4" w:space="0" w:color="000000"/>
-              <w:left w:val="single" w:sz="4" w:space="0" w:color="000000"/>
-              <w:bottom w:val="single" w:sz="4" w:space="0" w:color="000000"/>
-              <w:right w:val="single" w:sz="4" w:space="0" w:color="000000"/>
+              <w:top w:val="single" w:color="000000" w:sz="4" w:space="0"/>
+              <w:left w:val="single" w:color="000000" w:sz="4" w:space="0"/>
+              <w:bottom w:val="single" w:color="000000" w:sz="4" w:space="0"/>
+              <w:right w:val="single" w:color="000000" w:sz="4" w:space="0"/>
             </w:tcBorders>
             <w:tcMar>
               <w:top w:w="0" w:type="dxa"/>
@@ -268,12 +295,11 @@
               <w:rPr>
                 <w:rFonts w:ascii="Arial" w:hAnsi="Arial" w:cs="Arial"/>
                 <w:b/>
-                <w:noProof/>
                 <w:sz w:val="24"/>
                 <w:szCs w:val="24"/>
               </w:rPr>
               <w:drawing>
-                <wp:inline distT="0" distB="0" distL="114300" distR="114300" wp14:anchorId="15898D62" wp14:editId="59019CD3">
+                <wp:inline distT="0" distB="0" distL="114300" distR="114300">
                   <wp:extent cx="822960" cy="822960"/>
                   <wp:effectExtent l="0" t="0" r="15240" b="15240"/>
                   <wp:docPr id="4" name="Picture 4"/>
@@ -290,7 +316,7 @@
                           </pic:cNvPicPr>
                         </pic:nvPicPr>
                         <pic:blipFill>
-                          <a:blip r:embed="rId9"/>
+                          <a:blip r:embed="rId8"/>
                           <a:srcRect l="3619" t="8261" r="11381" b="6232"/>
                           <a:stretch>
                             <a:fillRect/>
@@ -336,18 +362,34 @@
         </w:tc>
       </w:tr>
       <w:tr>
+        <w:tblPrEx>
+          <w:tblBorders>
+            <w:top w:val="single" w:color="000000" w:sz="4" w:space="0"/>
+            <w:left w:val="single" w:color="000000" w:sz="4" w:space="0"/>
+            <w:bottom w:val="single" w:color="000000" w:sz="4" w:space="0"/>
+            <w:right w:val="single" w:color="000000" w:sz="4" w:space="0"/>
+            <w:insideH w:val="single" w:color="000000" w:sz="4" w:space="0"/>
+            <w:insideV w:val="single" w:color="000000" w:sz="4" w:space="0"/>
+          </w:tblBorders>
+          <w:tblCellMar>
+            <w:top w:w="0" w:type="dxa"/>
+            <w:left w:w="108" w:type="dxa"/>
+            <w:bottom w:w="0" w:type="dxa"/>
+            <w:right w:w="108" w:type="dxa"/>
+          </w:tblCellMar>
+        </w:tblPrEx>
         <w:trPr>
-          <w:trHeight w:val="1921"/>
+          <w:trHeight w:val="1921" w:hRule="atLeast"/>
           <w:jc w:val="center"/>
         </w:trPr>
         <w:tc>
           <w:tcPr>
-            <w:tcW w:w="3168" w:type="dxa"/>
+            <w:tcW w:w="3375" w:type="dxa"/>
             <w:tcBorders>
-              <w:top w:val="single" w:sz="4" w:space="0" w:color="000000"/>
-              <w:left w:val="single" w:sz="4" w:space="0" w:color="000000"/>
-              <w:bottom w:val="single" w:sz="4" w:space="0" w:color="000000"/>
-              <w:right w:val="single" w:sz="4" w:space="0" w:color="000000"/>
+              <w:top w:val="single" w:color="000000" w:sz="4" w:space="0"/>
+              <w:left w:val="single" w:color="000000" w:sz="4" w:space="0"/>
+              <w:bottom w:val="single" w:color="000000" w:sz="4" w:space="0"/>
+              <w:right w:val="single" w:color="000000" w:sz="4" w:space="0"/>
             </w:tcBorders>
             <w:tcMar>
               <w:top w:w="0" w:type="dxa"/>
@@ -375,18 +417,17 @@
                 <w:sz w:val="24"/>
                 <w:szCs w:val="24"/>
               </w:rPr>
-              <w:br/>
-            </w:r>
-            <w:r>
-              <w:rPr>
-                <w:rFonts w:ascii="Arial" w:hAnsi="Arial" w:cs="Arial"/>
-                <w:b/>
-                <w:noProof/>
+              <w:br w:type="textWrapping"/>
+            </w:r>
+            <w:r>
+              <w:rPr>
+                <w:rFonts w:ascii="Arial" w:hAnsi="Arial" w:cs="Arial"/>
+                <w:b/>
                 <w:sz w:val="24"/>
                 <w:szCs w:val="24"/>
               </w:rPr>
               <w:drawing>
-                <wp:inline distT="0" distB="0" distL="114300" distR="114300" wp14:anchorId="2DEA3BA5" wp14:editId="0DFEFF7D">
+                <wp:inline distT="0" distB="0" distL="114300" distR="114300">
                   <wp:extent cx="822960" cy="822960"/>
                   <wp:effectExtent l="0" t="0" r="15240" b="15240"/>
                   <wp:docPr id="6" name="Picture 6"/>
@@ -396,6 +437,107 @@
                       <pic:pic xmlns:pic="http://schemas.openxmlformats.org/drawingml/2006/picture">
                         <pic:nvPicPr>
                           <pic:cNvPr id="6" name="Picture 6"/>
+                          <pic:cNvPicPr/>
+                        </pic:nvPicPr>
+                        <pic:blipFill>
+                          <a:blip r:embed="rId9"/>
+                          <a:stretch>
+                            <a:fillRect/>
+                          </a:stretch>
+                        </pic:blipFill>
+                        <pic:spPr>
+                          <a:xfrm>
+                            <a:off x="0" y="0"/>
+                            <a:ext cx="822960" cy="822960"/>
+                          </a:xfrm>
+                          <a:prstGeom prst="rect">
+                            <a:avLst/>
+                          </a:prstGeom>
+                        </pic:spPr>
+                      </pic:pic>
+                    </a:graphicData>
+                  </a:graphic>
+                </wp:inline>
+              </w:drawing>
+            </w:r>
+          </w:p>
+          <w:p>
+            <w:pPr>
+              <w:spacing w:after="0" w:line="276" w:lineRule="auto"/>
+              <w:jc w:val="center"/>
+              <w:rPr>
+                <w:rFonts w:ascii="Arial" w:hAnsi="Arial" w:cs="Arial"/>
+                <w:b/>
+                <w:sz w:val="24"/>
+                <w:szCs w:val="24"/>
+              </w:rPr>
+            </w:pPr>
+            <w:r>
+              <w:rPr>
+                <w:rFonts w:ascii="Arial" w:hAnsi="Arial" w:cs="Arial"/>
+                <w:b/>
+                <w:sz w:val="24"/>
+                <w:szCs w:val="24"/>
+              </w:rPr>
+              <w:t>Выдать все (+1 пакет L)</w:t>
+            </w:r>
+            <w:r>
+              <w:rPr>
+                <w:rFonts w:ascii="Arial" w:hAnsi="Arial" w:cs="Arial"/>
+                <w:b/>
+                <w:sz w:val="24"/>
+                <w:szCs w:val="24"/>
+              </w:rPr>
+              <w:br w:type="textWrapping"/>
+            </w:r>
+          </w:p>
+        </w:tc>
+        <w:tc>
+          <w:tcPr>
+            <w:tcW w:w="3678" w:type="dxa"/>
+            <w:tcBorders>
+              <w:top w:val="single" w:color="000000" w:sz="4" w:space="0"/>
+              <w:left w:val="single" w:color="000000" w:sz="4" w:space="0"/>
+              <w:bottom w:val="single" w:color="000000" w:sz="4" w:space="0"/>
+              <w:right w:val="single" w:color="000000" w:sz="4" w:space="0"/>
+            </w:tcBorders>
+            <w:tcMar>
+              <w:top w:w="0" w:type="dxa"/>
+              <w:left w:w="108" w:type="dxa"/>
+              <w:bottom w:w="0" w:type="dxa"/>
+              <w:right w:w="108" w:type="dxa"/>
+            </w:tcMar>
+            <w:vAlign w:val="center"/>
+          </w:tcPr>
+          <w:p>
+            <w:pPr>
+              <w:spacing w:after="0" w:line="276" w:lineRule="auto"/>
+              <w:jc w:val="center"/>
+              <w:rPr>
+                <w:rFonts w:ascii="Arial" w:hAnsi="Arial" w:cs="Arial"/>
+                <w:b/>
+                <w:sz w:val="24"/>
+                <w:szCs w:val="24"/>
+              </w:rPr>
+            </w:pPr>
+            <w:r>
+              <w:rPr>
+                <w:rFonts w:ascii="Arial" w:hAnsi="Arial" w:cs="Arial"/>
+                <w:b/>
+                <w:sz w:val="24"/>
+                <w:szCs w:val="24"/>
+              </w:rPr>
+              <w:drawing>
+                <wp:inline distT="0" distB="0" distL="114300" distR="114300">
+                  <wp:extent cx="822960" cy="822960"/>
+                  <wp:effectExtent l="0" t="0" r="15240" b="15240"/>
+                  <wp:docPr id="22" name="Picture 22"/>
+                  <wp:cNvGraphicFramePr/>
+                  <a:graphic xmlns:a="http://schemas.openxmlformats.org/drawingml/2006/main">
+                    <a:graphicData uri="http://schemas.openxmlformats.org/drawingml/2006/picture">
+                      <pic:pic xmlns:pic="http://schemas.openxmlformats.org/drawingml/2006/picture">
+                        <pic:nvPicPr>
+                          <pic:cNvPr id="22" name="Picture 22"/>
                           <pic:cNvPicPr/>
                         </pic:nvPicPr>
                         <pic:blipFill>
@@ -438,27 +580,18 @@
                 <w:sz w:val="24"/>
                 <w:szCs w:val="24"/>
               </w:rPr>
-              <w:t>Выдать все (+1 пакет L)</w:t>
-            </w:r>
-            <w:r>
-              <w:rPr>
-                <w:rFonts w:ascii="Arial" w:hAnsi="Arial" w:cs="Arial"/>
-                <w:b/>
-                <w:sz w:val="24"/>
-                <w:szCs w:val="24"/>
-              </w:rPr>
-              <w:br/>
+              <w:t>Оплатить заказ (+ 1 пакет L)</w:t>
             </w:r>
           </w:p>
         </w:tc>
         <w:tc>
           <w:tcPr>
-            <w:tcW w:w="3885" w:type="dxa"/>
+            <w:tcW w:w="3828" w:type="dxa"/>
             <w:tcBorders>
-              <w:top w:val="single" w:sz="4" w:space="0" w:color="000000"/>
-              <w:left w:val="single" w:sz="4" w:space="0" w:color="000000"/>
-              <w:bottom w:val="single" w:sz="4" w:space="0" w:color="000000"/>
-              <w:right w:val="single" w:sz="4" w:space="0" w:color="000000"/>
+              <w:top w:val="single" w:color="000000" w:sz="4" w:space="0"/>
+              <w:left w:val="single" w:color="000000" w:sz="4" w:space="0"/>
+              <w:bottom w:val="single" w:color="000000" w:sz="4" w:space="0"/>
+              <w:right w:val="single" w:color="000000" w:sz="4" w:space="0"/>
             </w:tcBorders>
             <w:tcMar>
               <w:top w:w="0" w:type="dxa"/>
@@ -483,21 +616,20 @@
               <w:rPr>
                 <w:rFonts w:ascii="Arial" w:hAnsi="Arial" w:cs="Arial"/>
                 <w:b/>
-                <w:noProof/>
                 <w:sz w:val="24"/>
                 <w:szCs w:val="24"/>
               </w:rPr>
               <w:drawing>
-                <wp:inline distT="0" distB="0" distL="114300" distR="114300" wp14:anchorId="0A9C0A06" wp14:editId="1F3930B8">
+                <wp:inline distT="0" distB="0" distL="114300" distR="114300">
                   <wp:extent cx="822960" cy="822960"/>
                   <wp:effectExtent l="0" t="0" r="15240" b="15240"/>
-                  <wp:docPr id="22" name="Picture 22"/>
+                  <wp:docPr id="10" name="Picture 10"/>
                   <wp:cNvGraphicFramePr/>
                   <a:graphic xmlns:a="http://schemas.openxmlformats.org/drawingml/2006/main">
                     <a:graphicData uri="http://schemas.openxmlformats.org/drawingml/2006/picture">
                       <pic:pic xmlns:pic="http://schemas.openxmlformats.org/drawingml/2006/picture">
                         <pic:nvPicPr>
-                          <pic:cNvPr id="22" name="Picture 22"/>
+                          <pic:cNvPr id="10" name="Picture 10"/>
                           <pic:cNvPicPr/>
                         </pic:nvPicPr>
                         <pic:blipFill>
@@ -540,18 +672,40 @@
                 <w:sz w:val="24"/>
                 <w:szCs w:val="24"/>
               </w:rPr>
-              <w:t>Оплатить заказ (+ 1 пакет L)</w:t>
+              <w:t>Выдать заказ (+1 пакет L)</w:t>
             </w:r>
           </w:p>
         </w:tc>
+      </w:tr>
+      <w:tr>
+        <w:tblPrEx>
+          <w:tblBorders>
+            <w:top w:val="single" w:color="000000" w:sz="4" w:space="0"/>
+            <w:left w:val="single" w:color="000000" w:sz="4" w:space="0"/>
+            <w:bottom w:val="single" w:color="000000" w:sz="4" w:space="0"/>
+            <w:right w:val="single" w:color="000000" w:sz="4" w:space="0"/>
+            <w:insideH w:val="single" w:color="000000" w:sz="4" w:space="0"/>
+            <w:insideV w:val="single" w:color="000000" w:sz="4" w:space="0"/>
+          </w:tblBorders>
+          <w:tblCellMar>
+            <w:top w:w="0" w:type="dxa"/>
+            <w:left w:w="108" w:type="dxa"/>
+            <w:bottom w:w="0" w:type="dxa"/>
+            <w:right w:w="108" w:type="dxa"/>
+          </w:tblCellMar>
+        </w:tblPrEx>
+        <w:trPr>
+          <w:trHeight w:val="2060" w:hRule="atLeast"/>
+          <w:jc w:val="center"/>
+        </w:trPr>
         <w:tc>
           <w:tcPr>
-            <w:tcW w:w="3828" w:type="dxa"/>
+            <w:tcW w:w="3375" w:type="dxa"/>
             <w:tcBorders>
-              <w:top w:val="single" w:sz="4" w:space="0" w:color="000000"/>
-              <w:left w:val="single" w:sz="4" w:space="0" w:color="000000"/>
-              <w:bottom w:val="single" w:sz="4" w:space="0" w:color="000000"/>
-              <w:right w:val="single" w:sz="4" w:space="0" w:color="000000"/>
+              <w:top w:val="single" w:color="000000" w:sz="4" w:space="0"/>
+              <w:left w:val="single" w:color="000000" w:sz="4" w:space="0"/>
+              <w:bottom w:val="single" w:color="000000" w:sz="4" w:space="0"/>
+              <w:right w:val="single" w:color="000000" w:sz="4" w:space="0"/>
             </w:tcBorders>
             <w:tcMar>
               <w:top w:w="0" w:type="dxa"/>
@@ -576,111 +730,11 @@
               <w:rPr>
                 <w:rFonts w:ascii="Arial" w:hAnsi="Arial" w:cs="Arial"/>
                 <w:b/>
-                <w:noProof/>
                 <w:sz w:val="24"/>
                 <w:szCs w:val="24"/>
               </w:rPr>
               <w:drawing>
-                <wp:inline distT="0" distB="0" distL="114300" distR="114300" wp14:anchorId="700EC095" wp14:editId="00FF07BF">
-                  <wp:extent cx="822960" cy="822960"/>
-                  <wp:effectExtent l="0" t="0" r="15240" b="15240"/>
-                  <wp:docPr id="10" name="Picture 10"/>
-                  <wp:cNvGraphicFramePr/>
-                  <a:graphic xmlns:a="http://schemas.openxmlformats.org/drawingml/2006/main">
-                    <a:graphicData uri="http://schemas.openxmlformats.org/drawingml/2006/picture">
-                      <pic:pic xmlns:pic="http://schemas.openxmlformats.org/drawingml/2006/picture">
-                        <pic:nvPicPr>
-                          <pic:cNvPr id="10" name="Picture 10"/>
-                          <pic:cNvPicPr/>
-                        </pic:nvPicPr>
-                        <pic:blipFill>
-                          <a:blip r:embed="rId12"/>
-                          <a:stretch>
-                            <a:fillRect/>
-                          </a:stretch>
-                        </pic:blipFill>
-                        <pic:spPr>
-                          <a:xfrm>
-                            <a:off x="0" y="0"/>
-                            <a:ext cx="822960" cy="822960"/>
-                          </a:xfrm>
-                          <a:prstGeom prst="rect">
-                            <a:avLst/>
-                          </a:prstGeom>
-                        </pic:spPr>
-                      </pic:pic>
-                    </a:graphicData>
-                  </a:graphic>
-                </wp:inline>
-              </w:drawing>
-            </w:r>
-          </w:p>
-          <w:p>
-            <w:pPr>
-              <w:spacing w:after="0" w:line="276" w:lineRule="auto"/>
-              <w:jc w:val="center"/>
-              <w:rPr>
-                <w:rFonts w:ascii="Arial" w:hAnsi="Arial" w:cs="Arial"/>
-                <w:b/>
-                <w:sz w:val="24"/>
-                <w:szCs w:val="24"/>
-              </w:rPr>
-            </w:pPr>
-            <w:r>
-              <w:rPr>
-                <w:rFonts w:ascii="Arial" w:hAnsi="Arial" w:cs="Arial"/>
-                <w:b/>
-                <w:sz w:val="24"/>
-                <w:szCs w:val="24"/>
-              </w:rPr>
-              <w:t>Выдать заказ (+1 пакет L)</w:t>
-            </w:r>
-          </w:p>
-        </w:tc>
-      </w:tr>
-      <w:tr>
-        <w:trPr>
-          <w:trHeight w:val="2060"/>
-          <w:jc w:val="center"/>
-        </w:trPr>
-        <w:tc>
-          <w:tcPr>
-            <w:tcW w:w="3168" w:type="dxa"/>
-            <w:tcBorders>
-              <w:top w:val="single" w:sz="4" w:space="0" w:color="000000"/>
-              <w:left w:val="single" w:sz="4" w:space="0" w:color="000000"/>
-              <w:bottom w:val="single" w:sz="4" w:space="0" w:color="000000"/>
-              <w:right w:val="single" w:sz="4" w:space="0" w:color="000000"/>
-            </w:tcBorders>
-            <w:tcMar>
-              <w:top w:w="0" w:type="dxa"/>
-              <w:left w:w="108" w:type="dxa"/>
-              <w:bottom w:w="0" w:type="dxa"/>
-              <w:right w:w="108" w:type="dxa"/>
-            </w:tcMar>
-            <w:vAlign w:val="center"/>
-          </w:tcPr>
-          <w:p>
-            <w:pPr>
-              <w:spacing w:after="0" w:line="276" w:lineRule="auto"/>
-              <w:jc w:val="center"/>
-              <w:rPr>
-                <w:rFonts w:ascii="Arial" w:hAnsi="Arial" w:cs="Arial"/>
-                <w:b/>
-                <w:sz w:val="24"/>
-                <w:szCs w:val="24"/>
-              </w:rPr>
-            </w:pPr>
-            <w:r>
-              <w:rPr>
-                <w:rFonts w:ascii="Arial" w:hAnsi="Arial" w:cs="Arial"/>
-                <w:b/>
-                <w:noProof/>
-                <w:sz w:val="24"/>
-                <w:szCs w:val="24"/>
-              </w:rPr>
-              <w:drawing>
-                <wp:inline distT="0" distB="0" distL="114300" distR="114300" wp14:anchorId="52D8E85A" wp14:editId="6656A6DA">
+                <wp:inline distT="0" distB="0" distL="114300" distR="114300">
                   <wp:extent cx="822960" cy="822960"/>
                   <wp:effectExtent l="0" t="0" r="15240" b="15240"/>
                   <wp:docPr id="12" name="Picture 12"/>
@@ -693,7 +747,7 @@
                           <pic:cNvPicPr/>
                         </pic:nvPicPr>
                         <pic:blipFill>
-                          <a:blip r:embed="rId13"/>
+                          <a:blip r:embed="rId12"/>
                           <a:srcRect l="1877" t="5649" r="8642" b="5802"/>
                           <a:stretch>
                             <a:fillRect/>
@@ -740,12 +794,12 @@
         </w:tc>
         <w:tc>
           <w:tcPr>
-            <w:tcW w:w="3885" w:type="dxa"/>
+            <w:tcW w:w="3678" w:type="dxa"/>
             <w:tcBorders>
-              <w:top w:val="single" w:sz="4" w:space="0" w:color="000000"/>
-              <w:left w:val="single" w:sz="4" w:space="0" w:color="000000"/>
-              <w:bottom w:val="single" w:sz="4" w:space="0" w:color="000000"/>
-              <w:right w:val="single" w:sz="4" w:space="0" w:color="000000"/>
+              <w:top w:val="single" w:color="000000" w:sz="4" w:space="0"/>
+              <w:left w:val="single" w:color="000000" w:sz="4" w:space="0"/>
+              <w:bottom w:val="single" w:color="000000" w:sz="4" w:space="0"/>
+              <w:right w:val="single" w:color="000000" w:sz="4" w:space="0"/>
             </w:tcBorders>
             <w:tcMar>
               <w:top w:w="0" w:type="dxa"/>
@@ -770,12 +824,11 @@
               <w:rPr>
                 <w:rFonts w:ascii="Arial" w:hAnsi="Arial" w:cs="Arial"/>
                 <w:b/>
-                <w:noProof/>
                 <w:sz w:val="24"/>
                 <w:szCs w:val="24"/>
               </w:rPr>
               <w:drawing>
-                <wp:inline distT="0" distB="0" distL="114300" distR="114300" wp14:anchorId="254BDC8D" wp14:editId="6A58E184">
+                <wp:inline distT="0" distB="0" distL="114300" distR="114300">
                   <wp:extent cx="822960" cy="822960"/>
                   <wp:effectExtent l="0" t="0" r="15240" b="15240"/>
                   <wp:docPr id="18" name="Picture 18"/>
@@ -788,7 +841,7 @@
                           <pic:cNvPicPr/>
                         </pic:nvPicPr>
                         <pic:blipFill>
-                          <a:blip r:embed="rId14"/>
+                          <a:blip r:embed="rId13"/>
                           <a:stretch>
                             <a:fillRect/>
                           </a:stretch>
@@ -835,10 +888,10 @@
           <w:tcPr>
             <w:tcW w:w="3828" w:type="dxa"/>
             <w:tcBorders>
-              <w:top w:val="single" w:sz="4" w:space="0" w:color="000000"/>
-              <w:left w:val="single" w:sz="4" w:space="0" w:color="000000"/>
-              <w:bottom w:val="single" w:sz="4" w:space="0" w:color="000000"/>
-              <w:right w:val="single" w:sz="4" w:space="0" w:color="000000"/>
+              <w:top w:val="single" w:color="000000" w:sz="4" w:space="0"/>
+              <w:left w:val="single" w:color="000000" w:sz="4" w:space="0"/>
+              <w:bottom w:val="single" w:color="000000" w:sz="4" w:space="0"/>
+              <w:right w:val="single" w:color="000000" w:sz="4" w:space="0"/>
             </w:tcBorders>
             <w:tcMar>
               <w:top w:w="0" w:type="dxa"/>
@@ -863,12 +916,11 @@
               <w:rPr>
                 <w:rFonts w:ascii="Arial" w:hAnsi="Arial" w:cs="Arial"/>
                 <w:b/>
-                <w:noProof/>
                 <w:sz w:val="24"/>
                 <w:szCs w:val="24"/>
               </w:rPr>
               <w:drawing>
-                <wp:inline distT="0" distB="0" distL="114300" distR="114300" wp14:anchorId="6ED06C0D" wp14:editId="4CCE2C87">
+                <wp:inline distT="0" distB="0" distL="114300" distR="114300">
                   <wp:extent cx="822960" cy="822960"/>
                   <wp:effectExtent l="0" t="0" r="15240" b="15240"/>
                   <wp:docPr id="14" name="Picture 14"/>
@@ -881,7 +933,7 @@
                           <pic:cNvPicPr/>
                         </pic:nvPicPr>
                         <pic:blipFill>
-                          <a:blip r:embed="rId15"/>
+                          <a:blip r:embed="rId14"/>
                           <a:srcRect l="5224" t="8682" r="7463" b="2171"/>
                           <a:stretch>
                             <a:fillRect/>
@@ -921,33 +973,40 @@
                 <w:sz w:val="24"/>
                 <w:szCs w:val="24"/>
               </w:rPr>
-              <w:t xml:space="preserve">Выдать заказ (без </w:t>
-            </w:r>
-            <w:r>
-              <w:rPr>
-                <w:rFonts w:ascii="Arial" w:hAnsi="Arial" w:cs="Arial"/>
-                <w:b/>
-                <w:sz w:val="24"/>
-                <w:szCs w:val="24"/>
-              </w:rPr>
-              <w:t>пакета)</w:t>
+              <w:t>Выдать заказ (без пакета)</w:t>
             </w:r>
           </w:p>
         </w:tc>
       </w:tr>
       <w:tr>
+        <w:tblPrEx>
+          <w:tblBorders>
+            <w:top w:val="single" w:color="000000" w:sz="4" w:space="0"/>
+            <w:left w:val="single" w:color="000000" w:sz="4" w:space="0"/>
+            <w:bottom w:val="single" w:color="000000" w:sz="4" w:space="0"/>
+            <w:right w:val="single" w:color="000000" w:sz="4" w:space="0"/>
+            <w:insideH w:val="single" w:color="000000" w:sz="4" w:space="0"/>
+            <w:insideV w:val="single" w:color="000000" w:sz="4" w:space="0"/>
+          </w:tblBorders>
+          <w:tblCellMar>
+            <w:top w:w="0" w:type="dxa"/>
+            <w:left w:w="108" w:type="dxa"/>
+            <w:bottom w:w="0" w:type="dxa"/>
+            <w:right w:w="108" w:type="dxa"/>
+          </w:tblCellMar>
+        </w:tblPrEx>
         <w:trPr>
-          <w:trHeight w:val="2060"/>
+          <w:trHeight w:val="2060" w:hRule="atLeast"/>
           <w:jc w:val="center"/>
         </w:trPr>
         <w:tc>
           <w:tcPr>
-            <w:tcW w:w="3168" w:type="dxa"/>
+            <w:tcW w:w="3375" w:type="dxa"/>
             <w:tcBorders>
-              <w:top w:val="single" w:sz="4" w:space="0" w:color="000000"/>
-              <w:left w:val="single" w:sz="4" w:space="0" w:color="000000"/>
-              <w:bottom w:val="single" w:sz="4" w:space="0" w:color="000000"/>
-              <w:right w:val="single" w:sz="4" w:space="0" w:color="000000"/>
+              <w:top w:val="single" w:color="000000" w:sz="4" w:space="0"/>
+              <w:left w:val="single" w:color="000000" w:sz="4" w:space="0"/>
+              <w:bottom w:val="single" w:color="000000" w:sz="4" w:space="0"/>
+              <w:right w:val="single" w:color="000000" w:sz="4" w:space="0"/>
             </w:tcBorders>
             <w:tcMar>
               <w:top w:w="0" w:type="dxa"/>
@@ -976,7 +1035,7 @@
                 <w:szCs w:val="24"/>
               </w:rPr>
               <w:drawing>
-                <wp:inline distT="0" distB="0" distL="114300" distR="114300" wp14:anchorId="1C8F0FFC" wp14:editId="37650153">
+                <wp:inline distT="0" distB="0" distL="114300" distR="114300">
                   <wp:extent cx="822960" cy="822960"/>
                   <wp:effectExtent l="0" t="0" r="15240" b="15240"/>
                   <wp:docPr id="1" name="Изображение 1"/>
@@ -991,6 +1050,102 @@
                           <pic:cNvPicPr>
                             <a:picLocks noChangeAspect="1"/>
                           </pic:cNvPicPr>
+                        </pic:nvPicPr>
+                        <pic:blipFill>
+                          <a:blip r:embed="rId15"/>
+                          <a:stretch>
+                            <a:fillRect/>
+                          </a:stretch>
+                        </pic:blipFill>
+                        <pic:spPr>
+                          <a:xfrm>
+                            <a:off x="0" y="0"/>
+                            <a:ext cx="822960" cy="822960"/>
+                          </a:xfrm>
+                          <a:prstGeom prst="rect">
+                            <a:avLst/>
+                          </a:prstGeom>
+                          <a:noFill/>
+                          <a:ln>
+                            <a:noFill/>
+                          </a:ln>
+                        </pic:spPr>
+                      </pic:pic>
+                    </a:graphicData>
+                  </a:graphic>
+                </wp:inline>
+              </w:drawing>
+            </w:r>
+          </w:p>
+          <w:p>
+            <w:pPr>
+              <w:spacing w:after="0" w:line="276" w:lineRule="auto"/>
+              <w:jc w:val="center"/>
+              <w:rPr>
+                <w:rFonts w:ascii="Arial" w:hAnsi="Arial" w:cs="Arial"/>
+                <w:b/>
+                <w:sz w:val="24"/>
+                <w:szCs w:val="24"/>
+              </w:rPr>
+            </w:pPr>
+            <w:r>
+              <w:rPr>
+                <w:rFonts w:ascii="Arial" w:hAnsi="Arial" w:cs="Arial"/>
+                <w:b/>
+                <w:sz w:val="24"/>
+                <w:szCs w:val="24"/>
+              </w:rPr>
+              <w:t>Выдать все (авто)</w:t>
+            </w:r>
+          </w:p>
+        </w:tc>
+        <w:tc>
+          <w:tcPr>
+            <w:tcW w:w="3678" w:type="dxa"/>
+            <w:tcBorders>
+              <w:top w:val="single" w:color="000000" w:sz="4" w:space="0"/>
+              <w:left w:val="single" w:color="000000" w:sz="4" w:space="0"/>
+              <w:bottom w:val="single" w:color="000000" w:sz="4" w:space="0"/>
+              <w:right w:val="single" w:color="000000" w:sz="4" w:space="0"/>
+            </w:tcBorders>
+            <w:tcMar>
+              <w:top w:w="0" w:type="dxa"/>
+              <w:left w:w="108" w:type="dxa"/>
+              <w:bottom w:w="0" w:type="dxa"/>
+              <w:right w:w="108" w:type="dxa"/>
+            </w:tcMar>
+            <w:vAlign w:val="center"/>
+          </w:tcPr>
+          <w:p>
+            <w:pPr>
+              <w:spacing w:after="0" w:line="276" w:lineRule="auto"/>
+              <w:jc w:val="center"/>
+              <w:rPr>
+                <w:rFonts w:ascii="Arial" w:hAnsi="Arial" w:cs="Arial"/>
+                <w:b/>
+                <w:sz w:val="24"/>
+                <w:szCs w:val="24"/>
+              </w:rPr>
+            </w:pPr>
+            <w:r>
+              <w:rPr>
+                <w:rFonts w:ascii="Arial" w:hAnsi="Arial" w:cs="Arial"/>
+                <w:b/>
+                <w:sz w:val="24"/>
+                <w:szCs w:val="24"/>
+              </w:rPr>
+              <w:drawing>
+                <wp:inline distT="0" distB="0" distL="114300" distR="114300">
+                  <wp:extent cx="822960" cy="822960"/>
+                  <wp:effectExtent l="0" t="0" r="15240" b="15240"/>
+                  <wp:docPr id="7" name="Изображение 4"/>
+                  <wp:cNvGraphicFramePr/>
+                  <a:graphic xmlns:a="http://schemas.openxmlformats.org/drawingml/2006/main">
+                    <a:graphicData uri="http://schemas.openxmlformats.org/drawingml/2006/picture">
+                      <pic:pic xmlns:pic="http://schemas.openxmlformats.org/drawingml/2006/picture">
+                        <pic:nvPicPr>
+                          <pic:cNvPr id="7" name="Изображение 4"/>
+                          <pic:cNvPicPr/>
                         </pic:nvPicPr>
                         <pic:blipFill>
                           <a:blip r:embed="rId16"/>
@@ -1036,18 +1191,18 @@
                 <w:sz w:val="24"/>
                 <w:szCs w:val="24"/>
               </w:rPr>
-              <w:t>Выдать все (авто)</w:t>
+              <w:t>Оплатить заказ (авто)</w:t>
             </w:r>
           </w:p>
         </w:tc>
         <w:tc>
           <w:tcPr>
-            <w:tcW w:w="3885" w:type="dxa"/>
+            <w:tcW w:w="3828" w:type="dxa"/>
             <w:tcBorders>
-              <w:top w:val="single" w:sz="4" w:space="0" w:color="000000"/>
-              <w:left w:val="single" w:sz="4" w:space="0" w:color="000000"/>
-              <w:bottom w:val="single" w:sz="4" w:space="0" w:color="000000"/>
-              <w:right w:val="single" w:sz="4" w:space="0" w:color="000000"/>
+              <w:top w:val="single" w:color="000000" w:sz="4" w:space="0"/>
+              <w:left w:val="single" w:color="000000" w:sz="4" w:space="0"/>
+              <w:bottom w:val="single" w:color="000000" w:sz="4" w:space="0"/>
+              <w:right w:val="single" w:color="000000" w:sz="4" w:space="0"/>
             </w:tcBorders>
             <w:tcMar>
               <w:top w:w="0" w:type="dxa"/>
@@ -1072,21 +1227,20 @@
               <w:rPr>
                 <w:rFonts w:ascii="Arial" w:hAnsi="Arial" w:cs="Arial"/>
                 <w:b/>
-                <w:noProof/>
                 <w:sz w:val="24"/>
                 <w:szCs w:val="24"/>
               </w:rPr>
               <w:drawing>
-                <wp:inline distT="0" distB="0" distL="114300" distR="114300" wp14:anchorId="38F0B1A2" wp14:editId="04DB5D96">
+                <wp:inline distT="0" distB="0" distL="114300" distR="114300">
                   <wp:extent cx="822960" cy="822960"/>
                   <wp:effectExtent l="0" t="0" r="15240" b="15240"/>
-                  <wp:docPr id="7" name="Изображение 4"/>
+                  <wp:docPr id="5" name="Изображение 3"/>
                   <wp:cNvGraphicFramePr/>
                   <a:graphic xmlns:a="http://schemas.openxmlformats.org/drawingml/2006/main">
                     <a:graphicData uri="http://schemas.openxmlformats.org/drawingml/2006/picture">
                       <pic:pic xmlns:pic="http://schemas.openxmlformats.org/drawingml/2006/picture">
                         <pic:nvPicPr>
-                          <pic:cNvPr id="7" name="Изображение 4"/>
+                          <pic:cNvPr id="5" name="Изображение 3"/>
                           <pic:cNvPicPr/>
                         </pic:nvPicPr>
                         <pic:blipFill>
@@ -1133,18 +1287,40 @@
                 <w:sz w:val="24"/>
                 <w:szCs w:val="24"/>
               </w:rPr>
-              <w:t>Оплатить заказ (авто)</w:t>
+              <w:t>Выдать заказ (авто)</w:t>
             </w:r>
           </w:p>
         </w:tc>
+      </w:tr>
+      <w:tr>
+        <w:tblPrEx>
+          <w:tblBorders>
+            <w:top w:val="single" w:color="000000" w:sz="4" w:space="0"/>
+            <w:left w:val="single" w:color="000000" w:sz="4" w:space="0"/>
+            <w:bottom w:val="single" w:color="000000" w:sz="4" w:space="0"/>
+            <w:right w:val="single" w:color="000000" w:sz="4" w:space="0"/>
+            <w:insideH w:val="single" w:color="000000" w:sz="4" w:space="0"/>
+            <w:insideV w:val="single" w:color="000000" w:sz="4" w:space="0"/>
+          </w:tblBorders>
+          <w:tblCellMar>
+            <w:top w:w="0" w:type="dxa"/>
+            <w:left w:w="108" w:type="dxa"/>
+            <w:bottom w:w="0" w:type="dxa"/>
+            <w:right w:w="108" w:type="dxa"/>
+          </w:tblCellMar>
+        </w:tblPrEx>
+        <w:trPr>
+          <w:trHeight w:val="2060" w:hRule="atLeast"/>
+          <w:jc w:val="center"/>
+        </w:trPr>
         <w:tc>
           <w:tcPr>
-            <w:tcW w:w="3828" w:type="dxa"/>
+            <w:tcW w:w="3375" w:type="dxa"/>
             <w:tcBorders>
-              <w:top w:val="single" w:sz="4" w:space="0" w:color="000000"/>
-              <w:left w:val="single" w:sz="4" w:space="0" w:color="000000"/>
-              <w:bottom w:val="single" w:sz="4" w:space="0" w:color="000000"/>
-              <w:right w:val="single" w:sz="4" w:space="0" w:color="000000"/>
+              <w:top w:val="single" w:color="000000" w:sz="4" w:space="0"/>
+              <w:left w:val="single" w:color="000000" w:sz="4" w:space="0"/>
+              <w:bottom w:val="single" w:color="000000" w:sz="4" w:space="0"/>
+              <w:right w:val="single" w:color="000000" w:sz="4" w:space="0"/>
             </w:tcBorders>
             <w:tcMar>
               <w:top w:w="0" w:type="dxa"/>
@@ -1158,33 +1334,24 @@
             <w:pPr>
               <w:spacing w:after="0" w:line="276" w:lineRule="auto"/>
               <w:jc w:val="center"/>
-              <w:rPr>
-                <w:rFonts w:ascii="Arial" w:hAnsi="Arial" w:cs="Arial"/>
-                <w:b/>
-                <w:sz w:val="24"/>
-                <w:szCs w:val="24"/>
-              </w:rPr>
-            </w:pPr>
-            <w:r>
-              <w:rPr>
-                <w:rFonts w:ascii="Arial" w:hAnsi="Arial" w:cs="Arial"/>
-                <w:b/>
-                <w:noProof/>
-                <w:sz w:val="24"/>
-                <w:szCs w:val="24"/>
-              </w:rPr>
+            </w:pPr>
+            <w:r>
               <w:drawing>
-                <wp:inline distT="0" distB="0" distL="114300" distR="114300" wp14:anchorId="6EA1ECC6" wp14:editId="55056B5A">
-                  <wp:extent cx="822960" cy="822960"/>
-                  <wp:effectExtent l="0" t="0" r="15240" b="15240"/>
-                  <wp:docPr id="5" name="Изображение 3"/>
-                  <wp:cNvGraphicFramePr/>
+                <wp:inline distT="0" distB="0" distL="114300" distR="114300">
+                  <wp:extent cx="847725" cy="847725"/>
+                  <wp:effectExtent l="0" t="0" r="9525" b="9525"/>
+                  <wp:docPr id="16" name="Изображение 2"/>
+                  <wp:cNvGraphicFramePr>
+                    <a:graphicFrameLocks xmlns:a="http://schemas.openxmlformats.org/drawingml/2006/main" noChangeAspect="1"/>
+                  </wp:cNvGraphicFramePr>
                   <a:graphic xmlns:a="http://schemas.openxmlformats.org/drawingml/2006/main">
                     <a:graphicData uri="http://schemas.openxmlformats.org/drawingml/2006/picture">
                       <pic:pic xmlns:pic="http://schemas.openxmlformats.org/drawingml/2006/picture">
                         <pic:nvPicPr>
-                          <pic:cNvPr id="5" name="Изображение 3"/>
-                          <pic:cNvPicPr/>
+                          <pic:cNvPr id="16" name="Изображение 2"/>
+                          <pic:cNvPicPr>
+                            <a:picLocks noChangeAspect="1"/>
+                          </pic:cNvPicPr>
                         </pic:nvPicPr>
                         <pic:blipFill>
                           <a:blip r:embed="rId18"/>
@@ -1195,7 +1362,7 @@
                         <pic:spPr>
                           <a:xfrm>
                             <a:off x="0" y="0"/>
-                            <a:ext cx="822960" cy="822960"/>
+                            <a:ext cx="847725" cy="847725"/>
                           </a:xfrm>
                           <a:prstGeom prst="rect">
                             <a:avLst/>
@@ -1217,48 +1384,39 @@
               <w:spacing w:after="0" w:line="276" w:lineRule="auto"/>
               <w:jc w:val="center"/>
               <w:rPr>
-                <w:rFonts w:ascii="Arial" w:hAnsi="Arial" w:cs="Arial"/>
-                <w:b/>
-                <w:sz w:val="24"/>
-                <w:szCs w:val="24"/>
-              </w:rPr>
-            </w:pPr>
-            <w:r>
-              <w:rPr>
-                <w:rFonts w:ascii="Arial" w:hAnsi="Arial" w:cs="Arial"/>
-                <w:b/>
-                <w:sz w:val="24"/>
-                <w:szCs w:val="24"/>
-              </w:rPr>
-              <w:t>Выдать заказ (авто</w:t>
-            </w:r>
-            <w:bookmarkStart w:id="0" w:name="_GoBack"/>
-            <w:bookmarkEnd w:id="0"/>
-            <w:r>
-              <w:rPr>
-                <w:rFonts w:ascii="Arial" w:hAnsi="Arial" w:cs="Arial"/>
-                <w:b/>
-                <w:sz w:val="24"/>
-                <w:szCs w:val="24"/>
-              </w:rPr>
-              <w:t>)</w:t>
+                <w:rFonts w:hint="default"/>
+                <w:lang w:val="en-US"/>
+              </w:rPr>
+            </w:pPr>
+            <w:r>
+              <w:rPr>
+                <w:rFonts w:ascii="Arial" w:hAnsi="Arial" w:cs="Arial"/>
+                <w:b/>
+                <w:sz w:val="24"/>
+                <w:szCs w:val="24"/>
+              </w:rPr>
+              <w:t xml:space="preserve">Сейф-пакет </w:t>
+            </w:r>
+            <w:r>
+              <w:rPr>
+                <w:rFonts w:hint="default" w:ascii="Arial" w:hAnsi="Arial" w:cs="Arial"/>
+                <w:b/>
+                <w:sz w:val="24"/>
+                <w:szCs w:val="24"/>
+                <w:lang w:val="en-US"/>
+              </w:rPr>
+              <w:t>XS</w:t>
             </w:r>
           </w:p>
         </w:tc>
-      </w:tr>
-      <w:tr>
-        <w:trPr>
-          <w:trHeight w:val="2060"/>
-          <w:jc w:val="center"/>
-        </w:trPr>
         <w:tc>
           <w:tcPr>
-            <w:tcW w:w="3168" w:type="dxa"/>
+            <w:tcW w:w="3678" w:type="dxa"/>
             <w:tcBorders>
-              <w:top w:val="single" w:sz="4" w:space="0" w:color="000000"/>
-              <w:left w:val="single" w:sz="4" w:space="0" w:color="000000"/>
-              <w:bottom w:val="single" w:sz="4" w:space="0" w:color="000000"/>
-              <w:right w:val="single" w:sz="4" w:space="0" w:color="000000"/>
+              <w:top w:val="single" w:color="000000" w:sz="4" w:space="0"/>
+              <w:left w:val="single" w:color="000000" w:sz="4" w:space="0"/>
+              <w:bottom w:val="single" w:color="000000" w:sz="4" w:space="0"/>
+              <w:right w:val="single" w:color="000000" w:sz="4" w:space="0"/>
             </w:tcBorders>
             <w:tcMar>
               <w:top w:w="0" w:type="dxa"/>
@@ -1272,37 +1430,24 @@
             <w:pPr>
               <w:spacing w:after="0" w:line="276" w:lineRule="auto"/>
               <w:jc w:val="center"/>
-              <w:rPr>
-                <w:rFonts w:ascii="Arial" w:hAnsi="Arial" w:cs="Arial"/>
-                <w:b/>
-                <w:noProof/>
-                <w:sz w:val="24"/>
-                <w:szCs w:val="24"/>
-                <w:lang w:val="en-US"/>
-              </w:rPr>
-            </w:pPr>
-            <w:r>
-              <w:rPr>
-                <w:rFonts w:ascii="Arial" w:hAnsi="Arial" w:cs="Arial"/>
-                <w:b/>
-                <w:noProof/>
-                <w:sz w:val="24"/>
-                <w:szCs w:val="24"/>
-              </w:rPr>
+            </w:pPr>
+            <w:r>
               <w:drawing>
-                <wp:inline distT="0" distB="0" distL="0" distR="0" wp14:anchorId="4BF44C9D" wp14:editId="762BF29B">
-                  <wp:extent cx="824400" cy="824400"/>
-                  <wp:effectExtent l="0" t="0" r="0" b="0"/>
-                  <wp:docPr id="3" name="Рисунок 3"/>
+                <wp:inline distT="0" distB="0" distL="114300" distR="114300">
+                  <wp:extent cx="847725" cy="838200"/>
+                  <wp:effectExtent l="0" t="0" r="9525" b="0"/>
+                  <wp:docPr id="17" name="Изображение 3"/>
                   <wp:cNvGraphicFramePr>
-                    <a:graphicFrameLocks xmlns:a="http://schemas.openxmlformats.org/drawingml/2006/main"/>
+                    <a:graphicFrameLocks xmlns:a="http://schemas.openxmlformats.org/drawingml/2006/main" noChangeAspect="1"/>
                   </wp:cNvGraphicFramePr>
                   <a:graphic xmlns:a="http://schemas.openxmlformats.org/drawingml/2006/main">
                     <a:graphicData uri="http://schemas.openxmlformats.org/drawingml/2006/picture">
                       <pic:pic xmlns:pic="http://schemas.openxmlformats.org/drawingml/2006/picture">
                         <pic:nvPicPr>
-                          <pic:cNvPr id="0" name=""/>
-                          <pic:cNvPicPr/>
+                          <pic:cNvPr id="17" name="Изображение 3"/>
+                          <pic:cNvPicPr>
+                            <a:picLocks noChangeAspect="1"/>
+                          </pic:cNvPicPr>
                         </pic:nvPicPr>
                         <pic:blipFill>
                           <a:blip r:embed="rId19"/>
@@ -1313,11 +1458,15 @@
                         <pic:spPr>
                           <a:xfrm>
                             <a:off x="0" y="0"/>
-                            <a:ext cx="824400" cy="824400"/>
+                            <a:ext cx="847725" cy="838200"/>
                           </a:xfrm>
                           <a:prstGeom prst="rect">
                             <a:avLst/>
                           </a:prstGeom>
+                          <a:noFill/>
+                          <a:ln>
+                            <a:noFill/>
+                          </a:ln>
                         </pic:spPr>
                       </pic:pic>
                     </a:graphicData>
@@ -1330,33 +1479,36 @@
             <w:pPr>
               <w:spacing w:after="0" w:line="276" w:lineRule="auto"/>
               <w:jc w:val="center"/>
-              <w:rPr>
-                <w:rFonts w:ascii="Arial" w:hAnsi="Arial" w:cs="Arial"/>
-                <w:b/>
-                <w:noProof/>
-                <w:sz w:val="24"/>
-                <w:szCs w:val="24"/>
-              </w:rPr>
-            </w:pPr>
-            <w:r>
-              <w:rPr>
-                <w:rFonts w:ascii="Arial" w:hAnsi="Arial" w:cs="Arial"/>
-                <w:b/>
-                <w:sz w:val="24"/>
-                <w:szCs w:val="24"/>
-              </w:rPr>
-              <w:t>Сейф-пакет М</w:t>
+            </w:pPr>
+            <w:r>
+              <w:rPr>
+                <w:rFonts w:ascii="Arial" w:hAnsi="Arial" w:cs="Arial"/>
+                <w:b/>
+                <w:sz w:val="24"/>
+                <w:szCs w:val="24"/>
+              </w:rPr>
+              <w:t xml:space="preserve">Сейф-пакет </w:t>
+            </w:r>
+            <w:r>
+              <w:rPr>
+                <w:rFonts w:hint="default" w:ascii="Arial" w:hAnsi="Arial" w:cs="Arial"/>
+                <w:b/>
+                <w:sz w:val="24"/>
+                <w:szCs w:val="24"/>
+                <w:lang w:val="en-US"/>
+              </w:rPr>
+              <w:t>S</w:t>
             </w:r>
           </w:p>
         </w:tc>
         <w:tc>
           <w:tcPr>
-            <w:tcW w:w="3885" w:type="dxa"/>
+            <w:tcW w:w="3828" w:type="dxa"/>
             <w:tcBorders>
-              <w:top w:val="single" w:sz="4" w:space="0" w:color="000000"/>
-              <w:left w:val="single" w:sz="4" w:space="0" w:color="000000"/>
-              <w:bottom w:val="single" w:sz="4" w:space="0" w:color="000000"/>
-              <w:right w:val="single" w:sz="4" w:space="0" w:color="000000"/>
+              <w:top w:val="single" w:color="000000" w:sz="4" w:space="0"/>
+              <w:left w:val="single" w:color="000000" w:sz="4" w:space="0"/>
+              <w:bottom w:val="single" w:color="000000" w:sz="4" w:space="0"/>
+              <w:right w:val="single" w:color="000000" w:sz="4" w:space="0"/>
             </w:tcBorders>
             <w:tcMar>
               <w:top w:w="0" w:type="dxa"/>
@@ -1373,7 +1525,6 @@
               <w:rPr>
                 <w:rFonts w:ascii="Arial" w:hAnsi="Arial" w:cs="Arial"/>
                 <w:b/>
-                <w:noProof/>
                 <w:sz w:val="24"/>
                 <w:szCs w:val="24"/>
                 <w:lang w:val="en-US"/>
@@ -1383,23 +1534,20 @@
               <w:rPr>
                 <w:rFonts w:ascii="Arial" w:hAnsi="Arial" w:cs="Arial"/>
                 <w:b/>
-                <w:noProof/>
                 <w:sz w:val="24"/>
                 <w:szCs w:val="24"/>
               </w:rPr>
               <w:drawing>
-                <wp:inline distT="0" distB="0" distL="0" distR="0" wp14:anchorId="0F0720C5" wp14:editId="1F80CDCE">
-                  <wp:extent cx="824400" cy="824400"/>
-                  <wp:effectExtent l="0" t="0" r="0" b="0"/>
-                  <wp:docPr id="9" name="Рисунок 9"/>
-                  <wp:cNvGraphicFramePr>
-                    <a:graphicFrameLocks xmlns:a="http://schemas.openxmlformats.org/drawingml/2006/main"/>
-                  </wp:cNvGraphicFramePr>
+                <wp:inline distT="0" distB="0" distL="0" distR="0">
+                  <wp:extent cx="824230" cy="824230"/>
+                  <wp:effectExtent l="0" t="0" r="13970" b="13970"/>
+                  <wp:docPr id="3" name="Рисунок 3"/>
+                  <wp:cNvGraphicFramePr/>
                   <a:graphic xmlns:a="http://schemas.openxmlformats.org/drawingml/2006/main">
                     <a:graphicData uri="http://schemas.openxmlformats.org/drawingml/2006/picture">
                       <pic:pic xmlns:pic="http://schemas.openxmlformats.org/drawingml/2006/picture">
                         <pic:nvPicPr>
-                          <pic:cNvPr id="0" name=""/>
+                          <pic:cNvPr id="3" name="Рисунок 3"/>
                           <pic:cNvPicPr/>
                         </pic:nvPicPr>
                         <pic:blipFill>
@@ -1431,41 +1579,51 @@
               <w:rPr>
                 <w:rFonts w:ascii="Arial" w:hAnsi="Arial" w:cs="Arial"/>
                 <w:b/>
-                <w:noProof/>
-                <w:sz w:val="24"/>
-                <w:szCs w:val="24"/>
-                <w:lang w:val="en-US"/>
-              </w:rPr>
-            </w:pPr>
-            <w:r>
-              <w:rPr>
-                <w:rFonts w:ascii="Arial" w:hAnsi="Arial" w:cs="Arial"/>
-                <w:b/>
-                <w:sz w:val="24"/>
-                <w:szCs w:val="24"/>
-              </w:rPr>
-              <w:t xml:space="preserve">Сейф-пакет </w:t>
-            </w:r>
-            <w:r>
-              <w:rPr>
-                <w:rFonts w:ascii="Arial" w:hAnsi="Arial" w:cs="Arial"/>
-                <w:b/>
-                <w:sz w:val="24"/>
-                <w:szCs w:val="24"/>
-                <w:lang w:val="en-US"/>
-              </w:rPr>
-              <w:t>L</w:t>
+                <w:sz w:val="24"/>
+                <w:szCs w:val="24"/>
+              </w:rPr>
+            </w:pPr>
+            <w:r>
+              <w:rPr>
+                <w:rFonts w:ascii="Arial" w:hAnsi="Arial" w:cs="Arial"/>
+                <w:b/>
+                <w:sz w:val="24"/>
+                <w:szCs w:val="24"/>
+              </w:rPr>
+              <w:t>Сейф-пакет М</w:t>
             </w:r>
           </w:p>
         </w:tc>
+      </w:tr>
+      <w:tr>
+        <w:tblPrEx>
+          <w:tblBorders>
+            <w:top w:val="single" w:color="000000" w:sz="4" w:space="0"/>
+            <w:left w:val="single" w:color="000000" w:sz="4" w:space="0"/>
+            <w:bottom w:val="single" w:color="000000" w:sz="4" w:space="0"/>
+            <w:right w:val="single" w:color="000000" w:sz="4" w:space="0"/>
+            <w:insideH w:val="single" w:color="000000" w:sz="4" w:space="0"/>
+            <w:insideV w:val="single" w:color="000000" w:sz="4" w:space="0"/>
+          </w:tblBorders>
+          <w:tblCellMar>
+            <w:top w:w="0" w:type="dxa"/>
+            <w:left w:w="108" w:type="dxa"/>
+            <w:bottom w:w="0" w:type="dxa"/>
+            <w:right w:w="108" w:type="dxa"/>
+          </w:tblCellMar>
+        </w:tblPrEx>
+        <w:trPr>
+          <w:trHeight w:val="2060" w:hRule="atLeast"/>
+          <w:jc w:val="center"/>
+        </w:trPr>
         <w:tc>
           <w:tcPr>
-            <w:tcW w:w="3828" w:type="dxa"/>
+            <w:tcW w:w="3375" w:type="dxa"/>
             <w:tcBorders>
-              <w:top w:val="single" w:sz="4" w:space="0" w:color="000000"/>
-              <w:left w:val="single" w:sz="4" w:space="0" w:color="000000"/>
-              <w:bottom w:val="single" w:sz="4" w:space="0" w:color="000000"/>
-              <w:right w:val="single" w:sz="4" w:space="0" w:color="000000"/>
+              <w:top w:val="single" w:color="000000" w:sz="4" w:space="0"/>
+              <w:left w:val="single" w:color="000000" w:sz="4" w:space="0"/>
+              <w:bottom w:val="single" w:color="000000" w:sz="4" w:space="0"/>
+              <w:right w:val="single" w:color="000000" w:sz="4" w:space="0"/>
             </w:tcBorders>
             <w:tcMar>
               <w:top w:w="0" w:type="dxa"/>
@@ -1479,37 +1637,24 @@
             <w:pPr>
               <w:spacing w:after="0" w:line="276" w:lineRule="auto"/>
               <w:jc w:val="center"/>
-              <w:rPr>
-                <w:rFonts w:ascii="Arial" w:hAnsi="Arial" w:cs="Arial"/>
-                <w:b/>
-                <w:noProof/>
-                <w:sz w:val="24"/>
-                <w:szCs w:val="24"/>
-                <w:lang w:val="en-US"/>
-              </w:rPr>
-            </w:pPr>
-            <w:r>
-              <w:rPr>
-                <w:rFonts w:ascii="Arial" w:hAnsi="Arial" w:cs="Arial"/>
-                <w:b/>
-                <w:noProof/>
-                <w:sz w:val="24"/>
-                <w:szCs w:val="24"/>
-              </w:rPr>
+            </w:pPr>
+            <w:r>
               <w:drawing>
-                <wp:inline distT="0" distB="0" distL="0" distR="0" wp14:anchorId="2B642012" wp14:editId="3B2F09E9">
-                  <wp:extent cx="824400" cy="824400"/>
-                  <wp:effectExtent l="0" t="0" r="0" b="0"/>
-                  <wp:docPr id="11" name="Рисунок 11"/>
+                <wp:inline distT="0" distB="0" distL="114300" distR="114300">
+                  <wp:extent cx="876300" cy="847725"/>
+                  <wp:effectExtent l="0" t="0" r="0" b="9525"/>
+                  <wp:docPr id="19" name="Изображение 4"/>
                   <wp:cNvGraphicFramePr>
-                    <a:graphicFrameLocks xmlns:a="http://schemas.openxmlformats.org/drawingml/2006/main"/>
+                    <a:graphicFrameLocks xmlns:a="http://schemas.openxmlformats.org/drawingml/2006/main" noChangeAspect="1"/>
                   </wp:cNvGraphicFramePr>
                   <a:graphic xmlns:a="http://schemas.openxmlformats.org/drawingml/2006/main">
                     <a:graphicData uri="http://schemas.openxmlformats.org/drawingml/2006/picture">
                       <pic:pic xmlns:pic="http://schemas.openxmlformats.org/drawingml/2006/picture">
                         <pic:nvPicPr>
-                          <pic:cNvPr id="0" name=""/>
-                          <pic:cNvPicPr/>
+                          <pic:cNvPr id="19" name="Изображение 4"/>
+                          <pic:cNvPicPr>
+                            <a:picLocks noChangeAspect="1"/>
+                          </pic:cNvPicPr>
                         </pic:nvPicPr>
                         <pic:blipFill>
                           <a:blip r:embed="rId21"/>
@@ -1520,11 +1665,15 @@
                         <pic:spPr>
                           <a:xfrm>
                             <a:off x="0" y="0"/>
-                            <a:ext cx="824400" cy="824400"/>
+                            <a:ext cx="876300" cy="847725"/>
                           </a:xfrm>
                           <a:prstGeom prst="rect">
                             <a:avLst/>
                           </a:prstGeom>
+                          <a:noFill/>
+                          <a:ln>
+                            <a:noFill/>
+                          </a:ln>
                         </pic:spPr>
                       </pic:pic>
                     </a:graphicData>
@@ -1537,59 +1686,36 @@
             <w:pPr>
               <w:spacing w:after="0" w:line="276" w:lineRule="auto"/>
               <w:jc w:val="center"/>
-              <w:rPr>
-                <w:rFonts w:ascii="Arial" w:hAnsi="Arial" w:cs="Arial"/>
-                <w:b/>
-                <w:noProof/>
-                <w:sz w:val="24"/>
-                <w:szCs w:val="24"/>
-              </w:rPr>
-            </w:pPr>
-            <w:r>
-              <w:rPr>
-                <w:rFonts w:ascii="Arial" w:hAnsi="Arial" w:cs="Arial"/>
-                <w:b/>
-                <w:sz w:val="24"/>
-                <w:szCs w:val="24"/>
-              </w:rPr>
-              <w:t xml:space="preserve">Упаковки </w:t>
-            </w:r>
-            <w:proofErr w:type="spellStart"/>
-            <w:r>
-              <w:rPr>
-                <w:rFonts w:ascii="Arial" w:hAnsi="Arial" w:cs="Arial"/>
-                <w:b/>
-                <w:sz w:val="24"/>
-                <w:szCs w:val="24"/>
-              </w:rPr>
-              <w:t>Ozon</w:t>
-            </w:r>
-            <w:proofErr w:type="spellEnd"/>
-            <w:r>
-              <w:rPr>
-                <w:rFonts w:ascii="Arial" w:hAnsi="Arial" w:cs="Arial"/>
-                <w:b/>
-                <w:sz w:val="24"/>
-                <w:szCs w:val="24"/>
-              </w:rPr>
-              <w:t xml:space="preserve"> нет в наличии</w:t>
+            </w:pPr>
+            <w:r>
+              <w:rPr>
+                <w:rFonts w:ascii="Arial" w:hAnsi="Arial" w:cs="Arial"/>
+                <w:b/>
+                <w:sz w:val="24"/>
+                <w:szCs w:val="24"/>
+              </w:rPr>
+              <w:t xml:space="preserve">Сейф-пакет </w:t>
+            </w:r>
+            <w:r>
+              <w:rPr>
+                <w:rFonts w:ascii="Arial" w:hAnsi="Arial" w:cs="Arial"/>
+                <w:b/>
+                <w:sz w:val="24"/>
+                <w:szCs w:val="24"/>
+                <w:lang w:val="en-US"/>
+              </w:rPr>
+              <w:t>L</w:t>
             </w:r>
           </w:p>
         </w:tc>
-      </w:tr>
-      <w:tr>
-        <w:trPr>
-          <w:trHeight w:val="2060"/>
-          <w:jc w:val="center"/>
-        </w:trPr>
         <w:tc>
           <w:tcPr>
-            <w:tcW w:w="3168" w:type="dxa"/>
+            <w:tcW w:w="3678" w:type="dxa"/>
             <w:tcBorders>
-              <w:top w:val="single" w:sz="4" w:space="0" w:color="000000"/>
-              <w:left w:val="single" w:sz="4" w:space="0" w:color="000000"/>
-              <w:bottom w:val="single" w:sz="4" w:space="0" w:color="000000"/>
-              <w:right w:val="single" w:sz="4" w:space="0" w:color="000000"/>
+              <w:top w:val="single" w:color="000000" w:sz="4" w:space="0"/>
+              <w:left w:val="single" w:color="000000" w:sz="4" w:space="0"/>
+              <w:bottom w:val="single" w:color="000000" w:sz="4" w:space="0"/>
+              <w:right w:val="single" w:color="000000" w:sz="4" w:space="0"/>
             </w:tcBorders>
             <w:tcMar>
               <w:top w:w="0" w:type="dxa"/>
@@ -1608,36 +1734,7 @@
                 <w:b/>
                 <w:sz w:val="24"/>
                 <w:szCs w:val="24"/>
-              </w:rPr>
-            </w:pPr>
-          </w:p>
-        </w:tc>
-        <w:tc>
-          <w:tcPr>
-            <w:tcW w:w="3885" w:type="dxa"/>
-            <w:tcBorders>
-              <w:top w:val="single" w:sz="4" w:space="0" w:color="000000"/>
-              <w:left w:val="single" w:sz="4" w:space="0" w:color="000000"/>
-              <w:bottom w:val="single" w:sz="4" w:space="0" w:color="000000"/>
-              <w:right w:val="single" w:sz="4" w:space="0" w:color="000000"/>
-            </w:tcBorders>
-            <w:tcMar>
-              <w:top w:w="0" w:type="dxa"/>
-              <w:left w:w="108" w:type="dxa"/>
-              <w:bottom w:w="0" w:type="dxa"/>
-              <w:right w:w="108" w:type="dxa"/>
-            </w:tcMar>
-            <w:vAlign w:val="center"/>
-          </w:tcPr>
-          <w:p>
-            <w:pPr>
-              <w:spacing w:after="0" w:line="276" w:lineRule="auto"/>
-              <w:jc w:val="center"/>
-              <w:rPr>
-                <w:rFonts w:ascii="Arial" w:hAnsi="Arial" w:cs="Arial"/>
-                <w:b/>
-                <w:sz w:val="24"/>
-                <w:szCs w:val="24"/>
+                <w:lang w:val="en-US"/>
               </w:rPr>
             </w:pPr>
             <w:r>
@@ -1648,18 +1745,16 @@
                 <w:szCs w:val="24"/>
               </w:rPr>
               <w:drawing>
-                <wp:inline distT="0" distB="0" distL="0" distR="0" wp14:anchorId="169C1267" wp14:editId="7C7ABC53">
-                  <wp:extent cx="824400" cy="824400"/>
+                <wp:inline distT="0" distB="0" distL="0" distR="0">
+                  <wp:extent cx="824230" cy="824230"/>
                   <wp:effectExtent l="0" t="0" r="0" b="0"/>
-                  <wp:docPr id="13" name="Рисунок 13"/>
-                  <wp:cNvGraphicFramePr>
-                    <a:graphicFrameLocks xmlns:a="http://schemas.openxmlformats.org/drawingml/2006/main"/>
-                  </wp:cNvGraphicFramePr>
+                  <wp:docPr id="9" name="Рисунок 9"/>
+                  <wp:cNvGraphicFramePr/>
                   <a:graphic xmlns:a="http://schemas.openxmlformats.org/drawingml/2006/main">
                     <a:graphicData uri="http://schemas.openxmlformats.org/drawingml/2006/picture">
                       <pic:pic xmlns:pic="http://schemas.openxmlformats.org/drawingml/2006/picture">
                         <pic:nvPicPr>
-                          <pic:cNvPr id="0" name=""/>
+                          <pic:cNvPr id="9" name="Рисунок 9"/>
                           <pic:cNvPicPr/>
                         </pic:nvPicPr>
                         <pic:blipFill>
@@ -1693,16 +1788,37 @@
                 <w:b/>
                 <w:sz w:val="24"/>
                 <w:szCs w:val="24"/>
-              </w:rPr>
-            </w:pPr>
-            <w:r>
-              <w:rPr>
-                <w:rFonts w:ascii="Arial" w:hAnsi="Arial" w:cs="Arial"/>
-                <w:b/>
-                <w:sz w:val="24"/>
-                <w:szCs w:val="24"/>
-              </w:rPr>
-              <w:t>Товар слишком большой</w:t>
+                <w:lang w:val="en-US"/>
+              </w:rPr>
+            </w:pPr>
+            <w:r>
+              <w:rPr>
+                <w:rFonts w:ascii="Arial" w:hAnsi="Arial" w:cs="Arial"/>
+                <w:b/>
+                <w:sz w:val="24"/>
+                <w:szCs w:val="24"/>
+              </w:rPr>
+              <w:t xml:space="preserve">Сейф-пакет </w:t>
+            </w:r>
+            <w:r>
+              <w:rPr>
+                <w:rFonts w:hint="default" w:ascii="Arial" w:hAnsi="Arial" w:cs="Arial"/>
+                <w:b/>
+                <w:sz w:val="24"/>
+                <w:szCs w:val="24"/>
+                <w:lang w:val="en-US"/>
+              </w:rPr>
+              <w:t>X</w:t>
+            </w:r>
+            <w:r>
+              <w:rPr>
+                <w:rFonts w:ascii="Arial" w:hAnsi="Arial" w:cs="Arial"/>
+                <w:b/>
+                <w:sz w:val="24"/>
+                <w:szCs w:val="24"/>
+                <w:lang w:val="en-US"/>
+              </w:rPr>
+              <w:t>L</w:t>
             </w:r>
           </w:p>
         </w:tc>
@@ -1710,10 +1826,10 @@
           <w:tcPr>
             <w:tcW w:w="3828" w:type="dxa"/>
             <w:tcBorders>
-              <w:top w:val="single" w:sz="4" w:space="0" w:color="000000"/>
-              <w:left w:val="single" w:sz="4" w:space="0" w:color="000000"/>
-              <w:bottom w:val="single" w:sz="4" w:space="0" w:color="000000"/>
-              <w:right w:val="single" w:sz="4" w:space="0" w:color="000000"/>
+              <w:top w:val="single" w:color="000000" w:sz="4" w:space="0"/>
+              <w:left w:val="single" w:color="000000" w:sz="4" w:space="0"/>
+              <w:bottom w:val="single" w:color="000000" w:sz="4" w:space="0"/>
+              <w:right w:val="single" w:color="000000" w:sz="4" w:space="0"/>
             </w:tcBorders>
             <w:tcMar>
               <w:top w:w="0" w:type="dxa"/>
@@ -1732,18 +1848,254 @@
                 <w:b/>
                 <w:sz w:val="24"/>
                 <w:szCs w:val="24"/>
-              </w:rPr>
-            </w:pPr>
-            <w:r>
-              <w:rPr>
-                <w:rFonts w:ascii="Arial" w:hAnsi="Arial" w:cs="Arial"/>
-                <w:b/>
-                <w:noProof/>
+                <w:lang w:val="en-US"/>
+              </w:rPr>
+            </w:pPr>
+            <w:r>
+              <w:rPr>
+                <w:rFonts w:ascii="Arial" w:hAnsi="Arial" w:cs="Arial"/>
+                <w:b/>
                 <w:sz w:val="24"/>
                 <w:szCs w:val="24"/>
               </w:rPr>
               <w:drawing>
-                <wp:inline distT="0" distB="0" distL="114300" distR="114300" wp14:anchorId="0B97C43A" wp14:editId="584F9326">
+                <wp:inline distT="0" distB="0" distL="0" distR="0">
+                  <wp:extent cx="824230" cy="824230"/>
+                  <wp:effectExtent l="0" t="0" r="0" b="0"/>
+                  <wp:docPr id="11" name="Рисунок 11"/>
+                  <wp:cNvGraphicFramePr/>
+                  <a:graphic xmlns:a="http://schemas.openxmlformats.org/drawingml/2006/main">
+                    <a:graphicData uri="http://schemas.openxmlformats.org/drawingml/2006/picture">
+                      <pic:pic xmlns:pic="http://schemas.openxmlformats.org/drawingml/2006/picture">
+                        <pic:nvPicPr>
+                          <pic:cNvPr id="11" name="Рисунок 11"/>
+                          <pic:cNvPicPr/>
+                        </pic:nvPicPr>
+                        <pic:blipFill>
+                          <a:blip r:embed="rId23"/>
+                          <a:stretch>
+                            <a:fillRect/>
+                          </a:stretch>
+                        </pic:blipFill>
+                        <pic:spPr>
+                          <a:xfrm>
+                            <a:off x="0" y="0"/>
+                            <a:ext cx="824400" cy="824400"/>
+                          </a:xfrm>
+                          <a:prstGeom prst="rect">
+                            <a:avLst/>
+                          </a:prstGeom>
+                        </pic:spPr>
+                      </pic:pic>
+                    </a:graphicData>
+                  </a:graphic>
+                </wp:inline>
+              </w:drawing>
+            </w:r>
+          </w:p>
+          <w:p>
+            <w:pPr>
+              <w:spacing w:after="0" w:line="276" w:lineRule="auto"/>
+              <w:jc w:val="center"/>
+              <w:rPr>
+                <w:rFonts w:ascii="Arial" w:hAnsi="Arial" w:cs="Arial"/>
+                <w:b/>
+                <w:sz w:val="24"/>
+                <w:szCs w:val="24"/>
+              </w:rPr>
+            </w:pPr>
+            <w:r>
+              <w:rPr>
+                <w:rFonts w:ascii="Arial" w:hAnsi="Arial" w:cs="Arial"/>
+                <w:b/>
+                <w:sz w:val="24"/>
+                <w:szCs w:val="24"/>
+              </w:rPr>
+              <w:t>Упаковки Ozon нет в наличии</w:t>
+            </w:r>
+          </w:p>
+        </w:tc>
+      </w:tr>
+      <w:tr>
+        <w:tblPrEx>
+          <w:tblBorders>
+            <w:top w:val="single" w:color="000000" w:sz="4" w:space="0"/>
+            <w:left w:val="single" w:color="000000" w:sz="4" w:space="0"/>
+            <w:bottom w:val="single" w:color="000000" w:sz="4" w:space="0"/>
+            <w:right w:val="single" w:color="000000" w:sz="4" w:space="0"/>
+            <w:insideH w:val="single" w:color="000000" w:sz="4" w:space="0"/>
+            <w:insideV w:val="single" w:color="000000" w:sz="4" w:space="0"/>
+          </w:tblBorders>
+          <w:tblCellMar>
+            <w:top w:w="0" w:type="dxa"/>
+            <w:left w:w="108" w:type="dxa"/>
+            <w:bottom w:w="0" w:type="dxa"/>
+            <w:right w:w="108" w:type="dxa"/>
+          </w:tblCellMar>
+        </w:tblPrEx>
+        <w:trPr>
+          <w:trHeight w:val="2060" w:hRule="atLeast"/>
+          <w:jc w:val="center"/>
+        </w:trPr>
+        <w:tc>
+          <w:tcPr>
+            <w:tcW w:w="3375" w:type="dxa"/>
+            <w:tcBorders>
+              <w:top w:val="single" w:color="000000" w:sz="4" w:space="0"/>
+              <w:left w:val="single" w:color="000000" w:sz="4" w:space="0"/>
+              <w:bottom w:val="single" w:color="000000" w:sz="4" w:space="0"/>
+              <w:right w:val="single" w:color="000000" w:sz="4" w:space="0"/>
+            </w:tcBorders>
+            <w:tcMar>
+              <w:top w:w="0" w:type="dxa"/>
+              <w:left w:w="108" w:type="dxa"/>
+              <w:bottom w:w="0" w:type="dxa"/>
+              <w:right w:w="108" w:type="dxa"/>
+            </w:tcMar>
+            <w:vAlign w:val="center"/>
+          </w:tcPr>
+          <w:p>
+            <w:pPr>
+              <w:spacing w:after="0" w:line="276" w:lineRule="auto"/>
+              <w:jc w:val="center"/>
+              <w:rPr>
+                <w:rFonts w:ascii="Arial" w:hAnsi="Arial" w:cs="Arial"/>
+                <w:b/>
+                <w:sz w:val="24"/>
+                <w:szCs w:val="24"/>
+              </w:rPr>
+            </w:pPr>
+            <w:r>
+              <w:rPr>
+                <w:rFonts w:ascii="Arial" w:hAnsi="Arial" w:cs="Arial"/>
+                <w:b/>
+                <w:sz w:val="24"/>
+                <w:szCs w:val="24"/>
+              </w:rPr>
+              <w:drawing>
+                <wp:inline distT="0" distB="0" distL="0" distR="0">
+                  <wp:extent cx="824230" cy="824230"/>
+                  <wp:effectExtent l="0" t="0" r="13970" b="13970"/>
+                  <wp:docPr id="13" name="Рисунок 13"/>
+                  <wp:cNvGraphicFramePr/>
+                  <a:graphic xmlns:a="http://schemas.openxmlformats.org/drawingml/2006/main">
+                    <a:graphicData uri="http://schemas.openxmlformats.org/drawingml/2006/picture">
+                      <pic:pic xmlns:pic="http://schemas.openxmlformats.org/drawingml/2006/picture">
+                        <pic:nvPicPr>
+                          <pic:cNvPr id="13" name="Рисунок 13"/>
+                          <pic:cNvPicPr/>
+                        </pic:nvPicPr>
+                        <pic:blipFill>
+                          <a:blip r:embed="rId24"/>
+                          <a:stretch>
+                            <a:fillRect/>
+                          </a:stretch>
+                        </pic:blipFill>
+                        <pic:spPr>
+                          <a:xfrm>
+                            <a:off x="0" y="0"/>
+                            <a:ext cx="824400" cy="824400"/>
+                          </a:xfrm>
+                          <a:prstGeom prst="rect">
+                            <a:avLst/>
+                          </a:prstGeom>
+                        </pic:spPr>
+                      </pic:pic>
+                    </a:graphicData>
+                  </a:graphic>
+                </wp:inline>
+              </w:drawing>
+            </w:r>
+          </w:p>
+          <w:p>
+            <w:pPr>
+              <w:spacing w:after="0" w:line="276" w:lineRule="auto"/>
+              <w:jc w:val="center"/>
+              <w:rPr>
+                <w:rFonts w:ascii="Arial" w:hAnsi="Arial" w:cs="Arial"/>
+                <w:b/>
+                <w:sz w:val="24"/>
+                <w:szCs w:val="24"/>
+              </w:rPr>
+            </w:pPr>
+            <w:r>
+              <w:rPr>
+                <w:rFonts w:ascii="Arial" w:hAnsi="Arial" w:cs="Arial"/>
+                <w:b/>
+                <w:sz w:val="24"/>
+                <w:szCs w:val="24"/>
+              </w:rPr>
+              <w:t>Товар слишком большой</w:t>
+            </w:r>
+          </w:p>
+        </w:tc>
+        <w:tc>
+          <w:tcPr>
+            <w:tcW w:w="3678" w:type="dxa"/>
+            <w:tcBorders>
+              <w:top w:val="single" w:color="000000" w:sz="4" w:space="0"/>
+              <w:left w:val="single" w:color="000000" w:sz="4" w:space="0"/>
+              <w:bottom w:val="single" w:color="000000" w:sz="4" w:space="0"/>
+              <w:right w:val="single" w:color="000000" w:sz="4" w:space="0"/>
+            </w:tcBorders>
+            <w:tcMar>
+              <w:top w:w="0" w:type="dxa"/>
+              <w:left w:w="108" w:type="dxa"/>
+              <w:bottom w:w="0" w:type="dxa"/>
+              <w:right w:w="108" w:type="dxa"/>
+            </w:tcMar>
+            <w:vAlign w:val="center"/>
+          </w:tcPr>
+          <w:p>
+            <w:pPr>
+              <w:spacing w:after="0" w:line="276" w:lineRule="auto"/>
+              <w:jc w:val="center"/>
+              <w:rPr>
+                <w:rFonts w:ascii="Arial" w:hAnsi="Arial" w:cs="Arial"/>
+                <w:b/>
+                <w:sz w:val="24"/>
+                <w:szCs w:val="24"/>
+              </w:rPr>
+            </w:pPr>
+          </w:p>
+        </w:tc>
+        <w:tc>
+          <w:tcPr>
+            <w:tcW w:w="3828" w:type="dxa"/>
+            <w:tcBorders>
+              <w:top w:val="single" w:color="000000" w:sz="4" w:space="0"/>
+              <w:left w:val="single" w:color="000000" w:sz="4" w:space="0"/>
+              <w:bottom w:val="single" w:color="000000" w:sz="4" w:space="0"/>
+              <w:right w:val="single" w:color="000000" w:sz="4" w:space="0"/>
+            </w:tcBorders>
+            <w:tcMar>
+              <w:top w:w="0" w:type="dxa"/>
+              <w:left w:w="108" w:type="dxa"/>
+              <w:bottom w:w="0" w:type="dxa"/>
+              <w:right w:w="108" w:type="dxa"/>
+            </w:tcMar>
+            <w:vAlign w:val="center"/>
+          </w:tcPr>
+          <w:p>
+            <w:pPr>
+              <w:spacing w:after="0" w:line="276" w:lineRule="auto"/>
+              <w:jc w:val="center"/>
+              <w:rPr>
+                <w:rFonts w:ascii="Arial" w:hAnsi="Arial" w:cs="Arial"/>
+                <w:b/>
+                <w:sz w:val="24"/>
+                <w:szCs w:val="24"/>
+              </w:rPr>
+            </w:pPr>
+            <w:r>
+              <w:rPr>
+                <w:rFonts w:ascii="Arial" w:hAnsi="Arial" w:cs="Arial"/>
+                <w:b/>
+                <w:sz w:val="24"/>
+                <w:szCs w:val="24"/>
+              </w:rPr>
+              <w:drawing>
+                <wp:inline distT="0" distB="0" distL="114300" distR="114300">
                   <wp:extent cx="822960" cy="822960"/>
                   <wp:effectExtent l="0" t="0" r="15240" b="15240"/>
                   <wp:docPr id="8" name="Picture 8"/>
@@ -1756,7 +2108,7 @@
                           <pic:cNvPicPr/>
                         </pic:nvPicPr>
                         <pic:blipFill>
-                          <a:blip r:embed="rId23"/>
+                          <a:blip r:embed="rId25"/>
                           <a:stretch>
                             <a:fillRect/>
                           </a:stretch>
@@ -1812,19 +2164,21 @@
           <w:szCs w:val="24"/>
         </w:rPr>
       </w:pPr>
+      <w:bookmarkStart w:id="0" w:name="_GoBack"/>
+      <w:bookmarkEnd w:id="0"/>
     </w:p>
     <w:sectPr>
       <w:pgSz w:w="11906" w:h="16838"/>
       <w:pgMar w:top="23" w:right="545" w:bottom="91" w:left="731" w:header="709" w:footer="709" w:gutter="0"/>
-      <w:cols w:space="720"/>
+      <w:cols w:space="720" w:num="1"/>
     </w:sectPr>
   </w:body>
 </w:document>
 </file>
 
 <file path=word/endnotes.xml><?xml version="1.0" encoding="utf-8"?>
-<w:endnotes xmlns:wpc="http://schemas.microsoft.com/office/word/2010/wordprocessingCanvas" xmlns:mc="http://schemas.openxmlformats.org/markup-compatibility/2006" xmlns:o="urn:schemas-microsoft-com:office:office" xmlns:r="http://schemas.openxmlformats.org/officeDocument/2006/relationships" xmlns:m="http://schemas.openxmlformats.org/officeDocument/2006/math" xmlns:v="urn:schemas-microsoft-com:vml" xmlns:wp14="http://schemas.microsoft.com/office/word/2010/wordprocessingDrawing" xmlns:wp="http://schemas.openxmlformats.org/drawingml/2006/wordprocessingDrawing" xmlns:w10="urn:schemas-microsoft-com:office:word" xmlns:w="http://schemas.openxmlformats.org/wordprocessingml/2006/main" xmlns:w14="http://schemas.microsoft.com/office/word/2010/wordml" xmlns:wpg="http://schemas.microsoft.com/office/word/2010/wordprocessingGroup" xmlns:wpi="http://schemas.microsoft.com/office/word/2010/wordprocessingInk" xmlns:wne="http://schemas.microsoft.com/office/word/2006/wordml" xmlns:wps="http://schemas.microsoft.com/office/word/2010/wordprocessingShape" mc:Ignorable="w14 wp14">
-  <w:endnote w:type="separator" w:id="-1">
+<w:endnotes xmlns:wpc="http://schemas.microsoft.com/office/word/2010/wordprocessingCanvas" xmlns:mc="http://schemas.openxmlformats.org/markup-compatibility/2006" xmlns:o="urn:schemas-microsoft-com:office:office" xmlns:r="http://schemas.openxmlformats.org/officeDocument/2006/relationships" xmlns:m="http://schemas.openxmlformats.org/officeDocument/2006/math" xmlns:v="urn:schemas-microsoft-com:vml" xmlns:wp14="http://schemas.microsoft.com/office/word/2010/wordprocessingDrawing" xmlns:wp="http://schemas.openxmlformats.org/drawingml/2006/wordprocessingDrawing" xmlns:w="http://schemas.openxmlformats.org/wordprocessingml/2006/main" xmlns:w14="http://schemas.microsoft.com/office/word/2010/wordml" xmlns:w15="http://schemas.microsoft.com/office/word/2012/wordml" xmlns:w10="urn:schemas-microsoft-com:office:word" xmlns:wpg="http://schemas.microsoft.com/office/word/2010/wordprocessingGroup" xmlns:wpi="http://schemas.microsoft.com/office/word/2010/wordprocessingInk" xmlns:wne="http://schemas.microsoft.com/office/word/2006/wordml" xmlns:wps="http://schemas.microsoft.com/office/word/2010/wordprocessingShape" xmlns:wpsCustomData="http://www.wps.cn/officeDocument/2013/wpsCustomData" mc:Ignorable="w14 w15 wp14">
+  <w:endnote w:type="separator" w:id="0">
     <w:p>
       <w:pPr>
         <w:spacing w:line="240" w:lineRule="auto"/>
@@ -1834,7 +2188,7 @@
       </w:r>
     </w:p>
   </w:endnote>
-  <w:endnote w:type="continuationSeparator" w:id="0">
+  <w:endnote w:type="continuationSeparator" w:id="1">
     <w:p>
       <w:pPr>
         <w:spacing w:line="240" w:lineRule="auto"/>
@@ -1848,21 +2202,21 @@
 </file>
 
 <file path=word/footnotes.xml><?xml version="1.0" encoding="utf-8"?>
-<w:footnotes xmlns:wpc="http://schemas.microsoft.com/office/word/2010/wordprocessingCanvas" xmlns:mc="http://schemas.openxmlformats.org/markup-compatibility/2006" xmlns:o="urn:schemas-microsoft-com:office:office" xmlns:r="http://schemas.openxmlformats.org/officeDocument/2006/relationships" xmlns:m="http://schemas.openxmlformats.org/officeDocument/2006/math" xmlns:v="urn:schemas-microsoft-com:vml" xmlns:wp14="http://schemas.microsoft.com/office/word/2010/wordprocessingDrawing" xmlns:wp="http://schemas.openxmlformats.org/drawingml/2006/wordprocessingDrawing" xmlns:w10="urn:schemas-microsoft-com:office:word" xmlns:w="http://schemas.openxmlformats.org/wordprocessingml/2006/main" xmlns:w14="http://schemas.microsoft.com/office/word/2010/wordml" xmlns:wpg="http://schemas.microsoft.com/office/word/2010/wordprocessingGroup" xmlns:wpi="http://schemas.microsoft.com/office/word/2010/wordprocessingInk" xmlns:wne="http://schemas.microsoft.com/office/word/2006/wordml" xmlns:wps="http://schemas.microsoft.com/office/word/2010/wordprocessingShape" mc:Ignorable="w14 wp14">
-  <w:footnote w:type="separator" w:id="-1">
+<w:footnotes xmlns:wpc="http://schemas.microsoft.com/office/word/2010/wordprocessingCanvas" xmlns:mc="http://schemas.openxmlformats.org/markup-compatibility/2006" xmlns:o="urn:schemas-microsoft-com:office:office" xmlns:r="http://schemas.openxmlformats.org/officeDocument/2006/relationships" xmlns:m="http://schemas.openxmlformats.org/officeDocument/2006/math" xmlns:v="urn:schemas-microsoft-com:vml" xmlns:wp14="http://schemas.microsoft.com/office/word/2010/wordprocessingDrawing" xmlns:wp="http://schemas.openxmlformats.org/drawingml/2006/wordprocessingDrawing" xmlns:w="http://schemas.openxmlformats.org/wordprocessingml/2006/main" xmlns:w14="http://schemas.microsoft.com/office/word/2010/wordml" xmlns:w15="http://schemas.microsoft.com/office/word/2012/wordml" xmlns:w10="urn:schemas-microsoft-com:office:word" xmlns:wpg="http://schemas.microsoft.com/office/word/2010/wordprocessingGroup" xmlns:wpi="http://schemas.microsoft.com/office/word/2010/wordprocessingInk" xmlns:wne="http://schemas.microsoft.com/office/word/2006/wordml" xmlns:wps="http://schemas.microsoft.com/office/word/2010/wordprocessingShape" xmlns:wpsCustomData="http://www.wps.cn/officeDocument/2013/wpsCustomData" mc:Ignorable="w14 w15 wp14">
+  <w:footnote w:type="separator" w:id="0">
     <w:p>
       <w:pPr>
-        <w:spacing w:after="0"/>
+        <w:spacing w:before="0" w:after="0" w:line="264" w:lineRule="auto"/>
       </w:pPr>
       <w:r>
         <w:separator/>
       </w:r>
     </w:p>
   </w:footnote>
-  <w:footnote w:type="continuationSeparator" w:id="0">
+  <w:footnote w:type="continuationSeparator" w:id="1">
     <w:p>
       <w:pPr>
-        <w:spacing w:after="0"/>
+        <w:spacing w:before="0" w:after="0" w:line="264" w:lineRule="auto"/>
       </w:pPr>
       <w:r>
         <w:continuationSeparator/>
@@ -1873,160 +2227,284 @@
 </file>
 
 <file path=word/styles.xml><?xml version="1.0" encoding="utf-8"?>
-<w:styles xmlns:mc="http://schemas.openxmlformats.org/markup-compatibility/2006" xmlns:r="http://schemas.openxmlformats.org/officeDocument/2006/relationships" xmlns:w="http://schemas.openxmlformats.org/wordprocessingml/2006/main" xmlns:w14="http://schemas.microsoft.com/office/word/2010/wordml" mc:Ignorable="w14">
+<w:styles xmlns:mc="http://schemas.openxmlformats.org/markup-compatibility/2006" xmlns:o="urn:schemas-microsoft-com:office:office" xmlns:r="http://schemas.openxmlformats.org/officeDocument/2006/relationships" xmlns:m="http://schemas.openxmlformats.org/officeDocument/2006/math" xmlns:v="urn:schemas-microsoft-com:vml" xmlns:w="http://schemas.openxmlformats.org/wordprocessingml/2006/main" xmlns:w14="http://schemas.microsoft.com/office/word/2010/wordml" xmlns:w10="urn:schemas-microsoft-com:office:word" xmlns:sl="http://schemas.openxmlformats.org/schemaLibrary/2006/main" xmlns:wpsCustomData="http://www.wps.cn/officeDocument/2013/wpsCustomData" mc:Ignorable="w14">
   <w:docDefaults>
     <w:rPrDefault>
       <w:rPr>
-        <w:rFonts w:ascii="Times New Roman" w:eastAsia="SimSun" w:hAnsi="Times New Roman" w:cs="Times New Roman"/>
-        <w:lang w:val="ru-RU" w:eastAsia="ru-RU" w:bidi="ar-SA"/>
+        <w:rFonts w:ascii="Times New Roman" w:hAnsi="Times New Roman" w:eastAsia="SimSun" w:cs="Times New Roman"/>
       </w:rPr>
     </w:rPrDefault>
     <w:pPrDefault/>
   </w:docDefaults>
-  <w:latentStyles w:defLockedState="0" w:defUIPriority="99" w:defSemiHidden="1" w:defUnhideWhenUsed="1" w:defQFormat="0" w:count="267">
-    <w:lsdException w:name="Normal" w:semiHidden="0" w:uiPriority="0" w:unhideWhenUsed="0" w:qFormat="1"/>
-    <w:lsdException w:name="heading 1" w:semiHidden="0" w:uiPriority="9" w:unhideWhenUsed="0" w:qFormat="1"/>
-    <w:lsdException w:name="heading 2" w:semiHidden="0" w:uiPriority="9" w:unhideWhenUsed="0" w:qFormat="1"/>
-    <w:lsdException w:name="heading 3" w:semiHidden="0" w:uiPriority="9" w:unhideWhenUsed="0" w:qFormat="1"/>
-    <w:lsdException w:name="heading 4" w:semiHidden="0" w:uiPriority="9" w:unhideWhenUsed="0" w:qFormat="1"/>
-    <w:lsdException w:name="heading 5" w:semiHidden="0" w:uiPriority="9" w:unhideWhenUsed="0" w:qFormat="1"/>
-    <w:lsdException w:name="heading 6" w:uiPriority="9" w:qFormat="1"/>
-    <w:lsdException w:name="heading 7" w:uiPriority="9" w:qFormat="1"/>
-    <w:lsdException w:name="heading 8" w:uiPriority="9" w:qFormat="1"/>
-    <w:lsdException w:name="heading 9" w:uiPriority="9" w:qFormat="1"/>
-    <w:lsdException w:name="toc 1" w:semiHidden="0" w:uiPriority="39" w:unhideWhenUsed="0" w:qFormat="1"/>
-    <w:lsdException w:name="toc 2" w:semiHidden="0" w:uiPriority="39" w:unhideWhenUsed="0" w:qFormat="1"/>
-    <w:lsdException w:name="toc 3" w:semiHidden="0" w:uiPriority="39" w:unhideWhenUsed="0" w:qFormat="1"/>
-    <w:lsdException w:name="toc 4" w:semiHidden="0" w:uiPriority="39" w:unhideWhenUsed="0" w:qFormat="1"/>
-    <w:lsdException w:name="toc 5" w:semiHidden="0" w:uiPriority="39" w:unhideWhenUsed="0" w:qFormat="1"/>
-    <w:lsdException w:name="toc 6" w:semiHidden="0" w:uiPriority="39" w:unhideWhenUsed="0" w:qFormat="1"/>
-    <w:lsdException w:name="toc 7" w:semiHidden="0" w:uiPriority="39" w:unhideWhenUsed="0" w:qFormat="1"/>
-    <w:lsdException w:name="toc 8" w:semiHidden="0" w:uiPriority="39" w:unhideWhenUsed="0" w:qFormat="1"/>
-    <w:lsdException w:name="toc 9" w:semiHidden="0" w:uiPriority="39" w:unhideWhenUsed="0" w:qFormat="1"/>
-    <w:lsdException w:name="Title" w:semiHidden="0" w:uiPriority="10" w:unhideWhenUsed="0" w:qFormat="1"/>
-    <w:lsdException w:name="Default Paragraph Font" w:semiHidden="0" w:uiPriority="0" w:unhideWhenUsed="0" w:qFormat="1"/>
-    <w:lsdException w:name="Subtitle" w:semiHidden="0" w:uiPriority="11" w:unhideWhenUsed="0" w:qFormat="1"/>
-    <w:lsdException w:name="Hyperlink" w:semiHidden="0" w:uiPriority="0" w:unhideWhenUsed="0" w:qFormat="1"/>
-    <w:lsdException w:name="Normal Table" w:semiHidden="0" w:uiPriority="0" w:unhideWhenUsed="0" w:qFormat="1"/>
-    <w:lsdException w:name="Table Grid" w:semiHidden="0" w:uiPriority="0" w:unhideWhenUsed="0" w:qFormat="1"/>
-    <w:lsdException w:name="Subtle Emphasis" w:semiHidden="0" w:uiPriority="19" w:unhideWhenUsed="0" w:qFormat="1"/>
-    <w:lsdException w:name="Intense Emphasis" w:semiHidden="0" w:uiPriority="21" w:unhideWhenUsed="0" w:qFormat="1"/>
-    <w:lsdException w:name="Subtle Reference" w:semiHidden="0" w:uiPriority="31" w:unhideWhenUsed="0" w:qFormat="1"/>
-    <w:lsdException w:name="Intense Reference" w:semiHidden="0" w:uiPriority="32" w:unhideWhenUsed="0" w:qFormat="1"/>
-    <w:lsdException w:name="Book Title" w:semiHidden="0" w:uiPriority="33" w:unhideWhenUsed="0" w:qFormat="1"/>
-    <w:lsdException w:name="Bibliography" w:uiPriority="37"/>
-    <w:lsdException w:name="TOC Heading" w:uiPriority="39" w:qFormat="1"/>
+  <w:latentStyles w:count="260" w:defQFormat="0" w:defUnhideWhenUsed="1" w:defSemiHidden="1" w:defUIPriority="99" w:defLockedState="0">
+    <w:lsdException w:qFormat="1" w:unhideWhenUsed="0" w:uiPriority="0" w:semiHidden="0" w:name="Normal"/>
+    <w:lsdException w:qFormat="1" w:unhideWhenUsed="0" w:uiPriority="9" w:semiHidden="0" w:name="heading 1"/>
+    <w:lsdException w:qFormat="1" w:unhideWhenUsed="0" w:uiPriority="9" w:semiHidden="0" w:name="heading 2"/>
+    <w:lsdException w:qFormat="1" w:unhideWhenUsed="0" w:uiPriority="9" w:semiHidden="0" w:name="heading 3"/>
+    <w:lsdException w:qFormat="1" w:unhideWhenUsed="0" w:uiPriority="9" w:semiHidden="0" w:name="heading 4"/>
+    <w:lsdException w:qFormat="1" w:unhideWhenUsed="0" w:uiPriority="9" w:semiHidden="0" w:name="heading 5"/>
+    <w:lsdException w:qFormat="1" w:uiPriority="9" w:name="heading 6"/>
+    <w:lsdException w:qFormat="1" w:uiPriority="9" w:name="heading 7"/>
+    <w:lsdException w:qFormat="1" w:uiPriority="9" w:name="heading 8"/>
+    <w:lsdException w:qFormat="1" w:uiPriority="9" w:name="heading 9"/>
+    <w:lsdException w:uiPriority="99" w:name="index 1"/>
+    <w:lsdException w:uiPriority="99" w:name="index 2"/>
+    <w:lsdException w:uiPriority="99" w:name="index 3"/>
+    <w:lsdException w:uiPriority="99" w:name="index 4"/>
+    <w:lsdException w:uiPriority="99" w:name="index 5"/>
+    <w:lsdException w:uiPriority="99" w:name="index 6"/>
+    <w:lsdException w:uiPriority="99" w:name="index 7"/>
+    <w:lsdException w:uiPriority="99" w:name="index 8"/>
+    <w:lsdException w:uiPriority="99" w:name="index 9"/>
+    <w:lsdException w:qFormat="1" w:unhideWhenUsed="0" w:uiPriority="39" w:semiHidden="0" w:name="toc 1"/>
+    <w:lsdException w:qFormat="1" w:unhideWhenUsed="0" w:uiPriority="39" w:semiHidden="0" w:name="toc 2"/>
+    <w:lsdException w:qFormat="1" w:unhideWhenUsed="0" w:uiPriority="39" w:semiHidden="0" w:name="toc 3"/>
+    <w:lsdException w:qFormat="1" w:unhideWhenUsed="0" w:uiPriority="39" w:semiHidden="0" w:name="toc 4"/>
+    <w:lsdException w:qFormat="1" w:unhideWhenUsed="0" w:uiPriority="39" w:semiHidden="0" w:name="toc 5"/>
+    <w:lsdException w:qFormat="1" w:unhideWhenUsed="0" w:uiPriority="39" w:semiHidden="0" w:name="toc 6"/>
+    <w:lsdException w:qFormat="1" w:unhideWhenUsed="0" w:uiPriority="39" w:semiHidden="0" w:name="toc 7"/>
+    <w:lsdException w:qFormat="1" w:unhideWhenUsed="0" w:uiPriority="39" w:semiHidden="0" w:name="toc 8"/>
+    <w:lsdException w:qFormat="1" w:unhideWhenUsed="0" w:uiPriority="39" w:semiHidden="0" w:name="toc 9"/>
+    <w:lsdException w:uiPriority="99" w:name="Normal Indent"/>
+    <w:lsdException w:uiPriority="99" w:name="footnote text"/>
+    <w:lsdException w:uiPriority="99" w:name="annotation text"/>
+    <w:lsdException w:uiPriority="99" w:name="header"/>
+    <w:lsdException w:uiPriority="99" w:name="footer"/>
+    <w:lsdException w:uiPriority="99" w:name="index heading"/>
+    <w:lsdException w:uiPriority="99" w:name="caption"/>
+    <w:lsdException w:uiPriority="99" w:name="table of figures"/>
+    <w:lsdException w:uiPriority="99" w:name="envelope address"/>
+    <w:lsdException w:uiPriority="99" w:name="envelope return"/>
+    <w:lsdException w:uiPriority="99" w:name="footnote reference"/>
+    <w:lsdException w:uiPriority="99" w:name="annotation reference"/>
+    <w:lsdException w:uiPriority="99" w:name="line number"/>
+    <w:lsdException w:uiPriority="99" w:name="page number"/>
+    <w:lsdException w:uiPriority="99" w:name="endnote reference"/>
+    <w:lsdException w:uiPriority="99" w:name="endnote text"/>
+    <w:lsdException w:uiPriority="99" w:name="table of authorities"/>
+    <w:lsdException w:uiPriority="99" w:name="macro"/>
+    <w:lsdException w:uiPriority="99" w:name="toa heading"/>
+    <w:lsdException w:uiPriority="99" w:name="List"/>
+    <w:lsdException w:uiPriority="99" w:name="List Bullet"/>
+    <w:lsdException w:uiPriority="99" w:name="List Number"/>
+    <w:lsdException w:uiPriority="99" w:name="List 2"/>
+    <w:lsdException w:uiPriority="99" w:name="List 3"/>
+    <w:lsdException w:uiPriority="99" w:name="List 4"/>
+    <w:lsdException w:uiPriority="99" w:name="List 5"/>
+    <w:lsdException w:uiPriority="99" w:name="List Bullet 2"/>
+    <w:lsdException w:uiPriority="99" w:name="List Bullet 3"/>
+    <w:lsdException w:uiPriority="99" w:name="List Bullet 4"/>
+    <w:lsdException w:uiPriority="99" w:name="List Bullet 5"/>
+    <w:lsdException w:uiPriority="99" w:name="List Number 2"/>
+    <w:lsdException w:uiPriority="99" w:name="List Number 3"/>
+    <w:lsdException w:uiPriority="99" w:name="List Number 4"/>
+    <w:lsdException w:uiPriority="99" w:name="List Number 5"/>
+    <w:lsdException w:qFormat="1" w:unhideWhenUsed="0" w:uiPriority="10" w:semiHidden="0" w:name="Title"/>
+    <w:lsdException w:uiPriority="99" w:name="Closing"/>
+    <w:lsdException w:uiPriority="99" w:name="Signature"/>
+    <w:lsdException w:qFormat="1" w:uiPriority="1" w:name="Default Paragraph Font"/>
+    <w:lsdException w:uiPriority="99" w:name="Body Text"/>
+    <w:lsdException w:uiPriority="99" w:name="Body Text Indent"/>
+    <w:lsdException w:uiPriority="99" w:name="List Continue"/>
+    <w:lsdException w:uiPriority="99" w:name="List Continue 2"/>
+    <w:lsdException w:uiPriority="99" w:name="List Continue 3"/>
+    <w:lsdException w:uiPriority="99" w:name="List Continue 4"/>
+    <w:lsdException w:uiPriority="99" w:name="List Continue 5"/>
+    <w:lsdException w:uiPriority="99" w:name="Message Header"/>
+    <w:lsdException w:qFormat="1" w:unhideWhenUsed="0" w:uiPriority="11" w:semiHidden="0" w:name="Subtitle"/>
+    <w:lsdException w:uiPriority="99" w:name="Salutation"/>
+    <w:lsdException w:uiPriority="99" w:name="Date"/>
+    <w:lsdException w:uiPriority="99" w:name="Body Text First Indent"/>
+    <w:lsdException w:uiPriority="99" w:name="Body Text First Indent 2"/>
+    <w:lsdException w:uiPriority="99" w:name="Note Heading"/>
+    <w:lsdException w:uiPriority="99" w:name="Body Text 2"/>
+    <w:lsdException w:uiPriority="99" w:name="Body Text 3"/>
+    <w:lsdException w:uiPriority="99" w:name="Body Text Indent 2"/>
+    <w:lsdException w:uiPriority="99" w:name="Body Text Indent 3"/>
+    <w:lsdException w:uiPriority="99" w:name="Block Text"/>
+    <w:lsdException w:qFormat="1" w:unhideWhenUsed="0" w:uiPriority="0" w:semiHidden="0" w:name="Hyperlink"/>
+    <w:lsdException w:uiPriority="99" w:name="FollowedHyperlink"/>
+    <w:lsdException w:uiPriority="99" w:name="Strong"/>
+    <w:lsdException w:uiPriority="99" w:name="Emphasis"/>
+    <w:lsdException w:uiPriority="99" w:name="Document Map"/>
+    <w:lsdException w:uiPriority="99" w:name="Plain Text"/>
+    <w:lsdException w:uiPriority="99" w:name="E-mail Signature"/>
+    <w:lsdException w:uiPriority="99" w:name="Normal (Web)"/>
+    <w:lsdException w:uiPriority="99" w:name="HTML Acronym"/>
+    <w:lsdException w:uiPriority="99" w:name="HTML Address"/>
+    <w:lsdException w:uiPriority="99" w:name="HTML Cite"/>
+    <w:lsdException w:uiPriority="99" w:name="HTML Code"/>
+    <w:lsdException w:uiPriority="99" w:name="HTML Definition"/>
+    <w:lsdException w:uiPriority="99" w:name="HTML Keyboard"/>
+    <w:lsdException w:uiPriority="99" w:name="HTML Preformatted"/>
+    <w:lsdException w:uiPriority="99" w:name="HTML Sample"/>
+    <w:lsdException w:uiPriority="99" w:name="HTML Typewriter"/>
+    <w:lsdException w:uiPriority="99" w:name="HTML Variable"/>
+    <w:lsdException w:uiPriority="99" w:name="Normal Table"/>
+    <w:lsdException w:uiPriority="99" w:name="annotation subject"/>
+    <w:lsdException w:uiPriority="99" w:name="Table Simple 1"/>
+    <w:lsdException w:uiPriority="99" w:name="Table Simple 2"/>
+    <w:lsdException w:uiPriority="99" w:name="Table Simple 3"/>
+    <w:lsdException w:uiPriority="99" w:name="Table Classic 1"/>
+    <w:lsdException w:uiPriority="99" w:name="Table Classic 2"/>
+    <w:lsdException w:uiPriority="99" w:name="Table Classic 3"/>
+    <w:lsdException w:uiPriority="99" w:name="Table Classic 4"/>
+    <w:lsdException w:uiPriority="99" w:name="Table Colorful 1"/>
+    <w:lsdException w:uiPriority="99" w:name="Table Colorful 2"/>
+    <w:lsdException w:uiPriority="99" w:name="Table Colorful 3"/>
+    <w:lsdException w:uiPriority="99" w:name="Table Columns 1"/>
+    <w:lsdException w:uiPriority="99" w:name="Table Columns 2"/>
+    <w:lsdException w:uiPriority="99" w:name="Table Columns 3"/>
+    <w:lsdException w:uiPriority="99" w:name="Table Columns 4"/>
+    <w:lsdException w:uiPriority="99" w:name="Table Columns 5"/>
+    <w:lsdException w:uiPriority="99" w:name="Table Grid 1"/>
+    <w:lsdException w:uiPriority="99" w:name="Table Grid 2"/>
+    <w:lsdException w:uiPriority="99" w:name="Table Grid 3"/>
+    <w:lsdException w:uiPriority="99" w:name="Table Grid 4"/>
+    <w:lsdException w:uiPriority="99" w:name="Table Grid 5"/>
+    <w:lsdException w:uiPriority="99" w:name="Table Grid 6"/>
+    <w:lsdException w:uiPriority="99" w:name="Table Grid 7"/>
+    <w:lsdException w:uiPriority="99" w:name="Table Grid 8"/>
+    <w:lsdException w:uiPriority="99" w:name="Table List 1"/>
+    <w:lsdException w:uiPriority="99" w:name="Table List 2"/>
+    <w:lsdException w:uiPriority="99" w:name="Table List 3"/>
+    <w:lsdException w:uiPriority="99" w:name="Table List 4"/>
+    <w:lsdException w:uiPriority="99" w:name="Table List 5"/>
+    <w:lsdException w:uiPriority="99" w:name="Table List 6"/>
+    <w:lsdException w:uiPriority="99" w:name="Table List 7"/>
+    <w:lsdException w:uiPriority="99" w:name="Table List 8"/>
+    <w:lsdException w:uiPriority="99" w:name="Table 3D effects 1"/>
+    <w:lsdException w:uiPriority="99" w:name="Table 3D effects 2"/>
+    <w:lsdException w:uiPriority="99" w:name="Table 3D effects 3"/>
+    <w:lsdException w:uiPriority="99" w:name="Table Contemporary"/>
+    <w:lsdException w:uiPriority="99" w:name="Table Elegant"/>
+    <w:lsdException w:uiPriority="99" w:name="Table Professional"/>
+    <w:lsdException w:uiPriority="99" w:name="Table Subtle 1"/>
+    <w:lsdException w:uiPriority="99" w:name="Table Subtle 2"/>
+    <w:lsdException w:uiPriority="99" w:name="Table Web 1"/>
+    <w:lsdException w:uiPriority="99" w:name="Table Web 2"/>
+    <w:lsdException w:uiPriority="99" w:name="Table Web 3"/>
+    <w:lsdException w:uiPriority="99" w:name="Balloon Text"/>
+    <w:lsdException w:qFormat="1" w:unhideWhenUsed="0" w:uiPriority="0" w:semiHidden="0" w:name="Table Grid"/>
+    <w:lsdException w:uiPriority="99" w:name="Table Theme"/>
   </w:latentStyles>
-  <w:style w:type="paragraph" w:default="1" w:styleId="a">
+  <w:style w:type="paragraph" w:default="1" w:styleId="1">
     <w:name w:val="Normal"/>
     <w:qFormat/>
+    <w:uiPriority w:val="0"/>
     <w:pPr>
       <w:spacing w:after="160" w:line="264" w:lineRule="auto"/>
     </w:pPr>
     <w:rPr>
-      <w:rFonts w:asciiTheme="minorHAnsi" w:eastAsiaTheme="minorEastAsia" w:hAnsiTheme="minorHAnsi" w:cstheme="minorBidi"/>
+      <w:rFonts w:asciiTheme="minorHAnsi" w:hAnsiTheme="minorHAnsi" w:eastAsiaTheme="minorEastAsia" w:cstheme="minorBidi"/>
       <w:color w:val="000000"/>
       <w:sz w:val="22"/>
+      <w:lang w:val="ru-RU" w:eastAsia="ru-RU" w:bidi="ar-SA"/>
     </w:rPr>
   </w:style>
-  <w:style w:type="paragraph" w:styleId="1">
+  <w:style w:type="paragraph" w:styleId="2">
     <w:name w:val="heading 1"/>
-    <w:next w:val="a"/>
+    <w:next w:val="1"/>
+    <w:qFormat/>
     <w:uiPriority w:val="9"/>
-    <w:qFormat/>
     <w:pPr>
       <w:spacing w:before="120" w:after="120" w:line="264" w:lineRule="auto"/>
       <w:jc w:val="both"/>
       <w:outlineLvl w:val="0"/>
     </w:pPr>
     <w:rPr>
-      <w:rFonts w:ascii="XO Thames" w:eastAsiaTheme="minorEastAsia" w:hAnsi="XO Thames" w:cstheme="minorBidi"/>
+      <w:rFonts w:ascii="XO Thames" w:hAnsi="XO Thames" w:eastAsiaTheme="minorEastAsia" w:cstheme="minorBidi"/>
       <w:b/>
       <w:color w:val="000000"/>
       <w:sz w:val="32"/>
+      <w:lang w:val="ru-RU" w:eastAsia="ru-RU" w:bidi="ar-SA"/>
     </w:rPr>
   </w:style>
-  <w:style w:type="paragraph" w:styleId="2">
+  <w:style w:type="paragraph" w:styleId="3">
     <w:name w:val="heading 2"/>
-    <w:next w:val="a"/>
+    <w:next w:val="1"/>
+    <w:qFormat/>
     <w:uiPriority w:val="9"/>
-    <w:qFormat/>
     <w:pPr>
       <w:spacing w:before="120" w:after="120" w:line="264" w:lineRule="auto"/>
       <w:jc w:val="both"/>
       <w:outlineLvl w:val="1"/>
     </w:pPr>
     <w:rPr>
-      <w:rFonts w:ascii="XO Thames" w:eastAsiaTheme="minorEastAsia" w:hAnsi="XO Thames" w:cstheme="minorBidi"/>
+      <w:rFonts w:ascii="XO Thames" w:hAnsi="XO Thames" w:eastAsiaTheme="minorEastAsia" w:cstheme="minorBidi"/>
       <w:b/>
       <w:color w:val="000000"/>
       <w:sz w:val="28"/>
+      <w:lang w:val="ru-RU" w:eastAsia="ru-RU" w:bidi="ar-SA"/>
     </w:rPr>
   </w:style>
-  <w:style w:type="paragraph" w:styleId="3">
+  <w:style w:type="paragraph" w:styleId="4">
     <w:name w:val="heading 3"/>
-    <w:next w:val="a"/>
+    <w:next w:val="1"/>
+    <w:qFormat/>
     <w:uiPriority w:val="9"/>
-    <w:qFormat/>
     <w:pPr>
       <w:spacing w:before="120" w:after="120" w:line="264" w:lineRule="auto"/>
       <w:jc w:val="both"/>
       <w:outlineLvl w:val="2"/>
     </w:pPr>
     <w:rPr>
-      <w:rFonts w:ascii="XO Thames" w:eastAsiaTheme="minorEastAsia" w:hAnsi="XO Thames" w:cstheme="minorBidi"/>
+      <w:rFonts w:ascii="XO Thames" w:hAnsi="XO Thames" w:eastAsiaTheme="minorEastAsia" w:cstheme="minorBidi"/>
       <w:b/>
       <w:color w:val="000000"/>
       <w:sz w:val="26"/>
+      <w:lang w:val="ru-RU" w:eastAsia="ru-RU" w:bidi="ar-SA"/>
     </w:rPr>
   </w:style>
-  <w:style w:type="paragraph" w:styleId="4">
+  <w:style w:type="paragraph" w:styleId="5">
     <w:name w:val="heading 4"/>
-    <w:next w:val="a"/>
+    <w:next w:val="1"/>
+    <w:qFormat/>
     <w:uiPriority w:val="9"/>
-    <w:qFormat/>
     <w:pPr>
       <w:spacing w:before="120" w:after="120" w:line="264" w:lineRule="auto"/>
       <w:jc w:val="both"/>
       <w:outlineLvl w:val="3"/>
     </w:pPr>
     <w:rPr>
-      <w:rFonts w:ascii="XO Thames" w:eastAsiaTheme="minorEastAsia" w:hAnsi="XO Thames" w:cstheme="minorBidi"/>
+      <w:rFonts w:ascii="XO Thames" w:hAnsi="XO Thames" w:eastAsiaTheme="minorEastAsia" w:cstheme="minorBidi"/>
       <w:b/>
       <w:color w:val="000000"/>
       <w:sz w:val="24"/>
+      <w:lang w:val="ru-RU" w:eastAsia="ru-RU" w:bidi="ar-SA"/>
     </w:rPr>
   </w:style>
-  <w:style w:type="paragraph" w:styleId="5">
+  <w:style w:type="paragraph" w:styleId="6">
     <w:name w:val="heading 5"/>
-    <w:next w:val="a"/>
+    <w:next w:val="1"/>
+    <w:qFormat/>
     <w:uiPriority w:val="9"/>
-    <w:qFormat/>
     <w:pPr>
       <w:spacing w:before="120" w:after="120" w:line="264" w:lineRule="auto"/>
       <w:jc w:val="both"/>
       <w:outlineLvl w:val="4"/>
     </w:pPr>
     <w:rPr>
-      <w:rFonts w:ascii="XO Thames" w:eastAsiaTheme="minorEastAsia" w:hAnsi="XO Thames" w:cstheme="minorBidi"/>
+      <w:rFonts w:ascii="XO Thames" w:hAnsi="XO Thames" w:eastAsiaTheme="minorEastAsia" w:cstheme="minorBidi"/>
       <w:b/>
       <w:color w:val="000000"/>
       <w:sz w:val="22"/>
+      <w:lang w:val="ru-RU" w:eastAsia="ru-RU" w:bidi="ar-SA"/>
     </w:rPr>
   </w:style>
-  <w:style w:type="character" w:default="1" w:styleId="a0">
+  <w:style w:type="character" w:default="1" w:styleId="7">
     <w:name w:val="Default Paragraph Font"/>
-    <w:uiPriority w:val="1"/>
     <w:semiHidden/>
     <w:unhideWhenUsed/>
+    <w:qFormat/>
+    <w:uiPriority w:val="1"/>
   </w:style>
-  <w:style w:type="table" w:default="1" w:styleId="a1">
+  <w:style w:type="table" w:default="1" w:styleId="8">
     <w:name w:val="Normal Table"/>
-    <w:uiPriority w:val="99"/>
     <w:semiHidden/>
     <w:unhideWhenUsed/>
+    <w:uiPriority w:val="99"/>
     <w:tblPr>
-      <w:tblInd w:w="0" w:type="dxa"/>
       <w:tblCellMar>
         <w:top w:w="0" w:type="dxa"/>
         <w:left w:w="108" w:type="dxa"/>
@@ -2035,201 +2513,223 @@
       </w:tblCellMar>
     </w:tblPr>
   </w:style>
-  <w:style w:type="numbering" w:default="1" w:styleId="a2">
-    <w:name w:val="No List"/>
-    <w:uiPriority w:val="99"/>
-    <w:semiHidden/>
-    <w:unhideWhenUsed/>
-  </w:style>
-  <w:style w:type="character" w:styleId="a3">
+  <w:style w:type="character" w:styleId="9">
     <w:name w:val="Hyperlink"/>
     <w:qFormat/>
+    <w:uiPriority w:val="0"/>
     <w:rPr>
       <w:color w:val="0000FF"/>
       <w:u w:val="single"/>
     </w:rPr>
   </w:style>
-  <w:style w:type="paragraph" w:styleId="8">
+  <w:style w:type="paragraph" w:styleId="10">
+    <w:name w:val="Balloon Text"/>
+    <w:basedOn w:val="1"/>
+    <w:link w:val="29"/>
+    <w:semiHidden/>
+    <w:unhideWhenUsed/>
+    <w:uiPriority w:val="99"/>
+    <w:pPr>
+      <w:spacing w:after="0" w:line="240" w:lineRule="auto"/>
+    </w:pPr>
+    <w:rPr>
+      <w:rFonts w:ascii="Tahoma" w:hAnsi="Tahoma" w:cs="Tahoma"/>
+      <w:sz w:val="16"/>
+      <w:szCs w:val="16"/>
+    </w:rPr>
+  </w:style>
+  <w:style w:type="paragraph" w:styleId="11">
     <w:name w:val="toc 8"/>
-    <w:next w:val="a"/>
+    <w:next w:val="1"/>
+    <w:qFormat/>
     <w:uiPriority w:val="39"/>
-    <w:qFormat/>
     <w:pPr>
       <w:spacing w:after="160" w:line="264" w:lineRule="auto"/>
       <w:ind w:left="1400"/>
     </w:pPr>
     <w:rPr>
-      <w:rFonts w:ascii="XO Thames" w:eastAsiaTheme="minorEastAsia" w:hAnsi="XO Thames" w:cstheme="minorBidi"/>
+      <w:rFonts w:ascii="XO Thames" w:hAnsi="XO Thames" w:eastAsiaTheme="minorEastAsia" w:cstheme="minorBidi"/>
       <w:color w:val="000000"/>
       <w:sz w:val="28"/>
+      <w:lang w:val="ru-RU" w:eastAsia="ru-RU" w:bidi="ar-SA"/>
     </w:rPr>
   </w:style>
-  <w:style w:type="paragraph" w:styleId="9">
+  <w:style w:type="paragraph" w:styleId="12">
     <w:name w:val="toc 9"/>
-    <w:next w:val="a"/>
+    <w:next w:val="1"/>
+    <w:qFormat/>
     <w:uiPriority w:val="39"/>
-    <w:qFormat/>
     <w:pPr>
       <w:spacing w:after="160" w:line="264" w:lineRule="auto"/>
       <w:ind w:left="1600"/>
     </w:pPr>
     <w:rPr>
-      <w:rFonts w:ascii="XO Thames" w:eastAsiaTheme="minorEastAsia" w:hAnsi="XO Thames" w:cstheme="minorBidi"/>
+      <w:rFonts w:ascii="XO Thames" w:hAnsi="XO Thames" w:eastAsiaTheme="minorEastAsia" w:cstheme="minorBidi"/>
       <w:color w:val="000000"/>
       <w:sz w:val="28"/>
+      <w:lang w:val="ru-RU" w:eastAsia="ru-RU" w:bidi="ar-SA"/>
     </w:rPr>
   </w:style>
-  <w:style w:type="paragraph" w:styleId="7">
+  <w:style w:type="paragraph" w:styleId="13">
     <w:name w:val="toc 7"/>
-    <w:next w:val="a"/>
+    <w:next w:val="1"/>
+    <w:qFormat/>
     <w:uiPriority w:val="39"/>
-    <w:qFormat/>
     <w:pPr>
       <w:spacing w:after="160" w:line="264" w:lineRule="auto"/>
       <w:ind w:left="1200"/>
     </w:pPr>
     <w:rPr>
-      <w:rFonts w:ascii="XO Thames" w:eastAsiaTheme="minorEastAsia" w:hAnsi="XO Thames" w:cstheme="minorBidi"/>
+      <w:rFonts w:ascii="XO Thames" w:hAnsi="XO Thames" w:eastAsiaTheme="minorEastAsia" w:cstheme="minorBidi"/>
       <w:color w:val="000000"/>
       <w:sz w:val="28"/>
+      <w:lang w:val="ru-RU" w:eastAsia="ru-RU" w:bidi="ar-SA"/>
     </w:rPr>
   </w:style>
-  <w:style w:type="paragraph" w:styleId="10">
+  <w:style w:type="paragraph" w:styleId="14">
     <w:name w:val="toc 1"/>
-    <w:next w:val="a"/>
+    <w:next w:val="1"/>
+    <w:qFormat/>
     <w:uiPriority w:val="39"/>
-    <w:qFormat/>
     <w:pPr>
       <w:spacing w:after="160" w:line="264" w:lineRule="auto"/>
     </w:pPr>
     <w:rPr>
-      <w:rFonts w:ascii="XO Thames" w:eastAsiaTheme="minorEastAsia" w:hAnsi="XO Thames" w:cstheme="minorBidi"/>
+      <w:rFonts w:ascii="XO Thames" w:hAnsi="XO Thames" w:eastAsiaTheme="minorEastAsia" w:cstheme="minorBidi"/>
       <w:b/>
       <w:color w:val="000000"/>
       <w:sz w:val="28"/>
+      <w:lang w:val="ru-RU" w:eastAsia="ru-RU" w:bidi="ar-SA"/>
     </w:rPr>
   </w:style>
-  <w:style w:type="paragraph" w:styleId="6">
+  <w:style w:type="paragraph" w:styleId="15">
     <w:name w:val="toc 6"/>
-    <w:next w:val="a"/>
+    <w:next w:val="1"/>
+    <w:qFormat/>
     <w:uiPriority w:val="39"/>
-    <w:qFormat/>
     <w:pPr>
       <w:spacing w:after="160" w:line="264" w:lineRule="auto"/>
       <w:ind w:left="1000"/>
     </w:pPr>
     <w:rPr>
-      <w:rFonts w:ascii="XO Thames" w:eastAsiaTheme="minorEastAsia" w:hAnsi="XO Thames" w:cstheme="minorBidi"/>
+      <w:rFonts w:ascii="XO Thames" w:hAnsi="XO Thames" w:eastAsiaTheme="minorEastAsia" w:cstheme="minorBidi"/>
       <w:color w:val="000000"/>
       <w:sz w:val="28"/>
+      <w:lang w:val="ru-RU" w:eastAsia="ru-RU" w:bidi="ar-SA"/>
     </w:rPr>
   </w:style>
-  <w:style w:type="paragraph" w:styleId="30">
+  <w:style w:type="paragraph" w:styleId="16">
     <w:name w:val="toc 3"/>
-    <w:next w:val="a"/>
+    <w:next w:val="1"/>
+    <w:qFormat/>
     <w:uiPriority w:val="39"/>
-    <w:qFormat/>
     <w:pPr>
       <w:spacing w:after="160" w:line="264" w:lineRule="auto"/>
       <w:ind w:left="400"/>
     </w:pPr>
     <w:rPr>
-      <w:rFonts w:ascii="XO Thames" w:eastAsiaTheme="minorEastAsia" w:hAnsi="XO Thames" w:cstheme="minorBidi"/>
+      <w:rFonts w:ascii="XO Thames" w:hAnsi="XO Thames" w:eastAsiaTheme="minorEastAsia" w:cstheme="minorBidi"/>
       <w:color w:val="000000"/>
       <w:sz w:val="28"/>
+      <w:lang w:val="ru-RU" w:eastAsia="ru-RU" w:bidi="ar-SA"/>
     </w:rPr>
   </w:style>
-  <w:style w:type="paragraph" w:styleId="20">
+  <w:style w:type="paragraph" w:styleId="17">
     <w:name w:val="toc 2"/>
-    <w:next w:val="a"/>
+    <w:next w:val="1"/>
+    <w:qFormat/>
     <w:uiPriority w:val="39"/>
-    <w:qFormat/>
     <w:pPr>
       <w:spacing w:after="160" w:line="264" w:lineRule="auto"/>
       <w:ind w:left="200"/>
     </w:pPr>
     <w:rPr>
-      <w:rFonts w:ascii="XO Thames" w:eastAsiaTheme="minorEastAsia" w:hAnsi="XO Thames" w:cstheme="minorBidi"/>
+      <w:rFonts w:ascii="XO Thames" w:hAnsi="XO Thames" w:eastAsiaTheme="minorEastAsia" w:cstheme="minorBidi"/>
       <w:color w:val="000000"/>
       <w:sz w:val="28"/>
+      <w:lang w:val="ru-RU" w:eastAsia="ru-RU" w:bidi="ar-SA"/>
     </w:rPr>
   </w:style>
-  <w:style w:type="paragraph" w:styleId="40">
+  <w:style w:type="paragraph" w:styleId="18">
     <w:name w:val="toc 4"/>
-    <w:next w:val="a"/>
+    <w:next w:val="1"/>
+    <w:qFormat/>
     <w:uiPriority w:val="39"/>
-    <w:qFormat/>
     <w:pPr>
       <w:spacing w:after="160" w:line="264" w:lineRule="auto"/>
       <w:ind w:left="600"/>
     </w:pPr>
     <w:rPr>
-      <w:rFonts w:ascii="XO Thames" w:eastAsiaTheme="minorEastAsia" w:hAnsi="XO Thames" w:cstheme="minorBidi"/>
+      <w:rFonts w:ascii="XO Thames" w:hAnsi="XO Thames" w:eastAsiaTheme="minorEastAsia" w:cstheme="minorBidi"/>
       <w:color w:val="000000"/>
       <w:sz w:val="28"/>
+      <w:lang w:val="ru-RU" w:eastAsia="ru-RU" w:bidi="ar-SA"/>
     </w:rPr>
   </w:style>
-  <w:style w:type="paragraph" w:styleId="50">
+  <w:style w:type="paragraph" w:styleId="19">
     <w:name w:val="toc 5"/>
-    <w:next w:val="a"/>
+    <w:next w:val="1"/>
+    <w:qFormat/>
     <w:uiPriority w:val="39"/>
-    <w:qFormat/>
     <w:pPr>
       <w:spacing w:after="160" w:line="264" w:lineRule="auto"/>
       <w:ind w:left="800"/>
     </w:pPr>
     <w:rPr>
-      <w:rFonts w:ascii="XO Thames" w:eastAsiaTheme="minorEastAsia" w:hAnsi="XO Thames" w:cstheme="minorBidi"/>
+      <w:rFonts w:ascii="XO Thames" w:hAnsi="XO Thames" w:eastAsiaTheme="minorEastAsia" w:cstheme="minorBidi"/>
       <w:color w:val="000000"/>
       <w:sz w:val="28"/>
+      <w:lang w:val="ru-RU" w:eastAsia="ru-RU" w:bidi="ar-SA"/>
     </w:rPr>
   </w:style>
-  <w:style w:type="paragraph" w:styleId="a4">
+  <w:style w:type="paragraph" w:styleId="20">
     <w:name w:val="Title"/>
-    <w:next w:val="a"/>
+    <w:next w:val="1"/>
+    <w:qFormat/>
     <w:uiPriority w:val="10"/>
-    <w:qFormat/>
     <w:pPr>
       <w:spacing w:before="567" w:after="567" w:line="264" w:lineRule="auto"/>
       <w:jc w:val="center"/>
     </w:pPr>
     <w:rPr>
-      <w:rFonts w:ascii="XO Thames" w:eastAsiaTheme="minorEastAsia" w:hAnsi="XO Thames" w:cstheme="minorBidi"/>
+      <w:rFonts w:ascii="XO Thames" w:hAnsi="XO Thames" w:eastAsiaTheme="minorEastAsia" w:cstheme="minorBidi"/>
       <w:b/>
       <w:caps/>
       <w:color w:val="000000"/>
       <w:sz w:val="40"/>
+      <w:lang w:val="ru-RU" w:eastAsia="ru-RU" w:bidi="ar-SA"/>
     </w:rPr>
   </w:style>
-  <w:style w:type="paragraph" w:styleId="a5">
+  <w:style w:type="paragraph" w:styleId="21">
     <w:name w:val="Subtitle"/>
-    <w:next w:val="a"/>
+    <w:next w:val="1"/>
+    <w:qFormat/>
     <w:uiPriority w:val="11"/>
-    <w:qFormat/>
     <w:pPr>
       <w:spacing w:after="160" w:line="264" w:lineRule="auto"/>
       <w:jc w:val="both"/>
     </w:pPr>
     <w:rPr>
-      <w:rFonts w:ascii="XO Thames" w:eastAsiaTheme="minorEastAsia" w:hAnsi="XO Thames" w:cstheme="minorBidi"/>
+      <w:rFonts w:ascii="XO Thames" w:hAnsi="XO Thames" w:eastAsiaTheme="minorEastAsia" w:cstheme="minorBidi"/>
       <w:i/>
       <w:color w:val="000000"/>
       <w:sz w:val="24"/>
+      <w:lang w:val="ru-RU" w:eastAsia="ru-RU" w:bidi="ar-SA"/>
     </w:rPr>
   </w:style>
-  <w:style w:type="table" w:styleId="a6">
+  <w:style w:type="table" w:styleId="22">
     <w:name w:val="Table Grid"/>
-    <w:basedOn w:val="a1"/>
+    <w:basedOn w:val="8"/>
     <w:qFormat/>
+    <w:uiPriority w:val="0"/>
     <w:tblPr>
-      <w:tblInd w:w="0" w:type="dxa"/>
       <w:tblBorders>
-        <w:top w:val="single" w:sz="4" w:space="0" w:color="000000"/>
-        <w:left w:val="single" w:sz="4" w:space="0" w:color="000000"/>
-        <w:bottom w:val="single" w:sz="4" w:space="0" w:color="000000"/>
-        <w:right w:val="single" w:sz="4" w:space="0" w:color="000000"/>
-        <w:insideH w:val="single" w:sz="4" w:space="0" w:color="000000"/>
-        <w:insideV w:val="single" w:sz="4" w:space="0" w:color="000000"/>
+        <w:top w:val="single" w:color="000000" w:sz="4" w:space="0"/>
+        <w:left w:val="single" w:color="000000" w:sz="4" w:space="0"/>
+        <w:bottom w:val="single" w:color="000000" w:sz="4" w:space="0"/>
+        <w:right w:val="single" w:color="000000" w:sz="4" w:space="0"/>
+        <w:insideH w:val="single" w:color="000000" w:sz="4" w:space="0"/>
+        <w:insideV w:val="single" w:color="000000" w:sz="4" w:space="0"/>
       </w:tblBorders>
       <w:tblCellMar>
         <w:top w:w="0" w:type="dxa"/>
@@ -2239,24 +2739,27 @@
       </w:tblCellMar>
     </w:tblPr>
   </w:style>
-  <w:style w:type="paragraph" w:customStyle="1" w:styleId="Endnote">
+  <w:style w:type="paragraph" w:customStyle="1" w:styleId="23">
     <w:name w:val="Endnote"/>
-    <w:link w:val="Endnote1"/>
+    <w:link w:val="24"/>
     <w:qFormat/>
+    <w:uiPriority w:val="0"/>
     <w:pPr>
       <w:spacing w:after="160" w:line="264" w:lineRule="auto"/>
       <w:ind w:firstLine="851"/>
       <w:jc w:val="both"/>
     </w:pPr>
     <w:rPr>
-      <w:rFonts w:ascii="XO Thames" w:eastAsiaTheme="minorEastAsia" w:hAnsi="XO Thames" w:cstheme="minorBidi"/>
+      <w:rFonts w:ascii="XO Thames" w:hAnsi="XO Thames" w:eastAsiaTheme="minorEastAsia" w:cstheme="minorBidi"/>
       <w:color w:val="000000"/>
       <w:sz w:val="22"/>
+      <w:lang w:val="ru-RU" w:eastAsia="ru-RU" w:bidi="ar-SA"/>
     </w:rPr>
   </w:style>
-  <w:style w:type="character" w:customStyle="1" w:styleId="Endnote1">
+  <w:style w:type="character" w:customStyle="1" w:styleId="24">
     <w:name w:val="Endnote1"/>
-    <w:link w:val="Endnote"/>
+    <w:link w:val="23"/>
+    <w:uiPriority w:val="0"/>
     <w:rPr>
       <w:rFonts w:ascii="XO Thames" w:hAnsi="XO Thames"/>
       <w:color w:val="000000"/>
@@ -2264,25 +2767,28 @@
       <w:sz w:val="22"/>
     </w:rPr>
   </w:style>
-  <w:style w:type="paragraph" w:customStyle="1" w:styleId="Footnote">
+  <w:style w:type="paragraph" w:customStyle="1" w:styleId="25">
     <w:name w:val="Footnote"/>
-    <w:link w:val="Footnote1"/>
+    <w:link w:val="26"/>
     <w:qFormat/>
+    <w:uiPriority w:val="0"/>
     <w:pPr>
       <w:spacing w:after="160" w:line="264" w:lineRule="auto"/>
       <w:ind w:firstLine="851"/>
       <w:jc w:val="both"/>
     </w:pPr>
     <w:rPr>
-      <w:rFonts w:ascii="XO Thames" w:eastAsiaTheme="minorEastAsia" w:hAnsi="XO Thames" w:cstheme="minorBidi"/>
+      <w:rFonts w:ascii="XO Thames" w:hAnsi="XO Thames" w:eastAsiaTheme="minorEastAsia" w:cstheme="minorBidi"/>
       <w:color w:val="000000"/>
       <w:sz w:val="22"/>
+      <w:lang w:val="ru-RU" w:eastAsia="ru-RU" w:bidi="ar-SA"/>
     </w:rPr>
   </w:style>
-  <w:style w:type="character" w:customStyle="1" w:styleId="Footnote1">
+  <w:style w:type="character" w:customStyle="1" w:styleId="26">
     <w:name w:val="Footnote1"/>
-    <w:link w:val="Footnote"/>
+    <w:link w:val="25"/>
     <w:qFormat/>
+    <w:uiPriority w:val="0"/>
     <w:rPr>
       <w:rFonts w:ascii="XO Thames" w:hAnsi="XO Thames"/>
       <w:color w:val="000000"/>
@@ -2290,24 +2796,27 @@
       <w:sz w:val="22"/>
     </w:rPr>
   </w:style>
-  <w:style w:type="paragraph" w:customStyle="1" w:styleId="HeaderandFooter">
+  <w:style w:type="paragraph" w:customStyle="1" w:styleId="27">
     <w:name w:val="Header and Footer"/>
-    <w:link w:val="HeaderandFooter1"/>
+    <w:link w:val="28"/>
     <w:qFormat/>
+    <w:uiPriority w:val="0"/>
     <w:pPr>
       <w:spacing w:after="160"/>
       <w:jc w:val="both"/>
     </w:pPr>
     <w:rPr>
-      <w:rFonts w:ascii="XO Thames" w:eastAsiaTheme="minorEastAsia" w:hAnsi="XO Thames" w:cstheme="minorBidi"/>
+      <w:rFonts w:ascii="XO Thames" w:hAnsi="XO Thames" w:eastAsiaTheme="minorEastAsia" w:cstheme="minorBidi"/>
       <w:color w:val="000000"/>
       <w:sz w:val="28"/>
+      <w:lang w:val="ru-RU" w:eastAsia="ru-RU" w:bidi="ar-SA"/>
     </w:rPr>
   </w:style>
-  <w:style w:type="character" w:customStyle="1" w:styleId="HeaderandFooter1">
+  <w:style w:type="character" w:customStyle="1" w:styleId="28">
     <w:name w:val="Header and Footer1"/>
-    <w:link w:val="HeaderandFooter"/>
+    <w:link w:val="27"/>
     <w:qFormat/>
+    <w:uiPriority w:val="0"/>
     <w:rPr>
       <w:rFonts w:ascii="XO Thames" w:hAnsi="XO Thames"/>
       <w:color w:val="000000"/>
@@ -2315,509 +2824,14 @@
       <w:sz w:val="28"/>
     </w:rPr>
   </w:style>
-  <w:style w:type="paragraph" w:styleId="a7">
-    <w:name w:val="Balloon Text"/>
-    <w:basedOn w:val="a"/>
-    <w:link w:val="a8"/>
+  <w:style w:type="character" w:customStyle="1" w:styleId="29">
+    <w:name w:val="Текст выноски Знак"/>
+    <w:basedOn w:val="7"/>
+    <w:link w:val="10"/>
+    <w:semiHidden/>
     <w:uiPriority w:val="99"/>
-    <w:semiHidden/>
-    <w:unhideWhenUsed/>
-    <w:rsid w:val="00CB03CF"/>
-    <w:pPr>
-      <w:spacing w:after="0" w:line="240" w:lineRule="auto"/>
-    </w:pPr>
     <w:rPr>
-      <w:rFonts w:ascii="Tahoma" w:hAnsi="Tahoma" w:cs="Tahoma"/>
-      <w:sz w:val="16"/>
-      <w:szCs w:val="16"/>
-    </w:rPr>
-  </w:style>
-  <w:style w:type="character" w:customStyle="1" w:styleId="a8">
-    <w:name w:val="Текст выноски Знак"/>
-    <w:basedOn w:val="a0"/>
-    <w:link w:val="a7"/>
-    <w:uiPriority w:val="99"/>
-    <w:semiHidden/>
-    <w:rsid w:val="00CB03CF"/>
-    <w:rPr>
-      <w:rFonts w:ascii="Tahoma" w:eastAsiaTheme="minorEastAsia" w:hAnsi="Tahoma" w:cs="Tahoma"/>
-      <w:color w:val="000000"/>
-      <w:sz w:val="16"/>
-      <w:szCs w:val="16"/>
-    </w:rPr>
-  </w:style>
-</w:styles>
-</file>
-
-<file path=word/stylesWithEffects.xml><?xml version="1.0" encoding="utf-8"?>
-<w:styles xmlns:wpc="http://schemas.microsoft.com/office/word/2010/wordprocessingCanvas" xmlns:mc="http://schemas.openxmlformats.org/markup-compatibility/2006" xmlns:o="urn:schemas-microsoft-com:office:office" xmlns:r="http://schemas.openxmlformats.org/officeDocument/2006/relationships" xmlns:m="http://schemas.openxmlformats.org/officeDocument/2006/math" xmlns:v="urn:schemas-microsoft-com:vml" xmlns:wp14="http://schemas.microsoft.com/office/word/2010/wordprocessingDrawing" xmlns:wp="http://schemas.openxmlformats.org/drawingml/2006/wordprocessingDrawing" xmlns:w10="urn:schemas-microsoft-com:office:word" xmlns:w="http://schemas.openxmlformats.org/wordprocessingml/2006/main" xmlns:w14="http://schemas.microsoft.com/office/word/2010/wordml" xmlns:wpg="http://schemas.microsoft.com/office/word/2010/wordprocessingGroup" xmlns:wpi="http://schemas.microsoft.com/office/word/2010/wordprocessingInk" xmlns:wne="http://schemas.microsoft.com/office/word/2006/wordml" xmlns:wps="http://schemas.microsoft.com/office/word/2010/wordprocessingShape" mc:Ignorable="w14 wp14">
-  <w:docDefaults>
-    <w:rPrDefault>
-      <w:rPr>
-        <w:rFonts w:ascii="Times New Roman" w:eastAsia="SimSun" w:hAnsi="Times New Roman" w:cs="Times New Roman"/>
-        <w:lang w:val="ru-RU" w:eastAsia="ru-RU" w:bidi="ar-SA"/>
-      </w:rPr>
-    </w:rPrDefault>
-    <w:pPrDefault/>
-  </w:docDefaults>
-  <w:latentStyles w:defLockedState="0" w:defUIPriority="99" w:defSemiHidden="1" w:defUnhideWhenUsed="1" w:defQFormat="0" w:count="267">
-    <w:lsdException w:name="Normal" w:semiHidden="0" w:uiPriority="0" w:unhideWhenUsed="0" w:qFormat="1"/>
-    <w:lsdException w:name="heading 1" w:semiHidden="0" w:uiPriority="9" w:unhideWhenUsed="0" w:qFormat="1"/>
-    <w:lsdException w:name="heading 2" w:semiHidden="0" w:uiPriority="9" w:unhideWhenUsed="0" w:qFormat="1"/>
-    <w:lsdException w:name="heading 3" w:semiHidden="0" w:uiPriority="9" w:unhideWhenUsed="0" w:qFormat="1"/>
-    <w:lsdException w:name="heading 4" w:semiHidden="0" w:uiPriority="9" w:unhideWhenUsed="0" w:qFormat="1"/>
-    <w:lsdException w:name="heading 5" w:semiHidden="0" w:uiPriority="9" w:unhideWhenUsed="0" w:qFormat="1"/>
-    <w:lsdException w:name="heading 6" w:uiPriority="9" w:qFormat="1"/>
-    <w:lsdException w:name="heading 7" w:uiPriority="9" w:qFormat="1"/>
-    <w:lsdException w:name="heading 8" w:uiPriority="9" w:qFormat="1"/>
-    <w:lsdException w:name="heading 9" w:uiPriority="9" w:qFormat="1"/>
-    <w:lsdException w:name="toc 1" w:semiHidden="0" w:uiPriority="39" w:unhideWhenUsed="0" w:qFormat="1"/>
-    <w:lsdException w:name="toc 2" w:semiHidden="0" w:uiPriority="39" w:unhideWhenUsed="0" w:qFormat="1"/>
-    <w:lsdException w:name="toc 3" w:semiHidden="0" w:uiPriority="39" w:unhideWhenUsed="0" w:qFormat="1"/>
-    <w:lsdException w:name="toc 4" w:semiHidden="0" w:uiPriority="39" w:unhideWhenUsed="0" w:qFormat="1"/>
-    <w:lsdException w:name="toc 5" w:semiHidden="0" w:uiPriority="39" w:unhideWhenUsed="0" w:qFormat="1"/>
-    <w:lsdException w:name="toc 6" w:semiHidden="0" w:uiPriority="39" w:unhideWhenUsed="0" w:qFormat="1"/>
-    <w:lsdException w:name="toc 7" w:semiHidden="0" w:uiPriority="39" w:unhideWhenUsed="0" w:qFormat="1"/>
-    <w:lsdException w:name="toc 8" w:semiHidden="0" w:uiPriority="39" w:unhideWhenUsed="0" w:qFormat="1"/>
-    <w:lsdException w:name="toc 9" w:semiHidden="0" w:uiPriority="39" w:unhideWhenUsed="0" w:qFormat="1"/>
-    <w:lsdException w:name="Title" w:semiHidden="0" w:uiPriority="10" w:unhideWhenUsed="0" w:qFormat="1"/>
-    <w:lsdException w:name="Default Paragraph Font" w:semiHidden="0" w:uiPriority="0" w:unhideWhenUsed="0" w:qFormat="1"/>
-    <w:lsdException w:name="Subtitle" w:semiHidden="0" w:uiPriority="11" w:unhideWhenUsed="0" w:qFormat="1"/>
-    <w:lsdException w:name="Hyperlink" w:semiHidden="0" w:uiPriority="0" w:unhideWhenUsed="0" w:qFormat="1"/>
-    <w:lsdException w:name="Normal Table" w:semiHidden="0" w:uiPriority="0" w:unhideWhenUsed="0" w:qFormat="1"/>
-    <w:lsdException w:name="Table Grid" w:semiHidden="0" w:uiPriority="0" w:unhideWhenUsed="0" w:qFormat="1"/>
-    <w:lsdException w:name="Subtle Emphasis" w:semiHidden="0" w:uiPriority="19" w:unhideWhenUsed="0" w:qFormat="1"/>
-    <w:lsdException w:name="Intense Emphasis" w:semiHidden="0" w:uiPriority="21" w:unhideWhenUsed="0" w:qFormat="1"/>
-    <w:lsdException w:name="Subtle Reference" w:semiHidden="0" w:uiPriority="31" w:unhideWhenUsed="0" w:qFormat="1"/>
-    <w:lsdException w:name="Intense Reference" w:semiHidden="0" w:uiPriority="32" w:unhideWhenUsed="0" w:qFormat="1"/>
-    <w:lsdException w:name="Book Title" w:semiHidden="0" w:uiPriority="33" w:unhideWhenUsed="0" w:qFormat="1"/>
-    <w:lsdException w:name="Bibliography" w:uiPriority="37"/>
-    <w:lsdException w:name="TOC Heading" w:uiPriority="39" w:qFormat="1"/>
-  </w:latentStyles>
-  <w:style w:type="paragraph" w:default="1" w:styleId="a">
-    <w:name w:val="Normal"/>
-    <w:qFormat/>
-    <w:pPr>
-      <w:spacing w:after="160" w:line="264" w:lineRule="auto"/>
-    </w:pPr>
-    <w:rPr>
-      <w:rFonts w:asciiTheme="minorHAnsi" w:eastAsiaTheme="minorEastAsia" w:hAnsiTheme="minorHAnsi" w:cstheme="minorBidi"/>
-      <w:color w:val="000000"/>
-      <w:sz w:val="22"/>
-    </w:rPr>
-  </w:style>
-  <w:style w:type="paragraph" w:styleId="1">
-    <w:name w:val="heading 1"/>
-    <w:next w:val="a"/>
-    <w:uiPriority w:val="9"/>
-    <w:qFormat/>
-    <w:pPr>
-      <w:spacing w:before="120" w:after="120" w:line="264" w:lineRule="auto"/>
-      <w:jc w:val="both"/>
-      <w:outlineLvl w:val="0"/>
-    </w:pPr>
-    <w:rPr>
-      <w:rFonts w:ascii="XO Thames" w:eastAsiaTheme="minorEastAsia" w:hAnsi="XO Thames" w:cstheme="minorBidi"/>
-      <w:b/>
-      <w:color w:val="000000"/>
-      <w:sz w:val="32"/>
-    </w:rPr>
-  </w:style>
-  <w:style w:type="paragraph" w:styleId="2">
-    <w:name w:val="heading 2"/>
-    <w:next w:val="a"/>
-    <w:uiPriority w:val="9"/>
-    <w:qFormat/>
-    <w:pPr>
-      <w:spacing w:before="120" w:after="120" w:line="264" w:lineRule="auto"/>
-      <w:jc w:val="both"/>
-      <w:outlineLvl w:val="1"/>
-    </w:pPr>
-    <w:rPr>
-      <w:rFonts w:ascii="XO Thames" w:eastAsiaTheme="minorEastAsia" w:hAnsi="XO Thames" w:cstheme="minorBidi"/>
-      <w:b/>
-      <w:color w:val="000000"/>
-      <w:sz w:val="28"/>
-    </w:rPr>
-  </w:style>
-  <w:style w:type="paragraph" w:styleId="3">
-    <w:name w:val="heading 3"/>
-    <w:next w:val="a"/>
-    <w:uiPriority w:val="9"/>
-    <w:qFormat/>
-    <w:pPr>
-      <w:spacing w:before="120" w:after="120" w:line="264" w:lineRule="auto"/>
-      <w:jc w:val="both"/>
-      <w:outlineLvl w:val="2"/>
-    </w:pPr>
-    <w:rPr>
-      <w:rFonts w:ascii="XO Thames" w:eastAsiaTheme="minorEastAsia" w:hAnsi="XO Thames" w:cstheme="minorBidi"/>
-      <w:b/>
-      <w:color w:val="000000"/>
-      <w:sz w:val="26"/>
-    </w:rPr>
-  </w:style>
-  <w:style w:type="paragraph" w:styleId="4">
-    <w:name w:val="heading 4"/>
-    <w:next w:val="a"/>
-    <w:uiPriority w:val="9"/>
-    <w:qFormat/>
-    <w:pPr>
-      <w:spacing w:before="120" w:after="120" w:line="264" w:lineRule="auto"/>
-      <w:jc w:val="both"/>
-      <w:outlineLvl w:val="3"/>
-    </w:pPr>
-    <w:rPr>
-      <w:rFonts w:ascii="XO Thames" w:eastAsiaTheme="minorEastAsia" w:hAnsi="XO Thames" w:cstheme="minorBidi"/>
-      <w:b/>
-      <w:color w:val="000000"/>
-      <w:sz w:val="24"/>
-    </w:rPr>
-  </w:style>
-  <w:style w:type="paragraph" w:styleId="5">
-    <w:name w:val="heading 5"/>
-    <w:next w:val="a"/>
-    <w:uiPriority w:val="9"/>
-    <w:qFormat/>
-    <w:pPr>
-      <w:spacing w:before="120" w:after="120" w:line="264" w:lineRule="auto"/>
-      <w:jc w:val="both"/>
-      <w:outlineLvl w:val="4"/>
-    </w:pPr>
-    <w:rPr>
-      <w:rFonts w:ascii="XO Thames" w:eastAsiaTheme="minorEastAsia" w:hAnsi="XO Thames" w:cstheme="minorBidi"/>
-      <w:b/>
-      <w:color w:val="000000"/>
-      <w:sz w:val="22"/>
-    </w:rPr>
-  </w:style>
-  <w:style w:type="character" w:default="1" w:styleId="a0">
-    <w:name w:val="Default Paragraph Font"/>
-    <w:uiPriority w:val="1"/>
-    <w:semiHidden/>
-    <w:unhideWhenUsed/>
-  </w:style>
-  <w:style w:type="table" w:default="1" w:styleId="a1">
-    <w:name w:val="Normal Table"/>
-    <w:uiPriority w:val="99"/>
-    <w:semiHidden/>
-    <w:unhideWhenUsed/>
-    <w:tblPr>
-      <w:tblInd w:w="0" w:type="dxa"/>
-      <w:tblCellMar>
-        <w:top w:w="0" w:type="dxa"/>
-        <w:left w:w="108" w:type="dxa"/>
-        <w:bottom w:w="0" w:type="dxa"/>
-        <w:right w:w="108" w:type="dxa"/>
-      </w:tblCellMar>
-    </w:tblPr>
-  </w:style>
-  <w:style w:type="numbering" w:default="1" w:styleId="a2">
-    <w:name w:val="No List"/>
-    <w:uiPriority w:val="99"/>
-    <w:semiHidden/>
-    <w:unhideWhenUsed/>
-  </w:style>
-  <w:style w:type="character" w:styleId="a3">
-    <w:name w:val="Hyperlink"/>
-    <w:qFormat/>
-    <w:rPr>
-      <w:color w:val="0000FF"/>
-      <w:u w:val="single"/>
-    </w:rPr>
-  </w:style>
-  <w:style w:type="paragraph" w:styleId="8">
-    <w:name w:val="toc 8"/>
-    <w:next w:val="a"/>
-    <w:uiPriority w:val="39"/>
-    <w:qFormat/>
-    <w:pPr>
-      <w:spacing w:after="160" w:line="264" w:lineRule="auto"/>
-      <w:ind w:left="1400"/>
-    </w:pPr>
-    <w:rPr>
-      <w:rFonts w:ascii="XO Thames" w:eastAsiaTheme="minorEastAsia" w:hAnsi="XO Thames" w:cstheme="minorBidi"/>
-      <w:color w:val="000000"/>
-      <w:sz w:val="28"/>
-    </w:rPr>
-  </w:style>
-  <w:style w:type="paragraph" w:styleId="9">
-    <w:name w:val="toc 9"/>
-    <w:next w:val="a"/>
-    <w:uiPriority w:val="39"/>
-    <w:qFormat/>
-    <w:pPr>
-      <w:spacing w:after="160" w:line="264" w:lineRule="auto"/>
-      <w:ind w:left="1600"/>
-    </w:pPr>
-    <w:rPr>
-      <w:rFonts w:ascii="XO Thames" w:eastAsiaTheme="minorEastAsia" w:hAnsi="XO Thames" w:cstheme="minorBidi"/>
-      <w:color w:val="000000"/>
-      <w:sz w:val="28"/>
-    </w:rPr>
-  </w:style>
-  <w:style w:type="paragraph" w:styleId="7">
-    <w:name w:val="toc 7"/>
-    <w:next w:val="a"/>
-    <w:uiPriority w:val="39"/>
-    <w:qFormat/>
-    <w:pPr>
-      <w:spacing w:after="160" w:line="264" w:lineRule="auto"/>
-      <w:ind w:left="1200"/>
-    </w:pPr>
-    <w:rPr>
-      <w:rFonts w:ascii="XO Thames" w:eastAsiaTheme="minorEastAsia" w:hAnsi="XO Thames" w:cstheme="minorBidi"/>
-      <w:color w:val="000000"/>
-      <w:sz w:val="28"/>
-    </w:rPr>
-  </w:style>
-  <w:style w:type="paragraph" w:styleId="10">
-    <w:name w:val="toc 1"/>
-    <w:next w:val="a"/>
-    <w:uiPriority w:val="39"/>
-    <w:qFormat/>
-    <w:pPr>
-      <w:spacing w:after="160" w:line="264" w:lineRule="auto"/>
-    </w:pPr>
-    <w:rPr>
-      <w:rFonts w:ascii="XO Thames" w:eastAsiaTheme="minorEastAsia" w:hAnsi="XO Thames" w:cstheme="minorBidi"/>
-      <w:b/>
-      <w:color w:val="000000"/>
-      <w:sz w:val="28"/>
-    </w:rPr>
-  </w:style>
-  <w:style w:type="paragraph" w:styleId="6">
-    <w:name w:val="toc 6"/>
-    <w:next w:val="a"/>
-    <w:uiPriority w:val="39"/>
-    <w:qFormat/>
-    <w:pPr>
-      <w:spacing w:after="160" w:line="264" w:lineRule="auto"/>
-      <w:ind w:left="1000"/>
-    </w:pPr>
-    <w:rPr>
-      <w:rFonts w:ascii="XO Thames" w:eastAsiaTheme="minorEastAsia" w:hAnsi="XO Thames" w:cstheme="minorBidi"/>
-      <w:color w:val="000000"/>
-      <w:sz w:val="28"/>
-    </w:rPr>
-  </w:style>
-  <w:style w:type="paragraph" w:styleId="30">
-    <w:name w:val="toc 3"/>
-    <w:next w:val="a"/>
-    <w:uiPriority w:val="39"/>
-    <w:qFormat/>
-    <w:pPr>
-      <w:spacing w:after="160" w:line="264" w:lineRule="auto"/>
-      <w:ind w:left="400"/>
-    </w:pPr>
-    <w:rPr>
-      <w:rFonts w:ascii="XO Thames" w:eastAsiaTheme="minorEastAsia" w:hAnsi="XO Thames" w:cstheme="minorBidi"/>
-      <w:color w:val="000000"/>
-      <w:sz w:val="28"/>
-    </w:rPr>
-  </w:style>
-  <w:style w:type="paragraph" w:styleId="20">
-    <w:name w:val="toc 2"/>
-    <w:next w:val="a"/>
-    <w:uiPriority w:val="39"/>
-    <w:qFormat/>
-    <w:pPr>
-      <w:spacing w:after="160" w:line="264" w:lineRule="auto"/>
-      <w:ind w:left="200"/>
-    </w:pPr>
-    <w:rPr>
-      <w:rFonts w:ascii="XO Thames" w:eastAsiaTheme="minorEastAsia" w:hAnsi="XO Thames" w:cstheme="minorBidi"/>
-      <w:color w:val="000000"/>
-      <w:sz w:val="28"/>
-    </w:rPr>
-  </w:style>
-  <w:style w:type="paragraph" w:styleId="40">
-    <w:name w:val="toc 4"/>
-    <w:next w:val="a"/>
-    <w:uiPriority w:val="39"/>
-    <w:qFormat/>
-    <w:pPr>
-      <w:spacing w:after="160" w:line="264" w:lineRule="auto"/>
-      <w:ind w:left="600"/>
-    </w:pPr>
-    <w:rPr>
-      <w:rFonts w:ascii="XO Thames" w:eastAsiaTheme="minorEastAsia" w:hAnsi="XO Thames" w:cstheme="minorBidi"/>
-      <w:color w:val="000000"/>
-      <w:sz w:val="28"/>
-    </w:rPr>
-  </w:style>
-  <w:style w:type="paragraph" w:styleId="50">
-    <w:name w:val="toc 5"/>
-    <w:next w:val="a"/>
-    <w:uiPriority w:val="39"/>
-    <w:qFormat/>
-    <w:pPr>
-      <w:spacing w:after="160" w:line="264" w:lineRule="auto"/>
-      <w:ind w:left="800"/>
-    </w:pPr>
-    <w:rPr>
-      <w:rFonts w:ascii="XO Thames" w:eastAsiaTheme="minorEastAsia" w:hAnsi="XO Thames" w:cstheme="minorBidi"/>
-      <w:color w:val="000000"/>
-      <w:sz w:val="28"/>
-    </w:rPr>
-  </w:style>
-  <w:style w:type="paragraph" w:styleId="a4">
-    <w:name w:val="Title"/>
-    <w:next w:val="a"/>
-    <w:uiPriority w:val="10"/>
-    <w:qFormat/>
-    <w:pPr>
-      <w:spacing w:before="567" w:after="567" w:line="264" w:lineRule="auto"/>
-      <w:jc w:val="center"/>
-    </w:pPr>
-    <w:rPr>
-      <w:rFonts w:ascii="XO Thames" w:eastAsiaTheme="minorEastAsia" w:hAnsi="XO Thames" w:cstheme="minorBidi"/>
-      <w:b/>
-      <w:caps/>
-      <w:color w:val="000000"/>
-      <w:sz w:val="40"/>
-    </w:rPr>
-  </w:style>
-  <w:style w:type="paragraph" w:styleId="a5">
-    <w:name w:val="Subtitle"/>
-    <w:next w:val="a"/>
-    <w:uiPriority w:val="11"/>
-    <w:qFormat/>
-    <w:pPr>
-      <w:spacing w:after="160" w:line="264" w:lineRule="auto"/>
-      <w:jc w:val="both"/>
-    </w:pPr>
-    <w:rPr>
-      <w:rFonts w:ascii="XO Thames" w:eastAsiaTheme="minorEastAsia" w:hAnsi="XO Thames" w:cstheme="minorBidi"/>
-      <w:i/>
-      <w:color w:val="000000"/>
-      <w:sz w:val="24"/>
-    </w:rPr>
-  </w:style>
-  <w:style w:type="table" w:styleId="a6">
-    <w:name w:val="Table Grid"/>
-    <w:basedOn w:val="a1"/>
-    <w:qFormat/>
-    <w:tblPr>
-      <w:tblInd w:w="0" w:type="dxa"/>
-      <w:tblBorders>
-        <w:top w:val="single" w:sz="4" w:space="0" w:color="000000"/>
-        <w:left w:val="single" w:sz="4" w:space="0" w:color="000000"/>
-        <w:bottom w:val="single" w:sz="4" w:space="0" w:color="000000"/>
-        <w:right w:val="single" w:sz="4" w:space="0" w:color="000000"/>
-        <w:insideH w:val="single" w:sz="4" w:space="0" w:color="000000"/>
-        <w:insideV w:val="single" w:sz="4" w:space="0" w:color="000000"/>
-      </w:tblBorders>
-      <w:tblCellMar>
-        <w:top w:w="0" w:type="dxa"/>
-        <w:left w:w="108" w:type="dxa"/>
-        <w:bottom w:w="0" w:type="dxa"/>
-        <w:right w:w="108" w:type="dxa"/>
-      </w:tblCellMar>
-    </w:tblPr>
-  </w:style>
-  <w:style w:type="paragraph" w:customStyle="1" w:styleId="Endnote">
-    <w:name w:val="Endnote"/>
-    <w:link w:val="Endnote1"/>
-    <w:qFormat/>
-    <w:pPr>
-      <w:spacing w:after="160" w:line="264" w:lineRule="auto"/>
-      <w:ind w:firstLine="851"/>
-      <w:jc w:val="both"/>
-    </w:pPr>
-    <w:rPr>
-      <w:rFonts w:ascii="XO Thames" w:eastAsiaTheme="minorEastAsia" w:hAnsi="XO Thames" w:cstheme="minorBidi"/>
-      <w:color w:val="000000"/>
-      <w:sz w:val="22"/>
-    </w:rPr>
-  </w:style>
-  <w:style w:type="character" w:customStyle="1" w:styleId="Endnote1">
-    <w:name w:val="Endnote1"/>
-    <w:link w:val="Endnote"/>
-    <w:rPr>
-      <w:rFonts w:ascii="XO Thames" w:hAnsi="XO Thames"/>
-      <w:color w:val="000000"/>
-      <w:spacing w:val="0"/>
-      <w:sz w:val="22"/>
-    </w:rPr>
-  </w:style>
-  <w:style w:type="paragraph" w:customStyle="1" w:styleId="Footnote">
-    <w:name w:val="Footnote"/>
-    <w:link w:val="Footnote1"/>
-    <w:qFormat/>
-    <w:pPr>
-      <w:spacing w:after="160" w:line="264" w:lineRule="auto"/>
-      <w:ind w:firstLine="851"/>
-      <w:jc w:val="both"/>
-    </w:pPr>
-    <w:rPr>
-      <w:rFonts w:ascii="XO Thames" w:eastAsiaTheme="minorEastAsia" w:hAnsi="XO Thames" w:cstheme="minorBidi"/>
-      <w:color w:val="000000"/>
-      <w:sz w:val="22"/>
-    </w:rPr>
-  </w:style>
-  <w:style w:type="character" w:customStyle="1" w:styleId="Footnote1">
-    <w:name w:val="Footnote1"/>
-    <w:link w:val="Footnote"/>
-    <w:qFormat/>
-    <w:rPr>
-      <w:rFonts w:ascii="XO Thames" w:hAnsi="XO Thames"/>
-      <w:color w:val="000000"/>
-      <w:spacing w:val="0"/>
-      <w:sz w:val="22"/>
-    </w:rPr>
-  </w:style>
-  <w:style w:type="paragraph" w:customStyle="1" w:styleId="HeaderandFooter">
-    <w:name w:val="Header and Footer"/>
-    <w:link w:val="HeaderandFooter1"/>
-    <w:qFormat/>
-    <w:pPr>
-      <w:spacing w:after="160"/>
-      <w:jc w:val="both"/>
-    </w:pPr>
-    <w:rPr>
-      <w:rFonts w:ascii="XO Thames" w:eastAsiaTheme="minorEastAsia" w:hAnsi="XO Thames" w:cstheme="minorBidi"/>
-      <w:color w:val="000000"/>
-      <w:sz w:val="28"/>
-    </w:rPr>
-  </w:style>
-  <w:style w:type="character" w:customStyle="1" w:styleId="HeaderandFooter1">
-    <w:name w:val="Header and Footer1"/>
-    <w:link w:val="HeaderandFooter"/>
-    <w:qFormat/>
-    <w:rPr>
-      <w:rFonts w:ascii="XO Thames" w:hAnsi="XO Thames"/>
-      <w:color w:val="000000"/>
-      <w:spacing w:val="0"/>
-      <w:sz w:val="28"/>
-    </w:rPr>
-  </w:style>
-  <w:style w:type="paragraph" w:styleId="a7">
-    <w:name w:val="Balloon Text"/>
-    <w:basedOn w:val="a"/>
-    <w:link w:val="a8"/>
-    <w:uiPriority w:val="99"/>
-    <w:semiHidden/>
-    <w:unhideWhenUsed/>
-    <w:rsid w:val="00CB03CF"/>
-    <w:pPr>
-      <w:spacing w:after="0" w:line="240" w:lineRule="auto"/>
-    </w:pPr>
-    <w:rPr>
-      <w:rFonts w:ascii="Tahoma" w:hAnsi="Tahoma" w:cs="Tahoma"/>
-      <w:sz w:val="16"/>
-      <w:szCs w:val="16"/>
-    </w:rPr>
-  </w:style>
-  <w:style w:type="character" w:customStyle="1" w:styleId="a8">
-    <w:name w:val="Текст выноски Знак"/>
-    <w:basedOn w:val="a0"/>
-    <w:link w:val="a7"/>
-    <w:uiPriority w:val="99"/>
-    <w:semiHidden/>
-    <w:rsid w:val="00CB03CF"/>
-    <w:rPr>
-      <w:rFonts w:ascii="Tahoma" w:eastAsiaTheme="minorEastAsia" w:hAnsi="Tahoma" w:cs="Tahoma"/>
+      <w:rFonts w:ascii="Tahoma" w:hAnsi="Tahoma" w:cs="Tahoma" w:eastAsiaTheme="minorEastAsia"/>
       <w:color w:val="000000"/>
       <w:sz w:val="16"/>
       <w:szCs w:val="16"/>
@@ -3024,6 +3038,5 @@
     </a:fmtScheme>
   </a:themeElements>
   <a:objectDefaults/>
-  <a:extraClrSchemeLst/>
 </a:theme>
 </file>